--- a/fuentes/73310016_CF02_AD.docx
+++ b/fuentes/73310016_CF02_AD.docx
@@ -1,6 +1,6 @@
 
 <file path=word/document.xml><?xml version="1.0" encoding="utf-8"?>
-<w:document xmlns:wpc="http://schemas.microsoft.com/office/word/2010/wordprocessingCanvas" xmlns:cx="http://schemas.microsoft.com/office/drawing/2014/chartex" xmlns:cx1="http://schemas.microsoft.com/office/drawing/2015/9/8/chartex" xmlns:cx2="http://schemas.microsoft.com/office/drawing/2015/10/21/chartex" xmlns:cx3="http://schemas.microsoft.com/office/drawing/2016/5/9/chartex" xmlns:cx4="http://schemas.microsoft.com/office/drawing/2016/5/10/chartex" xmlns:cx5="http://schemas.microsoft.com/office/drawing/2016/5/11/chartex" xmlns:cx6="http://schemas.microsoft.com/office/drawing/2016/5/12/chartex" xmlns:cx7="http://schemas.microsoft.com/office/drawing/2016/5/13/chartex" xmlns:cx8="http://schemas.microsoft.com/office/drawing/2016/5/14/chartex" xmlns:mc="http://schemas.openxmlformats.org/markup-compatibility/2006" xmlns:aink="http://schemas.microsoft.com/office/drawing/2016/ink" xmlns:am3d="http://schemas.microsoft.com/office/drawing/2017/model3d" xmlns:o="urn:schemas-microsoft-com:office:office" xmlns:oel="http://schemas.microsoft.com/office/2019/extlst" xmlns:r="http://schemas.openxmlformats.org/officeDocument/2006/relationships" xmlns:m="http://schemas.openxmlformats.org/officeDocument/2006/math" xmlns:v="urn:schemas-microsoft-com:vml" xmlns:wp14="http://schemas.microsoft.com/office/word/2010/wordprocessingDrawing" xmlns:wp="http://schemas.openxmlformats.org/drawingml/2006/wordprocessingDrawing" xmlns:w10="urn:schemas-microsoft-com:office:word" xmlns:w="http://schemas.openxmlformats.org/wordprocessingml/2006/main" xmlns:w14="http://schemas.microsoft.com/office/word/2010/wordml" xmlns:w15="http://schemas.microsoft.com/office/word/2012/wordml" xmlns:w16cex="http://schemas.microsoft.com/office/word/2018/wordml/cex" xmlns:w16cid="http://schemas.microsoft.com/office/word/2016/wordml/cid" xmlns:w16="http://schemas.microsoft.com/office/word/2018/wordml" xmlns:w16du="http://schemas.microsoft.com/office/word/2023/wordml/word16du" xmlns:w16sdtdh="http://schemas.microsoft.com/office/word/2020/wordml/sdtdatahash" xmlns:w16sdtfl="http://schemas.microsoft.com/office/word/2024/wordml/sdtformatlock" xmlns:w16se="http://schemas.microsoft.com/office/word/2015/wordml/symex" xmlns:wpg="http://schemas.microsoft.com/office/word/2010/wordprocessingGroup" xmlns:wpi="http://schemas.microsoft.com/office/word/2010/wordprocessingInk" xmlns:wne="http://schemas.microsoft.com/office/word/2006/wordml" xmlns:wps="http://schemas.microsoft.com/office/word/2010/wordprocessingShape" mc:Ignorable="w14 w15 w16se w16cid w16 w16cex w16sdtdh w16sdtfl w16du wp14">
+<w:document xmlns:wpc="http://schemas.microsoft.com/office/word/2010/wordprocessingCanvas" xmlns:cx="http://schemas.microsoft.com/office/drawing/2014/chartex" xmlns:cx1="http://schemas.microsoft.com/office/drawing/2015/9/8/chartex" xmlns:cx2="http://schemas.microsoft.com/office/drawing/2015/10/21/chartex" xmlns:cx3="http://schemas.microsoft.com/office/drawing/2016/5/9/chartex" xmlns:cx4="http://schemas.microsoft.com/office/drawing/2016/5/10/chartex" xmlns:cx5="http://schemas.microsoft.com/office/drawing/2016/5/11/chartex" xmlns:cx6="http://schemas.microsoft.com/office/drawing/2016/5/12/chartex" xmlns:cx7="http://schemas.microsoft.com/office/drawing/2016/5/13/chartex" xmlns:cx8="http://schemas.microsoft.com/office/drawing/2016/5/14/chartex" xmlns:mc="http://schemas.openxmlformats.org/markup-compatibility/2006" xmlns:aink="http://schemas.microsoft.com/office/drawing/2016/ink" xmlns:am3d="http://schemas.microsoft.com/office/drawing/2017/model3d" xmlns:o="urn:schemas-microsoft-com:office:office" xmlns:oel="http://schemas.microsoft.com/office/2019/extlst" xmlns:r="http://schemas.openxmlformats.org/officeDocument/2006/relationships" xmlns:m="http://schemas.openxmlformats.org/officeDocument/2006/math" xmlns:v="urn:schemas-microsoft-com:vml" xmlns:wp14="http://schemas.microsoft.com/office/word/2010/wordprocessingDrawing" xmlns:wp="http://schemas.openxmlformats.org/drawingml/2006/wordprocessingDrawing" xmlns:w10="urn:schemas-microsoft-com:office:word" xmlns:w="http://schemas.openxmlformats.org/wordprocessingml/2006/main" xmlns:w14="http://schemas.microsoft.com/office/word/2010/wordml" xmlns:w15="http://schemas.microsoft.com/office/word/2012/wordml" xmlns:w16cex="http://schemas.microsoft.com/office/word/2018/wordml/cex" xmlns:w16cid="http://schemas.microsoft.com/office/word/2016/wordml/cid" xmlns:w16="http://schemas.microsoft.com/office/word/2018/wordml" xmlns:w16du="http://schemas.microsoft.com/office/word/2023/wordml/word16du" xmlns:w16sdtdh="http://schemas.microsoft.com/office/word/2020/wordml/sdtdatahash" xmlns:w16sdtfl="http://schemas.microsoft.com/office/word/2024/wordml/sdtformatlock" xmlns:w16se="http://schemas.microsoft.com/office/word/2015/wordml/symex" xmlns:wpg="http://schemas.microsoft.com/office/word/2010/wordprocessingGroup" xmlns:wpi="http://schemas.microsoft.com/office/word/2010/wordprocessingInk" xmlns:wne="http://schemas.microsoft.com/office/word/2006/wordml" xmlns:wps="http://schemas.microsoft.com/office/word/2010/wordprocessingShape" xmlns:a="http://schemas.openxmlformats.org/drawingml/2006/main" xmlns:pic="http://schemas.openxmlformats.org/drawingml/2006/picture" mc:Ignorable="w14 w15 w16se w16cid w16 w16cex w16sdtdh w16sdtfl w16du wp14">
   <w:body>
     <w:p>
       <w:pPr>
@@ -18,12 +18,12 @@
         <w:tblW w:w="10154" w:type="dxa"/>
         <w:tblInd w:w="-680" w:type="dxa"/>
         <w:tblBorders>
-          <w:top w:val="single" w:sz="4" w:space="0" w:color="F4B083"/>
-          <w:left w:val="single" w:sz="4" w:space="0" w:color="F4B083"/>
-          <w:bottom w:val="single" w:sz="4" w:space="0" w:color="F4B083"/>
-          <w:right w:val="single" w:sz="4" w:space="0" w:color="F4B083"/>
-          <w:insideH w:val="single" w:sz="4" w:space="0" w:color="F4B083"/>
-          <w:insideV w:val="single" w:sz="4" w:space="0" w:color="F4B083"/>
+          <w:top w:val="single" w:color="F4B083" w:sz="4" w:space="0"/>
+          <w:left w:val="single" w:color="F4B083" w:sz="4" w:space="0"/>
+          <w:bottom w:val="single" w:color="F4B083" w:sz="4" w:space="0"/>
+          <w:right w:val="single" w:color="F4B083" w:sz="4" w:space="0"/>
+          <w:insideH w:val="single" w:color="F4B083" w:sz="4" w:space="0"/>
+          <w:insideV w:val="single" w:color="F4B083" w:sz="4" w:space="0"/>
         </w:tblBorders>
         <w:tblLayout w:type="fixed"/>
         <w:tblLook w:val="04A0" w:firstRow="1" w:lastRow="0" w:firstColumn="1" w:lastColumn="0" w:noHBand="0" w:noVBand="1"/>
@@ -43,6 +43,7 @@
             <w:cnfStyle w:val="001000000000" w:firstRow="0" w:lastRow="0" w:firstColumn="1" w:lastColumn="0" w:oddVBand="0" w:evenVBand="0" w:oddHBand="0" w:evenHBand="0" w:firstRowFirstColumn="0" w:firstRowLastColumn="0" w:lastRowFirstColumn="0" w:lastRowLastColumn="0"/>
             <w:tcW w:w="10154" w:type="dxa"/>
             <w:gridSpan w:val="4"/>
+            <w:tcMar/>
           </w:tcPr>
           <w:p>
             <w:pPr>
@@ -165,6 +166,7 @@
             <w:cnfStyle w:val="001000000000" w:firstRow="0" w:lastRow="0" w:firstColumn="1" w:lastColumn="0" w:oddVBand="0" w:evenVBand="0" w:oddHBand="0" w:evenHBand="0" w:firstRowFirstColumn="0" w:firstRowLastColumn="0" w:lastRowFirstColumn="0" w:lastRowLastColumn="0"/>
             <w:tcW w:w="10154" w:type="dxa"/>
             <w:gridSpan w:val="4"/>
+            <w:tcMar/>
           </w:tcPr>
           <w:p>
             <w:pPr>
@@ -411,6 +413,7 @@
             <w:cnfStyle w:val="001000000000" w:firstRow="0" w:lastRow="0" w:firstColumn="1" w:lastColumn="0" w:oddVBand="0" w:evenVBand="0" w:oddHBand="0" w:evenHBand="0" w:firstRowFirstColumn="0" w:firstRowLastColumn="0" w:lastRowFirstColumn="0" w:lastRowLastColumn="0"/>
             <w:tcW w:w="2534" w:type="dxa"/>
             <w:gridSpan w:val="2"/>
+            <w:tcMar/>
           </w:tcPr>
           <w:p>
             <w:pPr>
@@ -457,8 +460,10 @@
         </w:tc>
         <w:tc>
           <w:tcPr>
+            <w:cnfStyle w:val="000000000000" w:firstRow="0" w:lastRow="0" w:firstColumn="0" w:lastColumn="0" w:oddVBand="0" w:evenVBand="0" w:oddHBand="0" w:evenHBand="0" w:firstRowFirstColumn="0" w:firstRowLastColumn="0" w:lastRowFirstColumn="0" w:lastRowLastColumn="0"/>
             <w:tcW w:w="7620" w:type="dxa"/>
             <w:gridSpan w:val="2"/>
+            <w:tcMar/>
           </w:tcPr>
           <w:p>
             <w:pPr>
@@ -564,6 +569,7 @@
             <w:cnfStyle w:val="001000000000" w:firstRow="0" w:lastRow="0" w:firstColumn="1" w:lastColumn="0" w:oddVBand="0" w:evenVBand="0" w:oddHBand="0" w:evenHBand="0" w:firstRowFirstColumn="0" w:firstRowLastColumn="0" w:lastRowFirstColumn="0" w:lastRowLastColumn="0"/>
             <w:tcW w:w="2534" w:type="dxa"/>
             <w:gridSpan w:val="2"/>
+            <w:tcMar/>
           </w:tcPr>
           <w:p>
             <w:pPr>
@@ -588,8 +594,10 @@
         </w:tc>
         <w:tc>
           <w:tcPr>
+            <w:cnfStyle w:val="000000000000" w:firstRow="0" w:lastRow="0" w:firstColumn="0" w:lastColumn="0" w:oddVBand="0" w:evenVBand="0" w:oddHBand="0" w:evenHBand="0" w:firstRowFirstColumn="0" w:firstRowLastColumn="0" w:lastRowFirstColumn="0" w:lastRowLastColumn="0"/>
             <w:tcW w:w="7620" w:type="dxa"/>
             <w:gridSpan w:val="2"/>
+            <w:tcMar/>
           </w:tcPr>
           <w:p>
             <w:pPr>
@@ -630,6 +638,7 @@
             <w:tcW w:w="2534" w:type="dxa"/>
             <w:gridSpan w:val="2"/>
             <w:shd w:val="clear" w:color="auto" w:fill="FBE5D5"/>
+            <w:tcMar/>
           </w:tcPr>
           <w:p>
             <w:pPr>
@@ -654,8 +663,10 @@
         </w:tc>
         <w:tc>
           <w:tcPr>
+            <w:cnfStyle w:val="000000000000" w:firstRow="0" w:lastRow="0" w:firstColumn="0" w:lastColumn="0" w:oddVBand="0" w:evenVBand="0" w:oddHBand="0" w:evenHBand="0" w:firstRowFirstColumn="0" w:firstRowLastColumn="0" w:lastRowFirstColumn="0" w:lastRowLastColumn="0"/>
             <w:tcW w:w="7620" w:type="dxa"/>
             <w:gridSpan w:val="2"/>
+            <w:tcMar/>
           </w:tcPr>
           <w:p>
             <w:pPr>
@@ -690,6 +701,7 @@
             <w:cnfStyle w:val="001000000000" w:firstRow="0" w:lastRow="0" w:firstColumn="1" w:lastColumn="0" w:oddVBand="0" w:evenVBand="0" w:oddHBand="0" w:evenHBand="0" w:firstRowFirstColumn="0" w:firstRowLastColumn="0" w:lastRowFirstColumn="0" w:lastRowLastColumn="0"/>
             <w:tcW w:w="2534" w:type="dxa"/>
             <w:gridSpan w:val="2"/>
+            <w:tcMar/>
           </w:tcPr>
           <w:p>
             <w:pPr>
@@ -714,8 +726,10 @@
         </w:tc>
         <w:tc>
           <w:tcPr>
+            <w:cnfStyle w:val="000000000000" w:firstRow="0" w:lastRow="0" w:firstColumn="0" w:lastColumn="0" w:oddVBand="0" w:evenVBand="0" w:oddHBand="0" w:evenHBand="0" w:firstRowFirstColumn="0" w:firstRowLastColumn="0" w:lastRowFirstColumn="0" w:lastRowLastColumn="0"/>
             <w:tcW w:w="7620" w:type="dxa"/>
             <w:gridSpan w:val="2"/>
+            <w:tcMar/>
           </w:tcPr>
           <w:p>
             <w:pPr>
@@ -751,6 +765,7 @@
             <w:tcW w:w="10154" w:type="dxa"/>
             <w:gridSpan w:val="4"/>
             <w:shd w:val="clear" w:color="auto" w:fill="FFE599"/>
+            <w:tcMar/>
           </w:tcPr>
           <w:p>
             <w:pPr>
@@ -784,6 +799,7 @@
             <w:cnfStyle w:val="001000000000" w:firstRow="0" w:lastRow="0" w:firstColumn="1" w:lastColumn="0" w:oddVBand="0" w:evenVBand="0" w:oddHBand="0" w:evenHBand="0" w:firstRowFirstColumn="0" w:firstRowLastColumn="0" w:lastRowFirstColumn="0" w:lastRowLastColumn="0"/>
             <w:tcW w:w="2534" w:type="dxa"/>
             <w:gridSpan w:val="2"/>
+            <w:tcMar/>
           </w:tcPr>
           <w:p>
             <w:pPr>
@@ -808,8 +824,10 @@
         </w:tc>
         <w:tc>
           <w:tcPr>
+            <w:cnfStyle w:val="000000000000" w:firstRow="0" w:lastRow="0" w:firstColumn="0" w:lastColumn="0" w:oddVBand="0" w:evenVBand="0" w:oddHBand="0" w:evenHBand="0" w:firstRowFirstColumn="0" w:firstRowLastColumn="0" w:lastRowFirstColumn="0" w:lastRowLastColumn="0"/>
             <w:tcW w:w="7620" w:type="dxa"/>
             <w:gridSpan w:val="2"/>
+            <w:tcMar/>
           </w:tcPr>
           <w:p>
             <w:pPr>
@@ -847,6 +865,7 @@
           <w:tcPr>
             <w:cnfStyle w:val="001000000000" w:firstRow="0" w:lastRow="0" w:firstColumn="1" w:lastColumn="0" w:oddVBand="0" w:evenVBand="0" w:oddHBand="0" w:evenHBand="0" w:firstRowFirstColumn="0" w:firstRowLastColumn="0" w:lastRowFirstColumn="0" w:lastRowLastColumn="0"/>
             <w:tcW w:w="1267" w:type="dxa"/>
+            <w:tcMar/>
           </w:tcPr>
           <w:p>
             <w:pPr>
@@ -871,9 +890,11 @@
         </w:tc>
         <w:tc>
           <w:tcPr>
+            <w:cnfStyle w:val="000000000000" w:firstRow="0" w:lastRow="0" w:firstColumn="0" w:lastColumn="0" w:oddVBand="0" w:evenVBand="0" w:oddHBand="0" w:evenHBand="0" w:firstRowFirstColumn="0" w:firstRowLastColumn="0" w:lastRowFirstColumn="0" w:lastRowLastColumn="0"/>
             <w:tcW w:w="6727" w:type="dxa"/>
             <w:gridSpan w:val="2"/>
-            <w:shd w:val="clear" w:color="auto" w:fill="FFFFFF"/>
+            <w:shd w:val="clear" w:color="auto" w:fill="FFFFFF" w:themeFill="background1"/>
+            <w:tcMar/>
           </w:tcPr>
           <w:p>
             <w:pPr>
@@ -908,8 +929,10 @@
         </w:tc>
         <w:tc>
           <w:tcPr>
+            <w:cnfStyle w:val="000000000000" w:firstRow="0" w:lastRow="0" w:firstColumn="0" w:lastColumn="0" w:oddVBand="0" w:evenVBand="0" w:oddHBand="0" w:evenHBand="0" w:firstRowFirstColumn="0" w:firstRowLastColumn="0" w:lastRowFirstColumn="0" w:lastRowLastColumn="0"/>
             <w:tcW w:w="2160" w:type="dxa"/>
-            <w:shd w:val="clear" w:color="auto" w:fill="FFFFFF"/>
+            <w:shd w:val="clear" w:color="auto" w:fill="FFFFFF" w:themeFill="background1"/>
+            <w:tcMar/>
           </w:tcPr>
           <w:p>
             <w:pPr>
@@ -935,6 +958,7 @@
           <w:tcPr>
             <w:cnfStyle w:val="001000000000" w:firstRow="0" w:lastRow="0" w:firstColumn="1" w:lastColumn="0" w:oddVBand="0" w:evenVBand="0" w:oddHBand="0" w:evenHBand="0" w:firstRowFirstColumn="0" w:firstRowLastColumn="0" w:lastRowFirstColumn="0" w:lastRowLastColumn="0"/>
             <w:tcW w:w="1267" w:type="dxa"/>
+            <w:tcMar/>
           </w:tcPr>
           <w:p>
             <w:pPr>
@@ -959,9 +983,11 @@
         </w:tc>
         <w:tc>
           <w:tcPr>
+            <w:cnfStyle w:val="000000000000" w:firstRow="0" w:lastRow="0" w:firstColumn="0" w:lastColumn="0" w:oddVBand="0" w:evenVBand="0" w:oddHBand="0" w:evenHBand="0" w:firstRowFirstColumn="0" w:firstRowLastColumn="0" w:lastRowFirstColumn="0" w:lastRowLastColumn="0"/>
             <w:tcW w:w="6727" w:type="dxa"/>
             <w:gridSpan w:val="2"/>
-            <w:shd w:val="clear" w:color="auto" w:fill="FFFFFF"/>
+            <w:shd w:val="clear" w:color="auto" w:fill="FFFFFF" w:themeFill="background1"/>
+            <w:tcMar/>
           </w:tcPr>
           <w:p>
             <w:pPr>
@@ -996,8 +1022,10 @@
         </w:tc>
         <w:tc>
           <w:tcPr>
+            <w:cnfStyle w:val="000000000000" w:firstRow="0" w:lastRow="0" w:firstColumn="0" w:lastColumn="0" w:oddVBand="0" w:evenVBand="0" w:oddHBand="0" w:evenHBand="0" w:firstRowFirstColumn="0" w:firstRowLastColumn="0" w:lastRowFirstColumn="0" w:lastRowLastColumn="0"/>
             <w:tcW w:w="2160" w:type="dxa"/>
-            <w:shd w:val="clear" w:color="auto" w:fill="FFFFFF"/>
+            <w:shd w:val="clear" w:color="auto" w:fill="FFFFFF" w:themeFill="background1"/>
+            <w:tcMar/>
           </w:tcPr>
           <w:p>
             <w:pPr>
@@ -1022,6 +1050,7 @@
           <w:tcPr>
             <w:cnfStyle w:val="001000000000" w:firstRow="0" w:lastRow="0" w:firstColumn="1" w:lastColumn="0" w:oddVBand="0" w:evenVBand="0" w:oddHBand="0" w:evenHBand="0" w:firstRowFirstColumn="0" w:firstRowLastColumn="0" w:lastRowFirstColumn="0" w:lastRowLastColumn="0"/>
             <w:tcW w:w="1267" w:type="dxa"/>
+            <w:tcMar/>
           </w:tcPr>
           <w:p>
             <w:pPr>
@@ -1046,9 +1075,11 @@
         </w:tc>
         <w:tc>
           <w:tcPr>
+            <w:cnfStyle w:val="000000000000" w:firstRow="0" w:lastRow="0" w:firstColumn="0" w:lastColumn="0" w:oddVBand="0" w:evenVBand="0" w:oddHBand="0" w:evenHBand="0" w:firstRowFirstColumn="0" w:firstRowLastColumn="0" w:lastRowFirstColumn="0" w:lastRowLastColumn="0"/>
             <w:tcW w:w="6727" w:type="dxa"/>
             <w:gridSpan w:val="2"/>
-            <w:shd w:val="clear" w:color="auto" w:fill="FFFFFF"/>
+            <w:shd w:val="clear" w:color="auto" w:fill="FFFFFF" w:themeFill="background1"/>
+            <w:tcMar/>
           </w:tcPr>
           <w:p>
             <w:pPr>
@@ -1083,8 +1114,10 @@
         </w:tc>
         <w:tc>
           <w:tcPr>
+            <w:cnfStyle w:val="000000000000" w:firstRow="0" w:lastRow="0" w:firstColumn="0" w:lastColumn="0" w:oddVBand="0" w:evenVBand="0" w:oddHBand="0" w:evenHBand="0" w:firstRowFirstColumn="0" w:firstRowLastColumn="0" w:lastRowFirstColumn="0" w:lastRowLastColumn="0"/>
             <w:tcW w:w="2160" w:type="dxa"/>
-            <w:shd w:val="clear" w:color="auto" w:fill="FFFFFF"/>
+            <w:shd w:val="clear" w:color="auto" w:fill="FFFFFF" w:themeFill="background1"/>
+            <w:tcMar/>
           </w:tcPr>
           <w:p>
             <w:pPr>
@@ -1119,6 +1152,7 @@
           <w:tcPr>
             <w:cnfStyle w:val="001000000000" w:firstRow="0" w:lastRow="0" w:firstColumn="1" w:lastColumn="0" w:oddVBand="0" w:evenVBand="0" w:oddHBand="0" w:evenHBand="0" w:firstRowFirstColumn="0" w:firstRowLastColumn="0" w:lastRowFirstColumn="0" w:lastRowLastColumn="0"/>
             <w:tcW w:w="1267" w:type="dxa"/>
+            <w:tcMar/>
           </w:tcPr>
           <w:p>
             <w:pPr>
@@ -1143,9 +1177,11 @@
         </w:tc>
         <w:tc>
           <w:tcPr>
+            <w:cnfStyle w:val="000000000000" w:firstRow="0" w:lastRow="0" w:firstColumn="0" w:lastColumn="0" w:oddVBand="0" w:evenVBand="0" w:oddHBand="0" w:evenHBand="0" w:firstRowFirstColumn="0" w:firstRowLastColumn="0" w:lastRowFirstColumn="0" w:lastRowLastColumn="0"/>
             <w:tcW w:w="6727" w:type="dxa"/>
             <w:gridSpan w:val="2"/>
-            <w:shd w:val="clear" w:color="auto" w:fill="FFFFFF"/>
+            <w:shd w:val="clear" w:color="auto" w:fill="FFFFFF" w:themeFill="background1"/>
+            <w:tcMar/>
           </w:tcPr>
           <w:p>
             <w:pPr>
@@ -1180,8 +1216,10 @@
         </w:tc>
         <w:tc>
           <w:tcPr>
+            <w:cnfStyle w:val="000000000000" w:firstRow="0" w:lastRow="0" w:firstColumn="0" w:lastColumn="0" w:oddVBand="0" w:evenVBand="0" w:oddHBand="0" w:evenHBand="0" w:firstRowFirstColumn="0" w:firstRowLastColumn="0" w:lastRowFirstColumn="0" w:lastRowLastColumn="0"/>
             <w:tcW w:w="2160" w:type="dxa"/>
-            <w:shd w:val="clear" w:color="auto" w:fill="FFFFFF"/>
+            <w:shd w:val="clear" w:color="auto" w:fill="FFFFFF" w:themeFill="background1"/>
+            <w:tcMar/>
           </w:tcPr>
           <w:p>
             <w:pPr>
@@ -1208,6 +1246,7 @@
             <w:tcW w:w="2534" w:type="dxa"/>
             <w:gridSpan w:val="2"/>
             <w:shd w:val="clear" w:color="auto" w:fill="FBE5D5"/>
+            <w:tcMar/>
           </w:tcPr>
           <w:p>
             <w:pPr>
@@ -1232,9 +1271,11 @@
         </w:tc>
         <w:tc>
           <w:tcPr>
+            <w:cnfStyle w:val="000000000000" w:firstRow="0" w:lastRow="0" w:firstColumn="0" w:lastColumn="0" w:oddVBand="0" w:evenVBand="0" w:oddHBand="0" w:evenHBand="0" w:firstRowFirstColumn="0" w:firstRowLastColumn="0" w:lastRowFirstColumn="0" w:lastRowLastColumn="0"/>
             <w:tcW w:w="7620" w:type="dxa"/>
             <w:gridSpan w:val="2"/>
-            <w:shd w:val="clear" w:color="auto" w:fill="FFFFFF"/>
+            <w:shd w:val="clear" w:color="auto" w:fill="FFFFFF" w:themeFill="background1"/>
+            <w:tcMar/>
           </w:tcPr>
           <w:p>
             <w:pPr>
@@ -1289,6 +1330,7 @@
             <w:cnfStyle w:val="001000000000" w:firstRow="0" w:lastRow="0" w:firstColumn="1" w:lastColumn="0" w:oddVBand="0" w:evenVBand="0" w:oddHBand="0" w:evenHBand="0" w:firstRowFirstColumn="0" w:firstRowLastColumn="0" w:lastRowFirstColumn="0" w:lastRowLastColumn="0"/>
             <w:tcW w:w="2534" w:type="dxa"/>
             <w:gridSpan w:val="2"/>
+            <w:tcMar/>
           </w:tcPr>
           <w:p>
             <w:pPr>
@@ -1313,9 +1355,11 @@
         </w:tc>
         <w:tc>
           <w:tcPr>
+            <w:cnfStyle w:val="000000000000" w:firstRow="0" w:lastRow="0" w:firstColumn="0" w:lastColumn="0" w:oddVBand="0" w:evenVBand="0" w:oddHBand="0" w:evenHBand="0" w:firstRowFirstColumn="0" w:firstRowLastColumn="0" w:lastRowFirstColumn="0" w:lastRowLastColumn="0"/>
             <w:tcW w:w="7620" w:type="dxa"/>
             <w:gridSpan w:val="2"/>
-            <w:shd w:val="clear" w:color="auto" w:fill="FFFFFF"/>
+            <w:shd w:val="clear" w:color="auto" w:fill="FFFFFF" w:themeFill="background1"/>
+            <w:tcMar/>
           </w:tcPr>
           <w:p>
             <w:pPr>
@@ -1369,6 +1413,7 @@
             <w:tcW w:w="2534" w:type="dxa"/>
             <w:gridSpan w:val="2"/>
             <w:shd w:val="clear" w:color="auto" w:fill="FBE5D5"/>
+            <w:tcMar/>
           </w:tcPr>
           <w:p>
             <w:pPr>
@@ -1393,9 +1438,11 @@
         </w:tc>
         <w:tc>
           <w:tcPr>
+            <w:cnfStyle w:val="000000000000" w:firstRow="0" w:lastRow="0" w:firstColumn="0" w:lastColumn="0" w:oddVBand="0" w:evenVBand="0" w:oddHBand="0" w:evenHBand="0" w:firstRowFirstColumn="0" w:firstRowLastColumn="0" w:lastRowFirstColumn="0" w:lastRowLastColumn="0"/>
             <w:tcW w:w="7620" w:type="dxa"/>
             <w:gridSpan w:val="2"/>
             <w:shd w:val="clear" w:color="auto" w:fill="FBE5D5"/>
+            <w:tcMar/>
           </w:tcPr>
           <w:p>
             <w:pPr>
@@ -1436,6 +1483,7 @@
           <w:tcPr>
             <w:cnfStyle w:val="001000000000" w:firstRow="0" w:lastRow="0" w:firstColumn="1" w:lastColumn="0" w:oddVBand="0" w:evenVBand="0" w:oddHBand="0" w:evenHBand="0" w:firstRowFirstColumn="0" w:firstRowLastColumn="0" w:lastRowFirstColumn="0" w:lastRowLastColumn="0"/>
             <w:tcW w:w="1267" w:type="dxa"/>
+            <w:tcMar/>
           </w:tcPr>
           <w:p>
             <w:pPr>
@@ -1460,8 +1508,10 @@
         </w:tc>
         <w:tc>
           <w:tcPr>
+            <w:cnfStyle w:val="000000000000" w:firstRow="0" w:lastRow="0" w:firstColumn="0" w:lastColumn="0" w:oddVBand="0" w:evenVBand="0" w:oddHBand="0" w:evenHBand="0" w:firstRowFirstColumn="0" w:firstRowLastColumn="0" w:lastRowFirstColumn="0" w:lastRowLastColumn="0"/>
             <w:tcW w:w="6727" w:type="dxa"/>
             <w:gridSpan w:val="2"/>
+            <w:tcMar/>
           </w:tcPr>
           <w:p>
             <w:pPr>
@@ -1496,7 +1546,9 @@
         </w:tc>
         <w:tc>
           <w:tcPr>
+            <w:cnfStyle w:val="000000000000" w:firstRow="0" w:lastRow="0" w:firstColumn="0" w:lastColumn="0" w:oddVBand="0" w:evenVBand="0" w:oddHBand="0" w:evenHBand="0" w:firstRowFirstColumn="0" w:firstRowLastColumn="0" w:lastRowFirstColumn="0" w:lastRowLastColumn="0"/>
             <w:tcW w:w="2160" w:type="dxa"/>
+            <w:tcMar/>
           </w:tcPr>
           <w:p>
             <w:pPr>
@@ -1521,6 +1573,7 @@
           <w:tcPr>
             <w:cnfStyle w:val="001000000000" w:firstRow="0" w:lastRow="0" w:firstColumn="1" w:lastColumn="0" w:oddVBand="0" w:evenVBand="0" w:oddHBand="0" w:evenHBand="0" w:firstRowFirstColumn="0" w:firstRowLastColumn="0" w:lastRowFirstColumn="0" w:lastRowLastColumn="0"/>
             <w:tcW w:w="1267" w:type="dxa"/>
+            <w:tcMar/>
           </w:tcPr>
           <w:p>
             <w:pPr>
@@ -1546,8 +1599,10 @@
         </w:tc>
         <w:tc>
           <w:tcPr>
+            <w:cnfStyle w:val="000000000000" w:firstRow="0" w:lastRow="0" w:firstColumn="0" w:lastColumn="0" w:oddVBand="0" w:evenVBand="0" w:oddHBand="0" w:evenHBand="0" w:firstRowFirstColumn="0" w:firstRowLastColumn="0" w:lastRowFirstColumn="0" w:lastRowLastColumn="0"/>
             <w:tcW w:w="6727" w:type="dxa"/>
             <w:gridSpan w:val="2"/>
+            <w:tcMar/>
           </w:tcPr>
           <w:p>
             <w:pPr>
@@ -1582,7 +1637,9 @@
         </w:tc>
         <w:tc>
           <w:tcPr>
+            <w:cnfStyle w:val="000000000000" w:firstRow="0" w:lastRow="0" w:firstColumn="0" w:lastColumn="0" w:oddVBand="0" w:evenVBand="0" w:oddHBand="0" w:evenHBand="0" w:firstRowFirstColumn="0" w:firstRowLastColumn="0" w:lastRowFirstColumn="0" w:lastRowLastColumn="0"/>
             <w:tcW w:w="2160" w:type="dxa"/>
+            <w:tcMar/>
           </w:tcPr>
           <w:p>
             <w:pPr>
@@ -1617,6 +1674,7 @@
           <w:tcPr>
             <w:cnfStyle w:val="001000000000" w:firstRow="0" w:lastRow="0" w:firstColumn="1" w:lastColumn="0" w:oddVBand="0" w:evenVBand="0" w:oddHBand="0" w:evenHBand="0" w:firstRowFirstColumn="0" w:firstRowLastColumn="0" w:lastRowFirstColumn="0" w:lastRowLastColumn="0"/>
             <w:tcW w:w="1267" w:type="dxa"/>
+            <w:tcMar/>
           </w:tcPr>
           <w:p>
             <w:pPr>
@@ -1641,8 +1699,10 @@
         </w:tc>
         <w:tc>
           <w:tcPr>
+            <w:cnfStyle w:val="000000000000" w:firstRow="0" w:lastRow="0" w:firstColumn="0" w:lastColumn="0" w:oddVBand="0" w:evenVBand="0" w:oddHBand="0" w:evenHBand="0" w:firstRowFirstColumn="0" w:firstRowLastColumn="0" w:lastRowFirstColumn="0" w:lastRowLastColumn="0"/>
             <w:tcW w:w="6727" w:type="dxa"/>
             <w:gridSpan w:val="2"/>
+            <w:tcMar/>
           </w:tcPr>
           <w:p>
             <w:pPr>
@@ -1677,7 +1737,9 @@
         </w:tc>
         <w:tc>
           <w:tcPr>
+            <w:cnfStyle w:val="000000000000" w:firstRow="0" w:lastRow="0" w:firstColumn="0" w:lastColumn="0" w:oddVBand="0" w:evenVBand="0" w:oddHBand="0" w:evenHBand="0" w:firstRowFirstColumn="0" w:firstRowLastColumn="0" w:lastRowFirstColumn="0" w:lastRowLastColumn="0"/>
             <w:tcW w:w="2160" w:type="dxa"/>
+            <w:tcMar/>
           </w:tcPr>
           <w:p>
             <w:pPr>
@@ -1702,6 +1764,7 @@
           <w:tcPr>
             <w:cnfStyle w:val="001000000000" w:firstRow="0" w:lastRow="0" w:firstColumn="1" w:lastColumn="0" w:oddVBand="0" w:evenVBand="0" w:oddHBand="0" w:evenHBand="0" w:firstRowFirstColumn="0" w:firstRowLastColumn="0" w:lastRowFirstColumn="0" w:lastRowLastColumn="0"/>
             <w:tcW w:w="1267" w:type="dxa"/>
+            <w:tcMar/>
           </w:tcPr>
           <w:p>
             <w:pPr>
@@ -1726,8 +1789,10 @@
         </w:tc>
         <w:tc>
           <w:tcPr>
+            <w:cnfStyle w:val="000000000000" w:firstRow="0" w:lastRow="0" w:firstColumn="0" w:lastColumn="0" w:oddVBand="0" w:evenVBand="0" w:oddHBand="0" w:evenHBand="0" w:firstRowFirstColumn="0" w:firstRowLastColumn="0" w:lastRowFirstColumn="0" w:lastRowLastColumn="0"/>
             <w:tcW w:w="6727" w:type="dxa"/>
             <w:gridSpan w:val="2"/>
+            <w:tcMar/>
           </w:tcPr>
           <w:p>
             <w:pPr>
@@ -1762,7 +1827,9 @@
         </w:tc>
         <w:tc>
           <w:tcPr>
+            <w:cnfStyle w:val="000000000000" w:firstRow="0" w:lastRow="0" w:firstColumn="0" w:lastColumn="0" w:oddVBand="0" w:evenVBand="0" w:oddHBand="0" w:evenHBand="0" w:firstRowFirstColumn="0" w:firstRowLastColumn="0" w:lastRowFirstColumn="0" w:lastRowLastColumn="0"/>
             <w:tcW w:w="2160" w:type="dxa"/>
+            <w:tcMar/>
           </w:tcPr>
           <w:p>
             <w:pPr>
@@ -1789,6 +1856,7 @@
             <w:cnfStyle w:val="001000000000" w:firstRow="0" w:lastRow="0" w:firstColumn="1" w:lastColumn="0" w:oddVBand="0" w:evenVBand="0" w:oddHBand="0" w:evenHBand="0" w:firstRowFirstColumn="0" w:firstRowLastColumn="0" w:lastRowFirstColumn="0" w:lastRowLastColumn="0"/>
             <w:tcW w:w="2534" w:type="dxa"/>
             <w:gridSpan w:val="2"/>
+            <w:tcMar/>
           </w:tcPr>
           <w:p>
             <w:pPr>
@@ -1813,9 +1881,11 @@
         </w:tc>
         <w:tc>
           <w:tcPr>
+            <w:cnfStyle w:val="000000000000" w:firstRow="0" w:lastRow="0" w:firstColumn="0" w:lastColumn="0" w:oddVBand="0" w:evenVBand="0" w:oddHBand="0" w:evenHBand="0" w:firstRowFirstColumn="0" w:firstRowLastColumn="0" w:lastRowFirstColumn="0" w:lastRowLastColumn="0"/>
             <w:tcW w:w="7620" w:type="dxa"/>
             <w:gridSpan w:val="2"/>
-            <w:shd w:val="clear" w:color="auto" w:fill="FFFFFF"/>
+            <w:shd w:val="clear" w:color="auto" w:fill="FFFFFF" w:themeFill="background1"/>
+            <w:tcMar/>
           </w:tcPr>
           <w:p>
             <w:pPr>
@@ -1870,6 +1940,7 @@
             <w:tcW w:w="2534" w:type="dxa"/>
             <w:gridSpan w:val="2"/>
             <w:shd w:val="clear" w:color="auto" w:fill="FBE5D5"/>
+            <w:tcMar/>
           </w:tcPr>
           <w:p>
             <w:pPr>
@@ -1894,9 +1965,11 @@
         </w:tc>
         <w:tc>
           <w:tcPr>
+            <w:cnfStyle w:val="000000000000" w:firstRow="0" w:lastRow="0" w:firstColumn="0" w:lastColumn="0" w:oddVBand="0" w:evenVBand="0" w:oddHBand="0" w:evenHBand="0" w:firstRowFirstColumn="0" w:firstRowLastColumn="0" w:lastRowFirstColumn="0" w:lastRowLastColumn="0"/>
             <w:tcW w:w="7620" w:type="dxa"/>
             <w:gridSpan w:val="2"/>
-            <w:shd w:val="clear" w:color="auto" w:fill="FFFFFF"/>
+            <w:shd w:val="clear" w:color="auto" w:fill="FFFFFF" w:themeFill="background1"/>
+            <w:tcMar/>
           </w:tcPr>
           <w:p>
             <w:pPr>
@@ -1950,6 +2023,7 @@
             <w:cnfStyle w:val="001000000000" w:firstRow="0" w:lastRow="0" w:firstColumn="1" w:lastColumn="0" w:oddVBand="0" w:evenVBand="0" w:oddHBand="0" w:evenHBand="0" w:firstRowFirstColumn="0" w:firstRowLastColumn="0" w:lastRowFirstColumn="0" w:lastRowLastColumn="0"/>
             <w:tcW w:w="2534" w:type="dxa"/>
             <w:gridSpan w:val="2"/>
+            <w:tcMar/>
           </w:tcPr>
           <w:p>
             <w:pPr>
@@ -1974,8 +2048,10 @@
         </w:tc>
         <w:tc>
           <w:tcPr>
+            <w:cnfStyle w:val="000000000000" w:firstRow="0" w:lastRow="0" w:firstColumn="0" w:lastColumn="0" w:oddVBand="0" w:evenVBand="0" w:oddHBand="0" w:evenHBand="0" w:firstRowFirstColumn="0" w:firstRowLastColumn="0" w:lastRowFirstColumn="0" w:lastRowLastColumn="0"/>
             <w:tcW w:w="7620" w:type="dxa"/>
             <w:gridSpan w:val="2"/>
+            <w:tcMar/>
           </w:tcPr>
           <w:p>
             <w:pPr>
@@ -2012,6 +2088,7 @@
           <w:tcPr>
             <w:cnfStyle w:val="001000000000" w:firstRow="0" w:lastRow="0" w:firstColumn="1" w:lastColumn="0" w:oddVBand="0" w:evenVBand="0" w:oddHBand="0" w:evenHBand="0" w:firstRowFirstColumn="0" w:firstRowLastColumn="0" w:lastRowFirstColumn="0" w:lastRowLastColumn="0"/>
             <w:tcW w:w="1267" w:type="dxa"/>
+            <w:tcMar/>
           </w:tcPr>
           <w:p>
             <w:pPr>
@@ -2036,8 +2113,10 @@
         </w:tc>
         <w:tc>
           <w:tcPr>
+            <w:cnfStyle w:val="000000000000" w:firstRow="0" w:lastRow="0" w:firstColumn="0" w:lastColumn="0" w:oddVBand="0" w:evenVBand="0" w:oddHBand="0" w:evenHBand="0" w:firstRowFirstColumn="0" w:firstRowLastColumn="0" w:lastRowFirstColumn="0" w:lastRowLastColumn="0"/>
             <w:tcW w:w="6727" w:type="dxa"/>
             <w:gridSpan w:val="2"/>
+            <w:tcMar/>
           </w:tcPr>
           <w:p>
             <w:pPr>
@@ -2072,7 +2151,9 @@
         </w:tc>
         <w:tc>
           <w:tcPr>
+            <w:cnfStyle w:val="000000000000" w:firstRow="0" w:lastRow="0" w:firstColumn="0" w:lastColumn="0" w:oddVBand="0" w:evenVBand="0" w:oddHBand="0" w:evenHBand="0" w:firstRowFirstColumn="0" w:firstRowLastColumn="0" w:lastRowFirstColumn="0" w:lastRowLastColumn="0"/>
             <w:tcW w:w="2160" w:type="dxa"/>
+            <w:tcMar/>
           </w:tcPr>
           <w:p>
             <w:pPr>
@@ -2098,6 +2179,7 @@
           <w:tcPr>
             <w:cnfStyle w:val="001000000000" w:firstRow="0" w:lastRow="0" w:firstColumn="1" w:lastColumn="0" w:oddVBand="0" w:evenVBand="0" w:oddHBand="0" w:evenHBand="0" w:firstRowFirstColumn="0" w:firstRowLastColumn="0" w:lastRowFirstColumn="0" w:lastRowLastColumn="0"/>
             <w:tcW w:w="1267" w:type="dxa"/>
+            <w:tcMar/>
           </w:tcPr>
           <w:p>
             <w:pPr>
@@ -2122,8 +2204,10 @@
         </w:tc>
         <w:tc>
           <w:tcPr>
+            <w:cnfStyle w:val="000000000000" w:firstRow="0" w:lastRow="0" w:firstColumn="0" w:lastColumn="0" w:oddVBand="0" w:evenVBand="0" w:oddHBand="0" w:evenHBand="0" w:firstRowFirstColumn="0" w:firstRowLastColumn="0" w:lastRowFirstColumn="0" w:lastRowLastColumn="0"/>
             <w:tcW w:w="6727" w:type="dxa"/>
             <w:gridSpan w:val="2"/>
+            <w:tcMar/>
           </w:tcPr>
           <w:p>
             <w:pPr>
@@ -2158,7 +2242,9 @@
         </w:tc>
         <w:tc>
           <w:tcPr>
+            <w:cnfStyle w:val="000000000000" w:firstRow="0" w:lastRow="0" w:firstColumn="0" w:lastColumn="0" w:oddVBand="0" w:evenVBand="0" w:oddHBand="0" w:evenHBand="0" w:firstRowFirstColumn="0" w:firstRowLastColumn="0" w:lastRowFirstColumn="0" w:lastRowLastColumn="0"/>
             <w:tcW w:w="2160" w:type="dxa"/>
+            <w:tcMar/>
           </w:tcPr>
           <w:p>
             <w:pPr>
@@ -2192,6 +2278,7 @@
           <w:tcPr>
             <w:cnfStyle w:val="001000000000" w:firstRow="0" w:lastRow="0" w:firstColumn="1" w:lastColumn="0" w:oddVBand="0" w:evenVBand="0" w:oddHBand="0" w:evenHBand="0" w:firstRowFirstColumn="0" w:firstRowLastColumn="0" w:lastRowFirstColumn="0" w:lastRowLastColumn="0"/>
             <w:tcW w:w="1267" w:type="dxa"/>
+            <w:tcMar/>
           </w:tcPr>
           <w:p>
             <w:pPr>
@@ -2216,8 +2303,10 @@
         </w:tc>
         <w:tc>
           <w:tcPr>
+            <w:cnfStyle w:val="000000000000" w:firstRow="0" w:lastRow="0" w:firstColumn="0" w:lastColumn="0" w:oddVBand="0" w:evenVBand="0" w:oddHBand="0" w:evenHBand="0" w:firstRowFirstColumn="0" w:firstRowLastColumn="0" w:lastRowFirstColumn="0" w:lastRowLastColumn="0"/>
             <w:tcW w:w="6727" w:type="dxa"/>
             <w:gridSpan w:val="2"/>
+            <w:tcMar/>
           </w:tcPr>
           <w:p>
             <w:pPr>
@@ -2252,7 +2341,9 @@
         </w:tc>
         <w:tc>
           <w:tcPr>
+            <w:cnfStyle w:val="000000000000" w:firstRow="0" w:lastRow="0" w:firstColumn="0" w:lastColumn="0" w:oddVBand="0" w:evenVBand="0" w:oddHBand="0" w:evenHBand="0" w:firstRowFirstColumn="0" w:firstRowLastColumn="0" w:lastRowFirstColumn="0" w:lastRowLastColumn="0"/>
             <w:tcW w:w="2160" w:type="dxa"/>
+            <w:tcMar/>
           </w:tcPr>
           <w:p>
             <w:pPr>
@@ -2278,6 +2369,7 @@
           <w:tcPr>
             <w:cnfStyle w:val="001000000000" w:firstRow="0" w:lastRow="0" w:firstColumn="1" w:lastColumn="0" w:oddVBand="0" w:evenVBand="0" w:oddHBand="0" w:evenHBand="0" w:firstRowFirstColumn="0" w:firstRowLastColumn="0" w:lastRowFirstColumn="0" w:lastRowLastColumn="0"/>
             <w:tcW w:w="1267" w:type="dxa"/>
+            <w:tcMar/>
           </w:tcPr>
           <w:p>
             <w:pPr>
@@ -2302,8 +2394,10 @@
         </w:tc>
         <w:tc>
           <w:tcPr>
+            <w:cnfStyle w:val="000000000000" w:firstRow="0" w:lastRow="0" w:firstColumn="0" w:lastColumn="0" w:oddVBand="0" w:evenVBand="0" w:oddHBand="0" w:evenHBand="0" w:firstRowFirstColumn="0" w:firstRowLastColumn="0" w:lastRowFirstColumn="0" w:lastRowLastColumn="0"/>
             <w:tcW w:w="6727" w:type="dxa"/>
             <w:gridSpan w:val="2"/>
+            <w:tcMar/>
           </w:tcPr>
           <w:p>
             <w:pPr>
@@ -2338,7 +2432,9 @@
         </w:tc>
         <w:tc>
           <w:tcPr>
+            <w:cnfStyle w:val="000000000000" w:firstRow="0" w:lastRow="0" w:firstColumn="0" w:lastColumn="0" w:oddVBand="0" w:evenVBand="0" w:oddHBand="0" w:evenHBand="0" w:firstRowFirstColumn="0" w:firstRowLastColumn="0" w:lastRowFirstColumn="0" w:lastRowLastColumn="0"/>
             <w:tcW w:w="2160" w:type="dxa"/>
+            <w:tcMar/>
           </w:tcPr>
           <w:p>
             <w:pPr>
@@ -2365,6 +2461,7 @@
             <w:tcW w:w="2534" w:type="dxa"/>
             <w:gridSpan w:val="2"/>
             <w:shd w:val="clear" w:color="auto" w:fill="FBE5D5"/>
+            <w:tcMar/>
           </w:tcPr>
           <w:p>
             <w:pPr>
@@ -2389,9 +2486,11 @@
         </w:tc>
         <w:tc>
           <w:tcPr>
+            <w:cnfStyle w:val="000000000000" w:firstRow="0" w:lastRow="0" w:firstColumn="0" w:lastColumn="0" w:oddVBand="0" w:evenVBand="0" w:oddHBand="0" w:evenHBand="0" w:firstRowFirstColumn="0" w:firstRowLastColumn="0" w:lastRowFirstColumn="0" w:lastRowLastColumn="0"/>
             <w:tcW w:w="7620" w:type="dxa"/>
             <w:gridSpan w:val="2"/>
-            <w:shd w:val="clear" w:color="auto" w:fill="FFFFFF"/>
+            <w:shd w:val="clear" w:color="auto" w:fill="FFFFFF" w:themeFill="background1"/>
+            <w:tcMar/>
           </w:tcPr>
           <w:p>
             <w:pPr>
@@ -2446,6 +2545,7 @@
             <w:cnfStyle w:val="001000000000" w:firstRow="0" w:lastRow="0" w:firstColumn="1" w:lastColumn="0" w:oddVBand="0" w:evenVBand="0" w:oddHBand="0" w:evenHBand="0" w:firstRowFirstColumn="0" w:firstRowLastColumn="0" w:lastRowFirstColumn="0" w:lastRowLastColumn="0"/>
             <w:tcW w:w="2534" w:type="dxa"/>
             <w:gridSpan w:val="2"/>
+            <w:tcMar/>
           </w:tcPr>
           <w:p>
             <w:pPr>
@@ -2470,9 +2570,11 @@
         </w:tc>
         <w:tc>
           <w:tcPr>
+            <w:cnfStyle w:val="000000000000" w:firstRow="0" w:lastRow="0" w:firstColumn="0" w:lastColumn="0" w:oddVBand="0" w:evenVBand="0" w:oddHBand="0" w:evenHBand="0" w:firstRowFirstColumn="0" w:firstRowLastColumn="0" w:lastRowFirstColumn="0" w:lastRowLastColumn="0"/>
             <w:tcW w:w="7620" w:type="dxa"/>
             <w:gridSpan w:val="2"/>
-            <w:shd w:val="clear" w:color="auto" w:fill="FFFFFF"/>
+            <w:shd w:val="clear" w:color="auto" w:fill="FFFFFF" w:themeFill="background1"/>
+            <w:tcMar/>
           </w:tcPr>
           <w:p>
             <w:pPr>
@@ -2526,6 +2628,7 @@
             <w:tcW w:w="2534" w:type="dxa"/>
             <w:gridSpan w:val="2"/>
             <w:shd w:val="clear" w:color="auto" w:fill="FBE5D5"/>
+            <w:tcMar/>
           </w:tcPr>
           <w:p>
             <w:pPr>
@@ -2550,9 +2653,11 @@
         </w:tc>
         <w:tc>
           <w:tcPr>
+            <w:cnfStyle w:val="000000000000" w:firstRow="0" w:lastRow="0" w:firstColumn="0" w:lastColumn="0" w:oddVBand="0" w:evenVBand="0" w:oddHBand="0" w:evenHBand="0" w:firstRowFirstColumn="0" w:firstRowLastColumn="0" w:lastRowFirstColumn="0" w:lastRowLastColumn="0"/>
             <w:tcW w:w="7620" w:type="dxa"/>
             <w:gridSpan w:val="2"/>
             <w:shd w:val="clear" w:color="auto" w:fill="FBE5D5"/>
+            <w:tcMar/>
           </w:tcPr>
           <w:p>
             <w:pPr>
@@ -2590,6 +2695,7 @@
           <w:tcPr>
             <w:cnfStyle w:val="001000000000" w:firstRow="0" w:lastRow="0" w:firstColumn="1" w:lastColumn="0" w:oddVBand="0" w:evenVBand="0" w:oddHBand="0" w:evenHBand="0" w:firstRowFirstColumn="0" w:firstRowLastColumn="0" w:lastRowFirstColumn="0" w:lastRowLastColumn="0"/>
             <w:tcW w:w="1267" w:type="dxa"/>
+            <w:tcMar/>
           </w:tcPr>
           <w:p>
             <w:pPr>
@@ -2614,9 +2720,11 @@
         </w:tc>
         <w:tc>
           <w:tcPr>
+            <w:cnfStyle w:val="000000000000" w:firstRow="0" w:lastRow="0" w:firstColumn="0" w:lastColumn="0" w:oddVBand="0" w:evenVBand="0" w:oddHBand="0" w:evenHBand="0" w:firstRowFirstColumn="0" w:firstRowLastColumn="0" w:lastRowFirstColumn="0" w:lastRowLastColumn="0"/>
             <w:tcW w:w="6727" w:type="dxa"/>
             <w:gridSpan w:val="2"/>
-            <w:shd w:val="clear" w:color="auto" w:fill="FFFFFF"/>
+            <w:shd w:val="clear" w:color="auto" w:fill="FFFFFF" w:themeFill="background1"/>
+            <w:tcMar/>
           </w:tcPr>
           <w:p>
             <w:pPr>
@@ -2638,12 +2746,23 @@
               </w:rPr>
               <w:t>Tipo de cultivo</w:t>
             </w:r>
-          </w:p>
-        </w:tc>
-        <w:tc>
-          <w:tcPr>
+            <w:r>
+              <w:rPr>
+                <w:rFonts w:eastAsia="Calibri"/>
+                <w:color w:val="auto"/>
+                <w:sz w:val="20"/>
+                <w:szCs w:val="20"/>
+              </w:rPr>
+              <w:t>.</w:t>
+            </w:r>
+          </w:p>
+        </w:tc>
+        <w:tc>
+          <w:tcPr>
+            <w:cnfStyle w:val="000000000000" w:firstRow="0" w:lastRow="0" w:firstColumn="0" w:lastColumn="0" w:oddVBand="0" w:evenVBand="0" w:oddHBand="0" w:evenHBand="0" w:firstRowFirstColumn="0" w:firstRowLastColumn="0" w:lastRowFirstColumn="0" w:lastRowLastColumn="0"/>
             <w:tcW w:w="2160" w:type="dxa"/>
-            <w:shd w:val="clear" w:color="auto" w:fill="FFFFFF"/>
+            <w:shd w:val="clear" w:color="auto" w:fill="FFFFFF" w:themeFill="background1"/>
+            <w:tcMar/>
           </w:tcPr>
           <w:p>
             <w:pPr>
@@ -2677,6 +2796,7 @@
           <w:tcPr>
             <w:cnfStyle w:val="001000000000" w:firstRow="0" w:lastRow="0" w:firstColumn="1" w:lastColumn="0" w:oddVBand="0" w:evenVBand="0" w:oddHBand="0" w:evenHBand="0" w:firstRowFirstColumn="0" w:firstRowLastColumn="0" w:lastRowFirstColumn="0" w:lastRowLastColumn="0"/>
             <w:tcW w:w="1267" w:type="dxa"/>
+            <w:tcMar/>
           </w:tcPr>
           <w:p>
             <w:pPr>
@@ -2701,9 +2821,11 @@
         </w:tc>
         <w:tc>
           <w:tcPr>
+            <w:cnfStyle w:val="000000000000" w:firstRow="0" w:lastRow="0" w:firstColumn="0" w:lastColumn="0" w:oddVBand="0" w:evenVBand="0" w:oddHBand="0" w:evenHBand="0" w:firstRowFirstColumn="0" w:firstRowLastColumn="0" w:lastRowFirstColumn="0" w:lastRowLastColumn="0"/>
             <w:tcW w:w="6727" w:type="dxa"/>
             <w:gridSpan w:val="2"/>
-            <w:shd w:val="clear" w:color="auto" w:fill="FFFFFF"/>
+            <w:shd w:val="clear" w:color="auto" w:fill="FFFFFF" w:themeFill="background1"/>
+            <w:tcMar/>
           </w:tcPr>
           <w:p>
             <w:pPr>
@@ -2738,8 +2860,10 @@
         </w:tc>
         <w:tc>
           <w:tcPr>
+            <w:cnfStyle w:val="000000000000" w:firstRow="0" w:lastRow="0" w:firstColumn="0" w:lastColumn="0" w:oddVBand="0" w:evenVBand="0" w:oddHBand="0" w:evenHBand="0" w:firstRowFirstColumn="0" w:firstRowLastColumn="0" w:lastRowFirstColumn="0" w:lastRowLastColumn="0"/>
             <w:tcW w:w="2160" w:type="dxa"/>
-            <w:shd w:val="clear" w:color="auto" w:fill="FFFFFF"/>
+            <w:shd w:val="clear" w:color="auto" w:fill="FFFFFF" w:themeFill="background1"/>
+            <w:tcMar/>
           </w:tcPr>
           <w:p>
             <w:pPr>
@@ -2765,6 +2889,7 @@
           <w:tcPr>
             <w:cnfStyle w:val="001000000000" w:firstRow="0" w:lastRow="0" w:firstColumn="1" w:lastColumn="0" w:oddVBand="0" w:evenVBand="0" w:oddHBand="0" w:evenHBand="0" w:firstRowFirstColumn="0" w:firstRowLastColumn="0" w:lastRowFirstColumn="0" w:lastRowLastColumn="0"/>
             <w:tcW w:w="1267" w:type="dxa"/>
+            <w:tcMar/>
           </w:tcPr>
           <w:p>
             <w:pPr>
@@ -2789,9 +2914,11 @@
         </w:tc>
         <w:tc>
           <w:tcPr>
+            <w:cnfStyle w:val="000000000000" w:firstRow="0" w:lastRow="0" w:firstColumn="0" w:lastColumn="0" w:oddVBand="0" w:evenVBand="0" w:oddHBand="0" w:evenHBand="0" w:firstRowFirstColumn="0" w:firstRowLastColumn="0" w:lastRowFirstColumn="0" w:lastRowLastColumn="0"/>
             <w:tcW w:w="6727" w:type="dxa"/>
             <w:gridSpan w:val="2"/>
-            <w:shd w:val="clear" w:color="auto" w:fill="FFFFFF"/>
+            <w:shd w:val="clear" w:color="auto" w:fill="FFFFFF" w:themeFill="background1"/>
+            <w:tcMar/>
           </w:tcPr>
           <w:p>
             <w:pPr>
@@ -2826,8 +2953,10 @@
         </w:tc>
         <w:tc>
           <w:tcPr>
+            <w:cnfStyle w:val="000000000000" w:firstRow="0" w:lastRow="0" w:firstColumn="0" w:lastColumn="0" w:oddVBand="0" w:evenVBand="0" w:oddHBand="0" w:evenHBand="0" w:firstRowFirstColumn="0" w:firstRowLastColumn="0" w:lastRowFirstColumn="0" w:lastRowLastColumn="0"/>
             <w:tcW w:w="2160" w:type="dxa"/>
-            <w:shd w:val="clear" w:color="auto" w:fill="FFFFFF"/>
+            <w:shd w:val="clear" w:color="auto" w:fill="FFFFFF" w:themeFill="background1"/>
+            <w:tcMar/>
           </w:tcPr>
           <w:p>
             <w:pPr>
@@ -2852,6 +2981,7 @@
           <w:tcPr>
             <w:cnfStyle w:val="001000000000" w:firstRow="0" w:lastRow="0" w:firstColumn="1" w:lastColumn="0" w:oddVBand="0" w:evenVBand="0" w:oddHBand="0" w:evenHBand="0" w:firstRowFirstColumn="0" w:firstRowLastColumn="0" w:lastRowFirstColumn="0" w:lastRowLastColumn="0"/>
             <w:tcW w:w="1267" w:type="dxa"/>
+            <w:tcMar/>
           </w:tcPr>
           <w:p>
             <w:pPr>
@@ -2876,9 +3006,11 @@
         </w:tc>
         <w:tc>
           <w:tcPr>
+            <w:cnfStyle w:val="000000000000" w:firstRow="0" w:lastRow="0" w:firstColumn="0" w:lastColumn="0" w:oddVBand="0" w:evenVBand="0" w:oddHBand="0" w:evenHBand="0" w:firstRowFirstColumn="0" w:firstRowLastColumn="0" w:lastRowFirstColumn="0" w:lastRowLastColumn="0"/>
             <w:tcW w:w="6727" w:type="dxa"/>
             <w:gridSpan w:val="2"/>
-            <w:shd w:val="clear" w:color="auto" w:fill="FFFFFF"/>
+            <w:shd w:val="clear" w:color="auto" w:fill="FFFFFF" w:themeFill="background1"/>
+            <w:tcMar/>
           </w:tcPr>
           <w:p>
             <w:pPr>
@@ -2913,8 +3045,10 @@
         </w:tc>
         <w:tc>
           <w:tcPr>
+            <w:cnfStyle w:val="000000000000" w:firstRow="0" w:lastRow="0" w:firstColumn="0" w:lastColumn="0" w:oddVBand="0" w:evenVBand="0" w:oddHBand="0" w:evenHBand="0" w:firstRowFirstColumn="0" w:firstRowLastColumn="0" w:lastRowFirstColumn="0" w:lastRowLastColumn="0"/>
             <w:tcW w:w="2160" w:type="dxa"/>
-            <w:shd w:val="clear" w:color="auto" w:fill="FFFFFF"/>
+            <w:shd w:val="clear" w:color="auto" w:fill="FFFFFF" w:themeFill="background1"/>
+            <w:tcMar/>
           </w:tcPr>
           <w:p>
             <w:pPr>
@@ -2941,6 +3075,7 @@
             <w:cnfStyle w:val="001000000000" w:firstRow="0" w:lastRow="0" w:firstColumn="1" w:lastColumn="0" w:oddVBand="0" w:evenVBand="0" w:oddHBand="0" w:evenHBand="0" w:firstRowFirstColumn="0" w:firstRowLastColumn="0" w:lastRowFirstColumn="0" w:lastRowLastColumn="0"/>
             <w:tcW w:w="2534" w:type="dxa"/>
             <w:gridSpan w:val="2"/>
+            <w:tcMar/>
           </w:tcPr>
           <w:p>
             <w:pPr>
@@ -2965,9 +3100,11 @@
         </w:tc>
         <w:tc>
           <w:tcPr>
+            <w:cnfStyle w:val="000000000000" w:firstRow="0" w:lastRow="0" w:firstColumn="0" w:lastColumn="0" w:oddVBand="0" w:evenVBand="0" w:oddHBand="0" w:evenHBand="0" w:firstRowFirstColumn="0" w:firstRowLastColumn="0" w:lastRowFirstColumn="0" w:lastRowLastColumn="0"/>
             <w:tcW w:w="7620" w:type="dxa"/>
             <w:gridSpan w:val="2"/>
-            <w:shd w:val="clear" w:color="auto" w:fill="FFFFFF"/>
+            <w:shd w:val="clear" w:color="auto" w:fill="FFFFFF" w:themeFill="background1"/>
+            <w:tcMar/>
           </w:tcPr>
           <w:p>
             <w:pPr>
@@ -3022,6 +3159,7 @@
             <w:tcW w:w="2534" w:type="dxa"/>
             <w:gridSpan w:val="2"/>
             <w:shd w:val="clear" w:color="auto" w:fill="FBE5D5"/>
+            <w:tcMar/>
           </w:tcPr>
           <w:p>
             <w:pPr>
@@ -3046,9 +3184,11 @@
         </w:tc>
         <w:tc>
           <w:tcPr>
+            <w:cnfStyle w:val="000000000000" w:firstRow="0" w:lastRow="0" w:firstColumn="0" w:lastColumn="0" w:oddVBand="0" w:evenVBand="0" w:oddHBand="0" w:evenHBand="0" w:firstRowFirstColumn="0" w:firstRowLastColumn="0" w:lastRowFirstColumn="0" w:lastRowLastColumn="0"/>
             <w:tcW w:w="7620" w:type="dxa"/>
             <w:gridSpan w:val="2"/>
-            <w:shd w:val="clear" w:color="auto" w:fill="FFFFFF"/>
+            <w:shd w:val="clear" w:color="auto" w:fill="FFFFFF" w:themeFill="background1"/>
+            <w:tcMar/>
           </w:tcPr>
           <w:p>
             <w:pPr>
@@ -3102,6 +3242,7 @@
             <w:cnfStyle w:val="001000000000" w:firstRow="0" w:lastRow="0" w:firstColumn="1" w:lastColumn="0" w:oddVBand="0" w:evenVBand="0" w:oddHBand="0" w:evenHBand="0" w:firstRowFirstColumn="0" w:firstRowLastColumn="0" w:lastRowFirstColumn="0" w:lastRowLastColumn="0"/>
             <w:tcW w:w="2534" w:type="dxa"/>
             <w:gridSpan w:val="2"/>
+            <w:tcMar/>
           </w:tcPr>
           <w:p>
             <w:pPr>
@@ -3126,8 +3267,10 @@
         </w:tc>
         <w:tc>
           <w:tcPr>
+            <w:cnfStyle w:val="000000000000" w:firstRow="0" w:lastRow="0" w:firstColumn="0" w:lastColumn="0" w:oddVBand="0" w:evenVBand="0" w:oddHBand="0" w:evenHBand="0" w:firstRowFirstColumn="0" w:firstRowLastColumn="0" w:lastRowFirstColumn="0" w:lastRowLastColumn="0"/>
             <w:tcW w:w="7620" w:type="dxa"/>
             <w:gridSpan w:val="2"/>
+            <w:tcMar/>
           </w:tcPr>
           <w:p>
             <w:pPr>
@@ -3164,6 +3307,7 @@
           <w:tcPr>
             <w:cnfStyle w:val="001000000000" w:firstRow="0" w:lastRow="0" w:firstColumn="1" w:lastColumn="0" w:oddVBand="0" w:evenVBand="0" w:oddHBand="0" w:evenHBand="0" w:firstRowFirstColumn="0" w:firstRowLastColumn="0" w:lastRowFirstColumn="0" w:lastRowLastColumn="0"/>
             <w:tcW w:w="1267" w:type="dxa"/>
+            <w:tcMar/>
           </w:tcPr>
           <w:p>
             <w:pPr>
@@ -3188,9 +3332,11 @@
         </w:tc>
         <w:tc>
           <w:tcPr>
+            <w:cnfStyle w:val="000000000000" w:firstRow="0" w:lastRow="0" w:firstColumn="0" w:lastColumn="0" w:oddVBand="0" w:evenVBand="0" w:oddHBand="0" w:evenHBand="0" w:firstRowFirstColumn="0" w:firstRowLastColumn="0" w:lastRowFirstColumn="0" w:lastRowLastColumn="0"/>
             <w:tcW w:w="6727" w:type="dxa"/>
             <w:gridSpan w:val="2"/>
-            <w:shd w:val="clear" w:color="auto" w:fill="FFFFFF"/>
+            <w:shd w:val="clear" w:color="auto" w:fill="FFFFFF" w:themeFill="background1"/>
+            <w:tcMar/>
           </w:tcPr>
           <w:p>
             <w:pPr>
@@ -3225,8 +3371,10 @@
         </w:tc>
         <w:tc>
           <w:tcPr>
+            <w:cnfStyle w:val="000000000000" w:firstRow="0" w:lastRow="0" w:firstColumn="0" w:lastColumn="0" w:oddVBand="0" w:evenVBand="0" w:oddHBand="0" w:evenHBand="0" w:firstRowFirstColumn="0" w:firstRowLastColumn="0" w:lastRowFirstColumn="0" w:lastRowLastColumn="0"/>
             <w:tcW w:w="2160" w:type="dxa"/>
-            <w:shd w:val="clear" w:color="auto" w:fill="FFFFFF"/>
+            <w:shd w:val="clear" w:color="auto" w:fill="FFFFFF" w:themeFill="background1"/>
+            <w:tcMar/>
           </w:tcPr>
           <w:p>
             <w:pPr>
@@ -3252,6 +3400,7 @@
           <w:tcPr>
             <w:cnfStyle w:val="001000000000" w:firstRow="0" w:lastRow="0" w:firstColumn="1" w:lastColumn="0" w:oddVBand="0" w:evenVBand="0" w:oddHBand="0" w:evenHBand="0" w:firstRowFirstColumn="0" w:firstRowLastColumn="0" w:lastRowFirstColumn="0" w:lastRowLastColumn="0"/>
             <w:tcW w:w="1267" w:type="dxa"/>
+            <w:tcMar/>
           </w:tcPr>
           <w:p>
             <w:pPr>
@@ -3276,9 +3425,11 @@
         </w:tc>
         <w:tc>
           <w:tcPr>
+            <w:cnfStyle w:val="000000000000" w:firstRow="0" w:lastRow="0" w:firstColumn="0" w:lastColumn="0" w:oddVBand="0" w:evenVBand="0" w:oddHBand="0" w:evenHBand="0" w:firstRowFirstColumn="0" w:firstRowLastColumn="0" w:lastRowFirstColumn="0" w:lastRowLastColumn="0"/>
             <w:tcW w:w="6727" w:type="dxa"/>
             <w:gridSpan w:val="2"/>
-            <w:shd w:val="clear" w:color="auto" w:fill="FFFFFF"/>
+            <w:shd w:val="clear" w:color="auto" w:fill="FFFFFF" w:themeFill="background1"/>
+            <w:tcMar/>
           </w:tcPr>
           <w:p>
             <w:pPr>
@@ -3313,8 +3464,10 @@
         </w:tc>
         <w:tc>
           <w:tcPr>
+            <w:cnfStyle w:val="000000000000" w:firstRow="0" w:lastRow="0" w:firstColumn="0" w:lastColumn="0" w:oddVBand="0" w:evenVBand="0" w:oddHBand="0" w:evenHBand="0" w:firstRowFirstColumn="0" w:firstRowLastColumn="0" w:lastRowFirstColumn="0" w:lastRowLastColumn="0"/>
             <w:tcW w:w="2160" w:type="dxa"/>
-            <w:shd w:val="clear" w:color="auto" w:fill="FFFFFF"/>
+            <w:shd w:val="clear" w:color="auto" w:fill="FFFFFF" w:themeFill="background1"/>
+            <w:tcMar/>
           </w:tcPr>
           <w:p>
             <w:pPr>
@@ -3348,6 +3501,7 @@
           <w:tcPr>
             <w:cnfStyle w:val="001000000000" w:firstRow="0" w:lastRow="0" w:firstColumn="1" w:lastColumn="0" w:oddVBand="0" w:evenVBand="0" w:oddHBand="0" w:evenHBand="0" w:firstRowFirstColumn="0" w:firstRowLastColumn="0" w:lastRowFirstColumn="0" w:lastRowLastColumn="0"/>
             <w:tcW w:w="1267" w:type="dxa"/>
+            <w:tcMar/>
           </w:tcPr>
           <w:p>
             <w:pPr>
@@ -3372,9 +3526,11 @@
         </w:tc>
         <w:tc>
           <w:tcPr>
+            <w:cnfStyle w:val="000000000000" w:firstRow="0" w:lastRow="0" w:firstColumn="0" w:lastColumn="0" w:oddVBand="0" w:evenVBand="0" w:oddHBand="0" w:evenHBand="0" w:firstRowFirstColumn="0" w:firstRowLastColumn="0" w:lastRowFirstColumn="0" w:lastRowLastColumn="0"/>
             <w:tcW w:w="6727" w:type="dxa"/>
             <w:gridSpan w:val="2"/>
-            <w:shd w:val="clear" w:color="auto" w:fill="FFFFFF"/>
+            <w:shd w:val="clear" w:color="auto" w:fill="FFFFFF" w:themeFill="background1"/>
+            <w:tcMar/>
           </w:tcPr>
           <w:p>
             <w:pPr>
@@ -3409,8 +3565,10 @@
         </w:tc>
         <w:tc>
           <w:tcPr>
+            <w:cnfStyle w:val="000000000000" w:firstRow="0" w:lastRow="0" w:firstColumn="0" w:lastColumn="0" w:oddVBand="0" w:evenVBand="0" w:oddHBand="0" w:evenHBand="0" w:firstRowFirstColumn="0" w:firstRowLastColumn="0" w:lastRowFirstColumn="0" w:lastRowLastColumn="0"/>
             <w:tcW w:w="2160" w:type="dxa"/>
-            <w:shd w:val="clear" w:color="auto" w:fill="FFFFFF"/>
+            <w:shd w:val="clear" w:color="auto" w:fill="FFFFFF" w:themeFill="background1"/>
+            <w:tcMar/>
           </w:tcPr>
           <w:p>
             <w:pPr>
@@ -3436,6 +3594,7 @@
           <w:tcPr>
             <w:cnfStyle w:val="001000000000" w:firstRow="0" w:lastRow="0" w:firstColumn="1" w:lastColumn="0" w:oddVBand="0" w:evenVBand="0" w:oddHBand="0" w:evenHBand="0" w:firstRowFirstColumn="0" w:firstRowLastColumn="0" w:lastRowFirstColumn="0" w:lastRowLastColumn="0"/>
             <w:tcW w:w="1267" w:type="dxa"/>
+            <w:tcMar/>
           </w:tcPr>
           <w:p>
             <w:pPr>
@@ -3460,9 +3619,11 @@
         </w:tc>
         <w:tc>
           <w:tcPr>
+            <w:cnfStyle w:val="000000000000" w:firstRow="0" w:lastRow="0" w:firstColumn="0" w:lastColumn="0" w:oddVBand="0" w:evenVBand="0" w:oddHBand="0" w:evenHBand="0" w:firstRowFirstColumn="0" w:firstRowLastColumn="0" w:lastRowFirstColumn="0" w:lastRowLastColumn="0"/>
             <w:tcW w:w="6727" w:type="dxa"/>
             <w:gridSpan w:val="2"/>
-            <w:shd w:val="clear" w:color="auto" w:fill="FFFFFF"/>
+            <w:shd w:val="clear" w:color="auto" w:fill="FFFFFF" w:themeFill="background1"/>
+            <w:tcMar/>
           </w:tcPr>
           <w:p>
             <w:pPr>
@@ -3497,8 +3658,10 @@
         </w:tc>
         <w:tc>
           <w:tcPr>
+            <w:cnfStyle w:val="000000000000" w:firstRow="0" w:lastRow="0" w:firstColumn="0" w:lastColumn="0" w:oddVBand="0" w:evenVBand="0" w:oddHBand="0" w:evenHBand="0" w:firstRowFirstColumn="0" w:firstRowLastColumn="0" w:lastRowFirstColumn="0" w:lastRowLastColumn="0"/>
             <w:tcW w:w="2160" w:type="dxa"/>
-            <w:shd w:val="clear" w:color="auto" w:fill="FFFFFF"/>
+            <w:shd w:val="clear" w:color="auto" w:fill="FFFFFF" w:themeFill="background1"/>
+            <w:tcMar/>
           </w:tcPr>
           <w:p>
             <w:pPr>
@@ -3525,6 +3688,7 @@
             <w:tcW w:w="2534" w:type="dxa"/>
             <w:gridSpan w:val="2"/>
             <w:shd w:val="clear" w:color="auto" w:fill="FBE5D5"/>
+            <w:tcMar/>
           </w:tcPr>
           <w:p>
             <w:pPr>
@@ -3549,9 +3713,11 @@
         </w:tc>
         <w:tc>
           <w:tcPr>
+            <w:cnfStyle w:val="000000000000" w:firstRow="0" w:lastRow="0" w:firstColumn="0" w:lastColumn="0" w:oddVBand="0" w:evenVBand="0" w:oddHBand="0" w:evenHBand="0" w:firstRowFirstColumn="0" w:firstRowLastColumn="0" w:lastRowFirstColumn="0" w:lastRowLastColumn="0"/>
             <w:tcW w:w="7620" w:type="dxa"/>
             <w:gridSpan w:val="2"/>
-            <w:shd w:val="clear" w:color="auto" w:fill="FFFFFF"/>
+            <w:shd w:val="clear" w:color="auto" w:fill="FFFFFF" w:themeFill="background1"/>
+            <w:tcMar/>
           </w:tcPr>
           <w:p>
             <w:pPr>
@@ -3606,6 +3772,7 @@
             <w:cnfStyle w:val="001000000000" w:firstRow="0" w:lastRow="0" w:firstColumn="1" w:lastColumn="0" w:oddVBand="0" w:evenVBand="0" w:oddHBand="0" w:evenHBand="0" w:firstRowFirstColumn="0" w:firstRowLastColumn="0" w:lastRowFirstColumn="0" w:lastRowLastColumn="0"/>
             <w:tcW w:w="2534" w:type="dxa"/>
             <w:gridSpan w:val="2"/>
+            <w:tcMar/>
           </w:tcPr>
           <w:p>
             <w:pPr>
@@ -3630,9 +3797,11 @@
         </w:tc>
         <w:tc>
           <w:tcPr>
+            <w:cnfStyle w:val="000000000000" w:firstRow="0" w:lastRow="0" w:firstColumn="0" w:lastColumn="0" w:oddVBand="0" w:evenVBand="0" w:oddHBand="0" w:evenHBand="0" w:firstRowFirstColumn="0" w:firstRowLastColumn="0" w:lastRowFirstColumn="0" w:lastRowLastColumn="0"/>
             <w:tcW w:w="7620" w:type="dxa"/>
             <w:gridSpan w:val="2"/>
-            <w:shd w:val="clear" w:color="auto" w:fill="FFFFFF"/>
+            <w:shd w:val="clear" w:color="auto" w:fill="FFFFFF" w:themeFill="background1"/>
+            <w:tcMar/>
           </w:tcPr>
           <w:p>
             <w:pPr>
@@ -3686,6 +3855,7 @@
             <w:tcW w:w="2534" w:type="dxa"/>
             <w:gridSpan w:val="2"/>
             <w:shd w:val="clear" w:color="auto" w:fill="FBE5D5"/>
+            <w:tcMar/>
           </w:tcPr>
           <w:p>
             <w:pPr>
@@ -3710,9 +3880,11 @@
         </w:tc>
         <w:tc>
           <w:tcPr>
+            <w:cnfStyle w:val="000000000000" w:firstRow="0" w:lastRow="0" w:firstColumn="0" w:lastColumn="0" w:oddVBand="0" w:evenVBand="0" w:oddHBand="0" w:evenHBand="0" w:firstRowFirstColumn="0" w:firstRowLastColumn="0" w:lastRowFirstColumn="0" w:lastRowLastColumn="0"/>
             <w:tcW w:w="7620" w:type="dxa"/>
             <w:gridSpan w:val="2"/>
             <w:shd w:val="clear" w:color="auto" w:fill="FBE5D5"/>
+            <w:tcMar/>
           </w:tcPr>
           <w:p>
             <w:pPr>
@@ -3750,6 +3922,7 @@
           <w:tcPr>
             <w:cnfStyle w:val="001000000000" w:firstRow="0" w:lastRow="0" w:firstColumn="1" w:lastColumn="0" w:oddVBand="0" w:evenVBand="0" w:oddHBand="0" w:evenHBand="0" w:firstRowFirstColumn="0" w:firstRowLastColumn="0" w:lastRowFirstColumn="0" w:lastRowLastColumn="0"/>
             <w:tcW w:w="1267" w:type="dxa"/>
+            <w:tcMar/>
           </w:tcPr>
           <w:p>
             <w:pPr>
@@ -3774,9 +3947,11 @@
         </w:tc>
         <w:tc>
           <w:tcPr>
+            <w:cnfStyle w:val="000000000000" w:firstRow="0" w:lastRow="0" w:firstColumn="0" w:lastColumn="0" w:oddVBand="0" w:evenVBand="0" w:oddHBand="0" w:evenHBand="0" w:firstRowFirstColumn="0" w:firstRowLastColumn="0" w:lastRowFirstColumn="0" w:lastRowLastColumn="0"/>
             <w:tcW w:w="6727" w:type="dxa"/>
             <w:gridSpan w:val="2"/>
-            <w:shd w:val="clear" w:color="auto" w:fill="FFFFFF"/>
+            <w:shd w:val="clear" w:color="auto" w:fill="FFFFFF" w:themeFill="background1"/>
+            <w:tcMar/>
           </w:tcPr>
           <w:p>
             <w:pPr>
@@ -3811,8 +3986,10 @@
         </w:tc>
         <w:tc>
           <w:tcPr>
+            <w:cnfStyle w:val="000000000000" w:firstRow="0" w:lastRow="0" w:firstColumn="0" w:lastColumn="0" w:oddVBand="0" w:evenVBand="0" w:oddHBand="0" w:evenHBand="0" w:firstRowFirstColumn="0" w:firstRowLastColumn="0" w:lastRowFirstColumn="0" w:lastRowLastColumn="0"/>
             <w:tcW w:w="2160" w:type="dxa"/>
-            <w:shd w:val="clear" w:color="auto" w:fill="FFFFFF"/>
+            <w:shd w:val="clear" w:color="auto" w:fill="FFFFFF" w:themeFill="background1"/>
+            <w:tcMar/>
           </w:tcPr>
           <w:p>
             <w:pPr>
@@ -3837,6 +4014,7 @@
           <w:tcPr>
             <w:cnfStyle w:val="001000000000" w:firstRow="0" w:lastRow="0" w:firstColumn="1" w:lastColumn="0" w:oddVBand="0" w:evenVBand="0" w:oddHBand="0" w:evenHBand="0" w:firstRowFirstColumn="0" w:firstRowLastColumn="0" w:lastRowFirstColumn="0" w:lastRowLastColumn="0"/>
             <w:tcW w:w="1267" w:type="dxa"/>
+            <w:tcMar/>
           </w:tcPr>
           <w:p>
             <w:pPr>
@@ -3861,9 +4039,11 @@
         </w:tc>
         <w:tc>
           <w:tcPr>
+            <w:cnfStyle w:val="000000000000" w:firstRow="0" w:lastRow="0" w:firstColumn="0" w:lastColumn="0" w:oddVBand="0" w:evenVBand="0" w:oddHBand="0" w:evenHBand="0" w:firstRowFirstColumn="0" w:firstRowLastColumn="0" w:lastRowFirstColumn="0" w:lastRowLastColumn="0"/>
             <w:tcW w:w="6727" w:type="dxa"/>
             <w:gridSpan w:val="2"/>
-            <w:shd w:val="clear" w:color="auto" w:fill="FFFFFF"/>
+            <w:shd w:val="clear" w:color="auto" w:fill="FFFFFF" w:themeFill="background1"/>
+            <w:tcMar/>
           </w:tcPr>
           <w:p>
             <w:pPr>
@@ -3898,8 +4078,10 @@
         </w:tc>
         <w:tc>
           <w:tcPr>
+            <w:cnfStyle w:val="000000000000" w:firstRow="0" w:lastRow="0" w:firstColumn="0" w:lastColumn="0" w:oddVBand="0" w:evenVBand="0" w:oddHBand="0" w:evenHBand="0" w:firstRowFirstColumn="0" w:firstRowLastColumn="0" w:lastRowFirstColumn="0" w:lastRowLastColumn="0"/>
             <w:tcW w:w="2160" w:type="dxa"/>
-            <w:shd w:val="clear" w:color="auto" w:fill="FFFFFF"/>
+            <w:shd w:val="clear" w:color="auto" w:fill="FFFFFF" w:themeFill="background1"/>
+            <w:tcMar/>
           </w:tcPr>
           <w:p>
             <w:pPr>
@@ -3925,6 +4107,7 @@
           <w:tcPr>
             <w:cnfStyle w:val="001000000000" w:firstRow="0" w:lastRow="0" w:firstColumn="1" w:lastColumn="0" w:oddVBand="0" w:evenVBand="0" w:oddHBand="0" w:evenHBand="0" w:firstRowFirstColumn="0" w:firstRowLastColumn="0" w:lastRowFirstColumn="0" w:lastRowLastColumn="0"/>
             <w:tcW w:w="1267" w:type="dxa"/>
+            <w:tcMar/>
           </w:tcPr>
           <w:p>
             <w:pPr>
@@ -3949,9 +4132,11 @@
         </w:tc>
         <w:tc>
           <w:tcPr>
+            <w:cnfStyle w:val="000000000000" w:firstRow="0" w:lastRow="0" w:firstColumn="0" w:lastColumn="0" w:oddVBand="0" w:evenVBand="0" w:oddHBand="0" w:evenHBand="0" w:firstRowFirstColumn="0" w:firstRowLastColumn="0" w:lastRowFirstColumn="0" w:lastRowLastColumn="0"/>
             <w:tcW w:w="6727" w:type="dxa"/>
             <w:gridSpan w:val="2"/>
-            <w:shd w:val="clear" w:color="auto" w:fill="FFFFFF"/>
+            <w:shd w:val="clear" w:color="auto" w:fill="FFFFFF" w:themeFill="background1"/>
+            <w:tcMar/>
           </w:tcPr>
           <w:p>
             <w:pPr>
@@ -3977,8 +4162,10 @@
         </w:tc>
         <w:tc>
           <w:tcPr>
+            <w:cnfStyle w:val="000000000000" w:firstRow="0" w:lastRow="0" w:firstColumn="0" w:lastColumn="0" w:oddVBand="0" w:evenVBand="0" w:oddHBand="0" w:evenHBand="0" w:firstRowFirstColumn="0" w:firstRowLastColumn="0" w:lastRowFirstColumn="0" w:lastRowLastColumn="0"/>
             <w:tcW w:w="2160" w:type="dxa"/>
-            <w:shd w:val="clear" w:color="auto" w:fill="FFFFFF"/>
+            <w:shd w:val="clear" w:color="auto" w:fill="FFFFFF" w:themeFill="background1"/>
+            <w:tcMar/>
           </w:tcPr>
           <w:p>
             <w:pPr>
@@ -4012,6 +4199,7 @@
           <w:tcPr>
             <w:cnfStyle w:val="001000000000" w:firstRow="0" w:lastRow="0" w:firstColumn="1" w:lastColumn="0" w:oddVBand="0" w:evenVBand="0" w:oddHBand="0" w:evenHBand="0" w:firstRowFirstColumn="0" w:firstRowLastColumn="0" w:lastRowFirstColumn="0" w:lastRowLastColumn="0"/>
             <w:tcW w:w="1267" w:type="dxa"/>
+            <w:tcMar/>
           </w:tcPr>
           <w:p>
             <w:pPr>
@@ -4036,9 +4224,11 @@
         </w:tc>
         <w:tc>
           <w:tcPr>
+            <w:cnfStyle w:val="000000000000" w:firstRow="0" w:lastRow="0" w:firstColumn="0" w:lastColumn="0" w:oddVBand="0" w:evenVBand="0" w:oddHBand="0" w:evenHBand="0" w:firstRowFirstColumn="0" w:firstRowLastColumn="0" w:lastRowFirstColumn="0" w:lastRowLastColumn="0"/>
             <w:tcW w:w="6727" w:type="dxa"/>
             <w:gridSpan w:val="2"/>
-            <w:shd w:val="clear" w:color="auto" w:fill="FFFFFF"/>
+            <w:shd w:val="clear" w:color="auto" w:fill="FFFFFF" w:themeFill="background1"/>
+            <w:tcMar/>
           </w:tcPr>
           <w:p>
             <w:pPr>
@@ -4073,8 +4263,10 @@
         </w:tc>
         <w:tc>
           <w:tcPr>
+            <w:cnfStyle w:val="000000000000" w:firstRow="0" w:lastRow="0" w:firstColumn="0" w:lastColumn="0" w:oddVBand="0" w:evenVBand="0" w:oddHBand="0" w:evenHBand="0" w:firstRowFirstColumn="0" w:firstRowLastColumn="0" w:lastRowFirstColumn="0" w:lastRowLastColumn="0"/>
             <w:tcW w:w="2160" w:type="dxa"/>
-            <w:shd w:val="clear" w:color="auto" w:fill="FFFFFF"/>
+            <w:shd w:val="clear" w:color="auto" w:fill="FFFFFF" w:themeFill="background1"/>
+            <w:tcMar/>
           </w:tcPr>
           <w:p>
             <w:pPr>
@@ -4101,6 +4293,7 @@
             <w:cnfStyle w:val="001000000000" w:firstRow="0" w:lastRow="0" w:firstColumn="1" w:lastColumn="0" w:oddVBand="0" w:evenVBand="0" w:oddHBand="0" w:evenHBand="0" w:firstRowFirstColumn="0" w:firstRowLastColumn="0" w:lastRowFirstColumn="0" w:lastRowLastColumn="0"/>
             <w:tcW w:w="2534" w:type="dxa"/>
             <w:gridSpan w:val="2"/>
+            <w:tcMar/>
           </w:tcPr>
           <w:p>
             <w:pPr>
@@ -4125,9 +4318,11 @@
         </w:tc>
         <w:tc>
           <w:tcPr>
+            <w:cnfStyle w:val="000000000000" w:firstRow="0" w:lastRow="0" w:firstColumn="0" w:lastColumn="0" w:oddVBand="0" w:evenVBand="0" w:oddHBand="0" w:evenHBand="0" w:firstRowFirstColumn="0" w:firstRowLastColumn="0" w:lastRowFirstColumn="0" w:lastRowLastColumn="0"/>
             <w:tcW w:w="7620" w:type="dxa"/>
             <w:gridSpan w:val="2"/>
-            <w:shd w:val="clear" w:color="auto" w:fill="FFFFFF"/>
+            <w:shd w:val="clear" w:color="auto" w:fill="FFFFFF" w:themeFill="background1"/>
+            <w:tcMar/>
           </w:tcPr>
           <w:p>
             <w:pPr>
@@ -4182,6 +4377,7 @@
             <w:tcW w:w="2534" w:type="dxa"/>
             <w:gridSpan w:val="2"/>
             <w:shd w:val="clear" w:color="auto" w:fill="FBE5D5"/>
+            <w:tcMar/>
           </w:tcPr>
           <w:p>
             <w:pPr>
@@ -4207,9 +4403,11 @@
         </w:tc>
         <w:tc>
           <w:tcPr>
+            <w:cnfStyle w:val="000000000000" w:firstRow="0" w:lastRow="0" w:firstColumn="0" w:lastColumn="0" w:oddVBand="0" w:evenVBand="0" w:oddHBand="0" w:evenHBand="0" w:firstRowFirstColumn="0" w:firstRowLastColumn="0" w:lastRowFirstColumn="0" w:lastRowLastColumn="0"/>
             <w:tcW w:w="7620" w:type="dxa"/>
             <w:gridSpan w:val="2"/>
-            <w:shd w:val="clear" w:color="auto" w:fill="FFFFFF"/>
+            <w:shd w:val="clear" w:color="auto" w:fill="FFFFFF" w:themeFill="background1"/>
+            <w:tcMar/>
           </w:tcPr>
           <w:p>
             <w:pPr>
@@ -4263,6 +4461,7 @@
             <w:cnfStyle w:val="001000000000" w:firstRow="0" w:lastRow="0" w:firstColumn="1" w:lastColumn="0" w:oddVBand="0" w:evenVBand="0" w:oddHBand="0" w:evenHBand="0" w:firstRowFirstColumn="0" w:firstRowLastColumn="0" w:lastRowFirstColumn="0" w:lastRowLastColumn="0"/>
             <w:tcW w:w="2534" w:type="dxa"/>
             <w:gridSpan w:val="2"/>
+            <w:tcMar/>
           </w:tcPr>
           <w:p>
             <w:pPr>
@@ -4287,8 +4486,10 @@
         </w:tc>
         <w:tc>
           <w:tcPr>
+            <w:cnfStyle w:val="000000000000" w:firstRow="0" w:lastRow="0" w:firstColumn="0" w:lastColumn="0" w:oddVBand="0" w:evenVBand="0" w:oddHBand="0" w:evenHBand="0" w:firstRowFirstColumn="0" w:firstRowLastColumn="0" w:lastRowFirstColumn="0" w:lastRowLastColumn="0"/>
             <w:tcW w:w="7620" w:type="dxa"/>
             <w:gridSpan w:val="2"/>
+            <w:tcMar/>
           </w:tcPr>
           <w:p>
             <w:pPr>
@@ -4325,6 +4526,7 @@
           <w:tcPr>
             <w:cnfStyle w:val="001000000000" w:firstRow="0" w:lastRow="0" w:firstColumn="1" w:lastColumn="0" w:oddVBand="0" w:evenVBand="0" w:oddHBand="0" w:evenHBand="0" w:firstRowFirstColumn="0" w:firstRowLastColumn="0" w:lastRowFirstColumn="0" w:lastRowLastColumn="0"/>
             <w:tcW w:w="1267" w:type="dxa"/>
+            <w:tcMar/>
           </w:tcPr>
           <w:p>
             <w:pPr>
@@ -4349,9 +4551,11 @@
         </w:tc>
         <w:tc>
           <w:tcPr>
+            <w:cnfStyle w:val="000000000000" w:firstRow="0" w:lastRow="0" w:firstColumn="0" w:lastColumn="0" w:oddVBand="0" w:evenVBand="0" w:oddHBand="0" w:evenHBand="0" w:firstRowFirstColumn="0" w:firstRowLastColumn="0" w:lastRowFirstColumn="0" w:lastRowLastColumn="0"/>
             <w:tcW w:w="6727" w:type="dxa"/>
             <w:gridSpan w:val="2"/>
-            <w:shd w:val="clear" w:color="auto" w:fill="FFFFFF"/>
+            <w:shd w:val="clear" w:color="auto" w:fill="FFFFFF" w:themeFill="background1"/>
+            <w:tcMar/>
           </w:tcPr>
           <w:p>
             <w:pPr>
@@ -4386,8 +4590,10 @@
         </w:tc>
         <w:tc>
           <w:tcPr>
+            <w:cnfStyle w:val="000000000000" w:firstRow="0" w:lastRow="0" w:firstColumn="0" w:lastColumn="0" w:oddVBand="0" w:evenVBand="0" w:oddHBand="0" w:evenHBand="0" w:firstRowFirstColumn="0" w:firstRowLastColumn="0" w:lastRowFirstColumn="0" w:lastRowLastColumn="0"/>
             <w:tcW w:w="2160" w:type="dxa"/>
-            <w:shd w:val="clear" w:color="auto" w:fill="FFFFFF"/>
+            <w:shd w:val="clear" w:color="auto" w:fill="FFFFFF" w:themeFill="background1"/>
+            <w:tcMar/>
           </w:tcPr>
           <w:p>
             <w:pPr>
@@ -4413,6 +4619,7 @@
           <w:tcPr>
             <w:cnfStyle w:val="001000000000" w:firstRow="0" w:lastRow="0" w:firstColumn="1" w:lastColumn="0" w:oddVBand="0" w:evenVBand="0" w:oddHBand="0" w:evenHBand="0" w:firstRowFirstColumn="0" w:firstRowLastColumn="0" w:lastRowFirstColumn="0" w:lastRowLastColumn="0"/>
             <w:tcW w:w="1267" w:type="dxa"/>
+            <w:tcMar/>
           </w:tcPr>
           <w:p>
             <w:pPr>
@@ -4437,9 +4644,11 @@
         </w:tc>
         <w:tc>
           <w:tcPr>
+            <w:cnfStyle w:val="000000000000" w:firstRow="0" w:lastRow="0" w:firstColumn="0" w:lastColumn="0" w:oddVBand="0" w:evenVBand="0" w:oddHBand="0" w:evenHBand="0" w:firstRowFirstColumn="0" w:firstRowLastColumn="0" w:lastRowFirstColumn="0" w:lastRowLastColumn="0"/>
             <w:tcW w:w="6727" w:type="dxa"/>
             <w:gridSpan w:val="2"/>
-            <w:shd w:val="clear" w:color="auto" w:fill="FFFFFF"/>
+            <w:shd w:val="clear" w:color="auto" w:fill="FFFFFF" w:themeFill="background1"/>
+            <w:tcMar/>
           </w:tcPr>
           <w:p>
             <w:pPr>
@@ -4474,8 +4683,10 @@
         </w:tc>
         <w:tc>
           <w:tcPr>
+            <w:cnfStyle w:val="000000000000" w:firstRow="0" w:lastRow="0" w:firstColumn="0" w:lastColumn="0" w:oddVBand="0" w:evenVBand="0" w:oddHBand="0" w:evenHBand="0" w:firstRowFirstColumn="0" w:firstRowLastColumn="0" w:lastRowFirstColumn="0" w:lastRowLastColumn="0"/>
             <w:tcW w:w="2160" w:type="dxa"/>
-            <w:shd w:val="clear" w:color="auto" w:fill="FFFFFF"/>
+            <w:shd w:val="clear" w:color="auto" w:fill="FFFFFF" w:themeFill="background1"/>
+            <w:tcMar/>
           </w:tcPr>
           <w:p>
             <w:pPr>
@@ -4509,6 +4720,7 @@
           <w:tcPr>
             <w:cnfStyle w:val="001000000000" w:firstRow="0" w:lastRow="0" w:firstColumn="1" w:lastColumn="0" w:oddVBand="0" w:evenVBand="0" w:oddHBand="0" w:evenHBand="0" w:firstRowFirstColumn="0" w:firstRowLastColumn="0" w:lastRowFirstColumn="0" w:lastRowLastColumn="0"/>
             <w:tcW w:w="1267" w:type="dxa"/>
+            <w:tcMar/>
           </w:tcPr>
           <w:p>
             <w:pPr>
@@ -4533,9 +4745,11 @@
         </w:tc>
         <w:tc>
           <w:tcPr>
+            <w:cnfStyle w:val="000000000000" w:firstRow="0" w:lastRow="0" w:firstColumn="0" w:lastColumn="0" w:oddVBand="0" w:evenVBand="0" w:oddHBand="0" w:evenHBand="0" w:firstRowFirstColumn="0" w:firstRowLastColumn="0" w:lastRowFirstColumn="0" w:lastRowLastColumn="0"/>
             <w:tcW w:w="6727" w:type="dxa"/>
             <w:gridSpan w:val="2"/>
-            <w:shd w:val="clear" w:color="auto" w:fill="FFFFFF"/>
+            <w:shd w:val="clear" w:color="auto" w:fill="FFFFFF" w:themeFill="background1"/>
+            <w:tcMar/>
           </w:tcPr>
           <w:p>
             <w:pPr>
@@ -4570,8 +4784,10 @@
         </w:tc>
         <w:tc>
           <w:tcPr>
+            <w:cnfStyle w:val="000000000000" w:firstRow="0" w:lastRow="0" w:firstColumn="0" w:lastColumn="0" w:oddVBand="0" w:evenVBand="0" w:oddHBand="0" w:evenHBand="0" w:firstRowFirstColumn="0" w:firstRowLastColumn="0" w:lastRowFirstColumn="0" w:lastRowLastColumn="0"/>
             <w:tcW w:w="2160" w:type="dxa"/>
-            <w:shd w:val="clear" w:color="auto" w:fill="FFFFFF"/>
+            <w:shd w:val="clear" w:color="auto" w:fill="FFFFFF" w:themeFill="background1"/>
+            <w:tcMar/>
           </w:tcPr>
           <w:p>
             <w:pPr>
@@ -4597,6 +4813,7 @@
           <w:tcPr>
             <w:cnfStyle w:val="001000000000" w:firstRow="0" w:lastRow="0" w:firstColumn="1" w:lastColumn="0" w:oddVBand="0" w:evenVBand="0" w:oddHBand="0" w:evenHBand="0" w:firstRowFirstColumn="0" w:firstRowLastColumn="0" w:lastRowFirstColumn="0" w:lastRowLastColumn="0"/>
             <w:tcW w:w="1267" w:type="dxa"/>
+            <w:tcMar/>
           </w:tcPr>
           <w:p>
             <w:pPr>
@@ -4621,9 +4838,11 @@
         </w:tc>
         <w:tc>
           <w:tcPr>
+            <w:cnfStyle w:val="000000000000" w:firstRow="0" w:lastRow="0" w:firstColumn="0" w:lastColumn="0" w:oddVBand="0" w:evenVBand="0" w:oddHBand="0" w:evenHBand="0" w:firstRowFirstColumn="0" w:firstRowLastColumn="0" w:lastRowFirstColumn="0" w:lastRowLastColumn="0"/>
             <w:tcW w:w="6727" w:type="dxa"/>
             <w:gridSpan w:val="2"/>
-            <w:shd w:val="clear" w:color="auto" w:fill="FFFFFF"/>
+            <w:shd w:val="clear" w:color="auto" w:fill="FFFFFF" w:themeFill="background1"/>
+            <w:tcMar/>
           </w:tcPr>
           <w:p>
             <w:pPr>
@@ -4658,8 +4877,10 @@
         </w:tc>
         <w:tc>
           <w:tcPr>
+            <w:cnfStyle w:val="000000000000" w:firstRow="0" w:lastRow="0" w:firstColumn="0" w:lastColumn="0" w:oddVBand="0" w:evenVBand="0" w:oddHBand="0" w:evenHBand="0" w:firstRowFirstColumn="0" w:firstRowLastColumn="0" w:lastRowFirstColumn="0" w:lastRowLastColumn="0"/>
             <w:tcW w:w="2160" w:type="dxa"/>
-            <w:shd w:val="clear" w:color="auto" w:fill="FFFFFF"/>
+            <w:shd w:val="clear" w:color="auto" w:fill="FFFFFF" w:themeFill="background1"/>
+            <w:tcMar/>
           </w:tcPr>
           <w:p>
             <w:pPr>
@@ -4685,6 +4906,7 @@
             <w:cnfStyle w:val="001000000000" w:firstRow="0" w:lastRow="0" w:firstColumn="1" w:lastColumn="0" w:oddVBand="0" w:evenVBand="0" w:oddHBand="0" w:evenHBand="0" w:firstRowFirstColumn="0" w:firstRowLastColumn="0" w:lastRowFirstColumn="0" w:lastRowLastColumn="0"/>
             <w:tcW w:w="2534" w:type="dxa"/>
             <w:gridSpan w:val="2"/>
+            <w:tcMar/>
           </w:tcPr>
           <w:p>
             <w:pPr>
@@ -4709,9 +4931,11 @@
         </w:tc>
         <w:tc>
           <w:tcPr>
+            <w:cnfStyle w:val="000000000000" w:firstRow="0" w:lastRow="0" w:firstColumn="0" w:lastColumn="0" w:oddVBand="0" w:evenVBand="0" w:oddHBand="0" w:evenHBand="0" w:firstRowFirstColumn="0" w:firstRowLastColumn="0" w:lastRowFirstColumn="0" w:lastRowLastColumn="0"/>
             <w:tcW w:w="7620" w:type="dxa"/>
             <w:gridSpan w:val="2"/>
-            <w:shd w:val="clear" w:color="auto" w:fill="FFFFFF"/>
+            <w:shd w:val="clear" w:color="auto" w:fill="FFFFFF" w:themeFill="background1"/>
+            <w:tcMar/>
           </w:tcPr>
           <w:p>
             <w:pPr>
@@ -4766,6 +4990,7 @@
             <w:cnfStyle w:val="001000000000" w:firstRow="0" w:lastRow="0" w:firstColumn="1" w:lastColumn="0" w:oddVBand="0" w:evenVBand="0" w:oddHBand="0" w:evenHBand="0" w:firstRowFirstColumn="0" w:firstRowLastColumn="0" w:lastRowFirstColumn="0" w:lastRowLastColumn="0"/>
             <w:tcW w:w="2534" w:type="dxa"/>
             <w:gridSpan w:val="2"/>
+            <w:tcMar/>
           </w:tcPr>
           <w:p>
             <w:pPr>
@@ -4790,9 +5015,11 @@
         </w:tc>
         <w:tc>
           <w:tcPr>
+            <w:cnfStyle w:val="000000000000" w:firstRow="0" w:lastRow="0" w:firstColumn="0" w:lastColumn="0" w:oddVBand="0" w:evenVBand="0" w:oddHBand="0" w:evenHBand="0" w:firstRowFirstColumn="0" w:firstRowLastColumn="0" w:lastRowFirstColumn="0" w:lastRowLastColumn="0"/>
             <w:tcW w:w="7620" w:type="dxa"/>
             <w:gridSpan w:val="2"/>
-            <w:shd w:val="clear" w:color="auto" w:fill="FFFFFF"/>
+            <w:shd w:val="clear" w:color="auto" w:fill="FFFFFF" w:themeFill="background1"/>
+            <w:tcMar/>
           </w:tcPr>
           <w:p>
             <w:pPr>
@@ -4846,6 +5073,7 @@
             <w:tcW w:w="2534" w:type="dxa"/>
             <w:gridSpan w:val="2"/>
             <w:shd w:val="clear" w:color="auto" w:fill="FBE5D5"/>
+            <w:tcMar/>
           </w:tcPr>
           <w:p>
             <w:pPr>
@@ -4870,9 +5098,11 @@
         </w:tc>
         <w:tc>
           <w:tcPr>
+            <w:cnfStyle w:val="000000000000" w:firstRow="0" w:lastRow="0" w:firstColumn="0" w:lastColumn="0" w:oddVBand="0" w:evenVBand="0" w:oddHBand="0" w:evenHBand="0" w:firstRowFirstColumn="0" w:firstRowLastColumn="0" w:lastRowFirstColumn="0" w:lastRowLastColumn="0"/>
             <w:tcW w:w="7620" w:type="dxa"/>
             <w:gridSpan w:val="2"/>
             <w:shd w:val="clear" w:color="auto" w:fill="FBE5D5"/>
+            <w:tcMar/>
           </w:tcPr>
           <w:p>
             <w:pPr>
@@ -4910,6 +5140,7 @@
           <w:tcPr>
             <w:cnfStyle w:val="001000000000" w:firstRow="0" w:lastRow="0" w:firstColumn="1" w:lastColumn="0" w:oddVBand="0" w:evenVBand="0" w:oddHBand="0" w:evenHBand="0" w:firstRowFirstColumn="0" w:firstRowLastColumn="0" w:lastRowFirstColumn="0" w:lastRowLastColumn="0"/>
             <w:tcW w:w="1267" w:type="dxa"/>
+            <w:tcMar/>
           </w:tcPr>
           <w:p>
             <w:pPr>
@@ -4934,9 +5165,11 @@
         </w:tc>
         <w:tc>
           <w:tcPr>
+            <w:cnfStyle w:val="000000000000" w:firstRow="0" w:lastRow="0" w:firstColumn="0" w:lastColumn="0" w:oddVBand="0" w:evenVBand="0" w:oddHBand="0" w:evenHBand="0" w:firstRowFirstColumn="0" w:firstRowLastColumn="0" w:lastRowFirstColumn="0" w:lastRowLastColumn="0"/>
             <w:tcW w:w="6727" w:type="dxa"/>
             <w:gridSpan w:val="2"/>
-            <w:shd w:val="clear" w:color="auto" w:fill="FFFFFF"/>
+            <w:shd w:val="clear" w:color="auto" w:fill="FFFFFF" w:themeFill="background1"/>
+            <w:tcMar/>
           </w:tcPr>
           <w:p>
             <w:pPr>
@@ -4971,8 +5204,10 @@
         </w:tc>
         <w:tc>
           <w:tcPr>
+            <w:cnfStyle w:val="000000000000" w:firstRow="0" w:lastRow="0" w:firstColumn="0" w:lastColumn="0" w:oddVBand="0" w:evenVBand="0" w:oddHBand="0" w:evenHBand="0" w:firstRowFirstColumn="0" w:firstRowLastColumn="0" w:lastRowFirstColumn="0" w:lastRowLastColumn="0"/>
             <w:tcW w:w="2160" w:type="dxa"/>
-            <w:shd w:val="clear" w:color="auto" w:fill="FFFFFF"/>
+            <w:shd w:val="clear" w:color="auto" w:fill="FFFFFF" w:themeFill="background1"/>
+            <w:tcMar/>
           </w:tcPr>
           <w:p>
             <w:pPr>
@@ -4997,6 +5232,7 @@
           <w:tcPr>
             <w:cnfStyle w:val="001000000000" w:firstRow="0" w:lastRow="0" w:firstColumn="1" w:lastColumn="0" w:oddVBand="0" w:evenVBand="0" w:oddHBand="0" w:evenHBand="0" w:firstRowFirstColumn="0" w:firstRowLastColumn="0" w:lastRowFirstColumn="0" w:lastRowLastColumn="0"/>
             <w:tcW w:w="1267" w:type="dxa"/>
+            <w:tcMar/>
           </w:tcPr>
           <w:p>
             <w:pPr>
@@ -5021,9 +5257,11 @@
         </w:tc>
         <w:tc>
           <w:tcPr>
+            <w:cnfStyle w:val="000000000000" w:firstRow="0" w:lastRow="0" w:firstColumn="0" w:lastColumn="0" w:oddVBand="0" w:evenVBand="0" w:oddHBand="0" w:evenHBand="0" w:firstRowFirstColumn="0" w:firstRowLastColumn="0" w:lastRowFirstColumn="0" w:lastRowLastColumn="0"/>
             <w:tcW w:w="6727" w:type="dxa"/>
             <w:gridSpan w:val="2"/>
-            <w:shd w:val="clear" w:color="auto" w:fill="FFFFFF"/>
+            <w:shd w:val="clear" w:color="auto" w:fill="FFFFFF" w:themeFill="background1"/>
+            <w:tcMar/>
           </w:tcPr>
           <w:p>
             <w:pPr>
@@ -5058,8 +5296,10 @@
         </w:tc>
         <w:tc>
           <w:tcPr>
+            <w:cnfStyle w:val="000000000000" w:firstRow="0" w:lastRow="0" w:firstColumn="0" w:lastColumn="0" w:oddVBand="0" w:evenVBand="0" w:oddHBand="0" w:evenHBand="0" w:firstRowFirstColumn="0" w:firstRowLastColumn="0" w:lastRowFirstColumn="0" w:lastRowLastColumn="0"/>
             <w:tcW w:w="2160" w:type="dxa"/>
-            <w:shd w:val="clear" w:color="auto" w:fill="FFFFFF"/>
+            <w:shd w:val="clear" w:color="auto" w:fill="FFFFFF" w:themeFill="background1"/>
+            <w:tcMar/>
           </w:tcPr>
           <w:p>
             <w:pPr>
@@ -5085,6 +5325,7 @@
           <w:tcPr>
             <w:cnfStyle w:val="001000000000" w:firstRow="0" w:lastRow="0" w:firstColumn="1" w:lastColumn="0" w:oddVBand="0" w:evenVBand="0" w:oddHBand="0" w:evenHBand="0" w:firstRowFirstColumn="0" w:firstRowLastColumn="0" w:lastRowFirstColumn="0" w:lastRowLastColumn="0"/>
             <w:tcW w:w="1267" w:type="dxa"/>
+            <w:tcMar/>
           </w:tcPr>
           <w:p>
             <w:pPr>
@@ -5109,9 +5350,11 @@
         </w:tc>
         <w:tc>
           <w:tcPr>
+            <w:cnfStyle w:val="000000000000" w:firstRow="0" w:lastRow="0" w:firstColumn="0" w:lastColumn="0" w:oddVBand="0" w:evenVBand="0" w:oddHBand="0" w:evenHBand="0" w:firstRowFirstColumn="0" w:firstRowLastColumn="0" w:lastRowFirstColumn="0" w:lastRowLastColumn="0"/>
             <w:tcW w:w="6727" w:type="dxa"/>
             <w:gridSpan w:val="2"/>
-            <w:shd w:val="clear" w:color="auto" w:fill="FFFFFF"/>
+            <w:shd w:val="clear" w:color="auto" w:fill="FFFFFF" w:themeFill="background1"/>
+            <w:tcMar/>
           </w:tcPr>
           <w:p>
             <w:pPr>
@@ -5146,8 +5389,10 @@
         </w:tc>
         <w:tc>
           <w:tcPr>
+            <w:cnfStyle w:val="000000000000" w:firstRow="0" w:lastRow="0" w:firstColumn="0" w:lastColumn="0" w:oddVBand="0" w:evenVBand="0" w:oddHBand="0" w:evenHBand="0" w:firstRowFirstColumn="0" w:firstRowLastColumn="0" w:lastRowFirstColumn="0" w:lastRowLastColumn="0"/>
             <w:tcW w:w="2160" w:type="dxa"/>
-            <w:shd w:val="clear" w:color="auto" w:fill="FFFFFF"/>
+            <w:shd w:val="clear" w:color="auto" w:fill="FFFFFF" w:themeFill="background1"/>
+            <w:tcMar/>
           </w:tcPr>
           <w:p>
             <w:pPr>
@@ -5181,6 +5426,7 @@
           <w:tcPr>
             <w:cnfStyle w:val="001000000000" w:firstRow="0" w:lastRow="0" w:firstColumn="1" w:lastColumn="0" w:oddVBand="0" w:evenVBand="0" w:oddHBand="0" w:evenHBand="0" w:firstRowFirstColumn="0" w:firstRowLastColumn="0" w:lastRowFirstColumn="0" w:lastRowLastColumn="0"/>
             <w:tcW w:w="1267" w:type="dxa"/>
+            <w:tcMar/>
           </w:tcPr>
           <w:p>
             <w:pPr>
@@ -5205,9 +5451,11 @@
         </w:tc>
         <w:tc>
           <w:tcPr>
+            <w:cnfStyle w:val="000000000000" w:firstRow="0" w:lastRow="0" w:firstColumn="0" w:lastColumn="0" w:oddVBand="0" w:evenVBand="0" w:oddHBand="0" w:evenHBand="0" w:firstRowFirstColumn="0" w:firstRowLastColumn="0" w:lastRowFirstColumn="0" w:lastRowLastColumn="0"/>
             <w:tcW w:w="6727" w:type="dxa"/>
             <w:gridSpan w:val="2"/>
-            <w:shd w:val="clear" w:color="auto" w:fill="FFFFFF"/>
+            <w:shd w:val="clear" w:color="auto" w:fill="FFFFFF" w:themeFill="background1"/>
+            <w:tcMar/>
           </w:tcPr>
           <w:p>
             <w:pPr>
@@ -5242,8 +5490,10 @@
         </w:tc>
         <w:tc>
           <w:tcPr>
+            <w:cnfStyle w:val="000000000000" w:firstRow="0" w:lastRow="0" w:firstColumn="0" w:lastColumn="0" w:oddVBand="0" w:evenVBand="0" w:oddHBand="0" w:evenHBand="0" w:firstRowFirstColumn="0" w:firstRowLastColumn="0" w:lastRowFirstColumn="0" w:lastRowLastColumn="0"/>
             <w:tcW w:w="2160" w:type="dxa"/>
-            <w:shd w:val="clear" w:color="auto" w:fill="FFFFFF"/>
+            <w:shd w:val="clear" w:color="auto" w:fill="FFFFFF" w:themeFill="background1"/>
+            <w:tcMar/>
           </w:tcPr>
           <w:p>
             <w:pPr>
@@ -5270,6 +5520,7 @@
             <w:cnfStyle w:val="001000000000" w:firstRow="0" w:lastRow="0" w:firstColumn="1" w:lastColumn="0" w:oddVBand="0" w:evenVBand="0" w:oddHBand="0" w:evenHBand="0" w:firstRowFirstColumn="0" w:firstRowLastColumn="0" w:lastRowFirstColumn="0" w:lastRowLastColumn="0"/>
             <w:tcW w:w="2534" w:type="dxa"/>
             <w:gridSpan w:val="2"/>
+            <w:tcMar/>
           </w:tcPr>
           <w:p>
             <w:pPr>
@@ -5294,9 +5545,11 @@
         </w:tc>
         <w:tc>
           <w:tcPr>
+            <w:cnfStyle w:val="000000000000" w:firstRow="0" w:lastRow="0" w:firstColumn="0" w:lastColumn="0" w:oddVBand="0" w:evenVBand="0" w:oddHBand="0" w:evenHBand="0" w:firstRowFirstColumn="0" w:firstRowLastColumn="0" w:lastRowFirstColumn="0" w:lastRowLastColumn="0"/>
             <w:tcW w:w="7620" w:type="dxa"/>
             <w:gridSpan w:val="2"/>
-            <w:shd w:val="clear" w:color="auto" w:fill="FFFFFF"/>
+            <w:shd w:val="clear" w:color="auto" w:fill="FFFFFF" w:themeFill="background1"/>
+            <w:tcMar/>
           </w:tcPr>
           <w:p>
             <w:pPr>
@@ -5351,6 +5604,7 @@
             <w:tcW w:w="2534" w:type="dxa"/>
             <w:gridSpan w:val="2"/>
             <w:shd w:val="clear" w:color="auto" w:fill="FBE5D5"/>
+            <w:tcMar/>
           </w:tcPr>
           <w:p>
             <w:pPr>
@@ -5375,9 +5629,11 @@
         </w:tc>
         <w:tc>
           <w:tcPr>
+            <w:cnfStyle w:val="000000000000" w:firstRow="0" w:lastRow="0" w:firstColumn="0" w:lastColumn="0" w:oddVBand="0" w:evenVBand="0" w:oddHBand="0" w:evenHBand="0" w:firstRowFirstColumn="0" w:firstRowLastColumn="0" w:lastRowFirstColumn="0" w:lastRowLastColumn="0"/>
             <w:tcW w:w="7620" w:type="dxa"/>
             <w:gridSpan w:val="2"/>
-            <w:shd w:val="clear" w:color="auto" w:fill="FFFFFF"/>
+            <w:shd w:val="clear" w:color="auto" w:fill="FFFFFF" w:themeFill="background1"/>
+            <w:tcMar/>
           </w:tcPr>
           <w:p>
             <w:pPr>
@@ -5432,6 +5688,7 @@
             <w:cnfStyle w:val="001000000000" w:firstRow="0" w:lastRow="0" w:firstColumn="1" w:lastColumn="0" w:oddVBand="0" w:evenVBand="0" w:oddHBand="0" w:evenHBand="0" w:firstRowFirstColumn="0" w:firstRowLastColumn="0" w:lastRowFirstColumn="0" w:lastRowLastColumn="0"/>
             <w:tcW w:w="2534" w:type="dxa"/>
             <w:gridSpan w:val="2"/>
+            <w:tcMar/>
           </w:tcPr>
           <w:p>
             <w:pPr>
@@ -5456,8 +5713,10 @@
         </w:tc>
         <w:tc>
           <w:tcPr>
+            <w:cnfStyle w:val="000000000000" w:firstRow="0" w:lastRow="0" w:firstColumn="0" w:lastColumn="0" w:oddVBand="0" w:evenVBand="0" w:oddHBand="0" w:evenHBand="0" w:firstRowFirstColumn="0" w:firstRowLastColumn="0" w:lastRowFirstColumn="0" w:lastRowLastColumn="0"/>
             <w:tcW w:w="7620" w:type="dxa"/>
             <w:gridSpan w:val="2"/>
+            <w:tcMar/>
           </w:tcPr>
           <w:p>
             <w:pPr>
@@ -5494,6 +5753,7 @@
           <w:tcPr>
             <w:cnfStyle w:val="001000000000" w:firstRow="0" w:lastRow="0" w:firstColumn="1" w:lastColumn="0" w:oddVBand="0" w:evenVBand="0" w:oddHBand="0" w:evenHBand="0" w:firstRowFirstColumn="0" w:firstRowLastColumn="0" w:lastRowFirstColumn="0" w:lastRowLastColumn="0"/>
             <w:tcW w:w="1267" w:type="dxa"/>
+            <w:tcMar/>
           </w:tcPr>
           <w:p>
             <w:pPr>
@@ -5518,9 +5778,11 @@
         </w:tc>
         <w:tc>
           <w:tcPr>
+            <w:cnfStyle w:val="000000000000" w:firstRow="0" w:lastRow="0" w:firstColumn="0" w:lastColumn="0" w:oddVBand="0" w:evenVBand="0" w:oddHBand="0" w:evenHBand="0" w:firstRowFirstColumn="0" w:firstRowLastColumn="0" w:lastRowFirstColumn="0" w:lastRowLastColumn="0"/>
             <w:tcW w:w="6727" w:type="dxa"/>
             <w:gridSpan w:val="2"/>
-            <w:shd w:val="clear" w:color="auto" w:fill="FFFFFF"/>
+            <w:shd w:val="clear" w:color="auto" w:fill="FFFFFF" w:themeFill="background1"/>
+            <w:tcMar/>
           </w:tcPr>
           <w:p>
             <w:pPr>
@@ -5555,8 +5817,10 @@
         </w:tc>
         <w:tc>
           <w:tcPr>
+            <w:cnfStyle w:val="000000000000" w:firstRow="0" w:lastRow="0" w:firstColumn="0" w:lastColumn="0" w:oddVBand="0" w:evenVBand="0" w:oddHBand="0" w:evenHBand="0" w:firstRowFirstColumn="0" w:firstRowLastColumn="0" w:lastRowFirstColumn="0" w:lastRowLastColumn="0"/>
             <w:tcW w:w="2160" w:type="dxa"/>
-            <w:shd w:val="clear" w:color="auto" w:fill="FFFFFF"/>
+            <w:shd w:val="clear" w:color="auto" w:fill="FFFFFF" w:themeFill="background1"/>
+            <w:tcMar/>
           </w:tcPr>
           <w:p>
             <w:pPr>
@@ -5582,6 +5846,7 @@
           <w:tcPr>
             <w:cnfStyle w:val="001000000000" w:firstRow="0" w:lastRow="0" w:firstColumn="1" w:lastColumn="0" w:oddVBand="0" w:evenVBand="0" w:oddHBand="0" w:evenHBand="0" w:firstRowFirstColumn="0" w:firstRowLastColumn="0" w:lastRowFirstColumn="0" w:lastRowLastColumn="0"/>
             <w:tcW w:w="1267" w:type="dxa"/>
+            <w:tcMar/>
           </w:tcPr>
           <w:p>
             <w:pPr>
@@ -5606,9 +5871,11 @@
         </w:tc>
         <w:tc>
           <w:tcPr>
+            <w:cnfStyle w:val="000000000000" w:firstRow="0" w:lastRow="0" w:firstColumn="0" w:lastColumn="0" w:oddVBand="0" w:evenVBand="0" w:oddHBand="0" w:evenHBand="0" w:firstRowFirstColumn="0" w:firstRowLastColumn="0" w:lastRowFirstColumn="0" w:lastRowLastColumn="0"/>
             <w:tcW w:w="6727" w:type="dxa"/>
             <w:gridSpan w:val="2"/>
-            <w:shd w:val="clear" w:color="auto" w:fill="FFFFFF"/>
+            <w:shd w:val="clear" w:color="auto" w:fill="FFFFFF" w:themeFill="background1"/>
+            <w:tcMar/>
           </w:tcPr>
           <w:p>
             <w:pPr>
@@ -5652,8 +5919,10 @@
         </w:tc>
         <w:tc>
           <w:tcPr>
+            <w:cnfStyle w:val="000000000000" w:firstRow="0" w:lastRow="0" w:firstColumn="0" w:lastColumn="0" w:oddVBand="0" w:evenVBand="0" w:oddHBand="0" w:evenHBand="0" w:firstRowFirstColumn="0" w:firstRowLastColumn="0" w:lastRowFirstColumn="0" w:lastRowLastColumn="0"/>
             <w:tcW w:w="2160" w:type="dxa"/>
-            <w:shd w:val="clear" w:color="auto" w:fill="FFFFFF"/>
+            <w:shd w:val="clear" w:color="auto" w:fill="FFFFFF" w:themeFill="background1"/>
+            <w:tcMar/>
           </w:tcPr>
           <w:p>
             <w:pPr>
@@ -5678,6 +5947,7 @@
           <w:tcPr>
             <w:cnfStyle w:val="001000000000" w:firstRow="0" w:lastRow="0" w:firstColumn="1" w:lastColumn="0" w:oddVBand="0" w:evenVBand="0" w:oddHBand="0" w:evenHBand="0" w:firstRowFirstColumn="0" w:firstRowLastColumn="0" w:lastRowFirstColumn="0" w:lastRowLastColumn="0"/>
             <w:tcW w:w="1267" w:type="dxa"/>
+            <w:tcMar/>
           </w:tcPr>
           <w:p>
             <w:pPr>
@@ -5702,9 +5972,11 @@
         </w:tc>
         <w:tc>
           <w:tcPr>
+            <w:cnfStyle w:val="000000000000" w:firstRow="0" w:lastRow="0" w:firstColumn="0" w:lastColumn="0" w:oddVBand="0" w:evenVBand="0" w:oddHBand="0" w:evenHBand="0" w:firstRowFirstColumn="0" w:firstRowLastColumn="0" w:lastRowFirstColumn="0" w:lastRowLastColumn="0"/>
             <w:tcW w:w="6727" w:type="dxa"/>
             <w:gridSpan w:val="2"/>
-            <w:shd w:val="clear" w:color="auto" w:fill="FFFFFF"/>
+            <w:shd w:val="clear" w:color="auto" w:fill="FFFFFF" w:themeFill="background1"/>
+            <w:tcMar/>
           </w:tcPr>
           <w:p>
             <w:pPr>
@@ -5739,8 +6011,10 @@
         </w:tc>
         <w:tc>
           <w:tcPr>
+            <w:cnfStyle w:val="000000000000" w:firstRow="0" w:lastRow="0" w:firstColumn="0" w:lastColumn="0" w:oddVBand="0" w:evenVBand="0" w:oddHBand="0" w:evenHBand="0" w:firstRowFirstColumn="0" w:firstRowLastColumn="0" w:lastRowFirstColumn="0" w:lastRowLastColumn="0"/>
             <w:tcW w:w="2160" w:type="dxa"/>
-            <w:shd w:val="clear" w:color="auto" w:fill="FFFFFF"/>
+            <w:shd w:val="clear" w:color="auto" w:fill="FFFFFF" w:themeFill="background1"/>
+            <w:tcMar/>
           </w:tcPr>
           <w:p>
             <w:pPr>
@@ -5766,6 +6040,7 @@
           <w:tcPr>
             <w:cnfStyle w:val="001000000000" w:firstRow="0" w:lastRow="0" w:firstColumn="1" w:lastColumn="0" w:oddVBand="0" w:evenVBand="0" w:oddHBand="0" w:evenHBand="0" w:firstRowFirstColumn="0" w:firstRowLastColumn="0" w:lastRowFirstColumn="0" w:lastRowLastColumn="0"/>
             <w:tcW w:w="1267" w:type="dxa"/>
+            <w:tcMar/>
           </w:tcPr>
           <w:p>
             <w:pPr>
@@ -5790,9 +6065,11 @@
         </w:tc>
         <w:tc>
           <w:tcPr>
+            <w:cnfStyle w:val="000000000000" w:firstRow="0" w:lastRow="0" w:firstColumn="0" w:lastColumn="0" w:oddVBand="0" w:evenVBand="0" w:oddHBand="0" w:evenHBand="0" w:firstRowFirstColumn="0" w:firstRowLastColumn="0" w:lastRowFirstColumn="0" w:lastRowLastColumn="0"/>
             <w:tcW w:w="6727" w:type="dxa"/>
             <w:gridSpan w:val="2"/>
-            <w:shd w:val="clear" w:color="auto" w:fill="FFFFFF"/>
+            <w:shd w:val="clear" w:color="auto" w:fill="FFFFFF" w:themeFill="background1"/>
+            <w:tcMar/>
           </w:tcPr>
           <w:p>
             <w:pPr>
@@ -5827,8 +6104,10 @@
         </w:tc>
         <w:tc>
           <w:tcPr>
+            <w:cnfStyle w:val="000000000000" w:firstRow="0" w:lastRow="0" w:firstColumn="0" w:lastColumn="0" w:oddVBand="0" w:evenVBand="0" w:oddHBand="0" w:evenHBand="0" w:firstRowFirstColumn="0" w:firstRowLastColumn="0" w:lastRowFirstColumn="0" w:lastRowLastColumn="0"/>
             <w:tcW w:w="2160" w:type="dxa"/>
-            <w:shd w:val="clear" w:color="auto" w:fill="FFFFFF"/>
+            <w:shd w:val="clear" w:color="auto" w:fill="FFFFFF" w:themeFill="background1"/>
+            <w:tcMar/>
           </w:tcPr>
           <w:p>
             <w:pPr>
@@ -5864,6 +6143,7 @@
             <w:tcW w:w="2534" w:type="dxa"/>
             <w:gridSpan w:val="2"/>
             <w:shd w:val="clear" w:color="auto" w:fill="FBE5D5"/>
+            <w:tcMar/>
           </w:tcPr>
           <w:p>
             <w:pPr>
@@ -5888,9 +6168,11 @@
         </w:tc>
         <w:tc>
           <w:tcPr>
+            <w:cnfStyle w:val="000000000000" w:firstRow="0" w:lastRow="0" w:firstColumn="0" w:lastColumn="0" w:oddVBand="0" w:evenVBand="0" w:oddHBand="0" w:evenHBand="0" w:firstRowFirstColumn="0" w:firstRowLastColumn="0" w:lastRowFirstColumn="0" w:lastRowLastColumn="0"/>
             <w:tcW w:w="7620" w:type="dxa"/>
             <w:gridSpan w:val="2"/>
-            <w:shd w:val="clear" w:color="auto" w:fill="FFFFFF"/>
+            <w:shd w:val="clear" w:color="auto" w:fill="FFFFFF" w:themeFill="background1"/>
+            <w:tcMar/>
           </w:tcPr>
           <w:p>
             <w:pPr>
@@ -5945,6 +6227,7 @@
             <w:cnfStyle w:val="001000000000" w:firstRow="0" w:lastRow="0" w:firstColumn="1" w:lastColumn="0" w:oddVBand="0" w:evenVBand="0" w:oddHBand="0" w:evenHBand="0" w:firstRowFirstColumn="0" w:firstRowLastColumn="0" w:lastRowFirstColumn="0" w:lastRowLastColumn="0"/>
             <w:tcW w:w="2534" w:type="dxa"/>
             <w:gridSpan w:val="2"/>
+            <w:tcMar/>
           </w:tcPr>
           <w:p>
             <w:pPr>
@@ -5969,9 +6252,11 @@
         </w:tc>
         <w:tc>
           <w:tcPr>
+            <w:cnfStyle w:val="000000000000" w:firstRow="0" w:lastRow="0" w:firstColumn="0" w:lastColumn="0" w:oddVBand="0" w:evenVBand="0" w:oddHBand="0" w:evenHBand="0" w:firstRowFirstColumn="0" w:firstRowLastColumn="0" w:lastRowFirstColumn="0" w:lastRowLastColumn="0"/>
             <w:tcW w:w="7620" w:type="dxa"/>
             <w:gridSpan w:val="2"/>
-            <w:shd w:val="clear" w:color="auto" w:fill="FFFFFF"/>
+            <w:shd w:val="clear" w:color="auto" w:fill="FFFFFF" w:themeFill="background1"/>
+            <w:tcMar/>
           </w:tcPr>
           <w:p>
             <w:pPr>
@@ -6025,6 +6310,7 @@
             <w:tcW w:w="2534" w:type="dxa"/>
             <w:gridSpan w:val="2"/>
             <w:shd w:val="clear" w:color="auto" w:fill="FBE5D5"/>
+            <w:tcMar/>
           </w:tcPr>
           <w:p>
             <w:pPr>
@@ -6049,9 +6335,11 @@
         </w:tc>
         <w:tc>
           <w:tcPr>
+            <w:cnfStyle w:val="000000000000" w:firstRow="0" w:lastRow="0" w:firstColumn="0" w:lastColumn="0" w:oddVBand="0" w:evenVBand="0" w:oddHBand="0" w:evenHBand="0" w:firstRowFirstColumn="0" w:firstRowLastColumn="0" w:lastRowFirstColumn="0" w:lastRowLastColumn="0"/>
             <w:tcW w:w="7620" w:type="dxa"/>
             <w:gridSpan w:val="2"/>
             <w:shd w:val="clear" w:color="auto" w:fill="FBE5D5"/>
+            <w:tcMar/>
           </w:tcPr>
           <w:p>
             <w:pPr>
@@ -6089,6 +6377,7 @@
           <w:tcPr>
             <w:cnfStyle w:val="001000000000" w:firstRow="0" w:lastRow="0" w:firstColumn="1" w:lastColumn="0" w:oddVBand="0" w:evenVBand="0" w:oddHBand="0" w:evenHBand="0" w:firstRowFirstColumn="0" w:firstRowLastColumn="0" w:lastRowFirstColumn="0" w:lastRowLastColumn="0"/>
             <w:tcW w:w="1267" w:type="dxa"/>
+            <w:tcMar/>
           </w:tcPr>
           <w:p>
             <w:pPr>
@@ -6113,9 +6402,11 @@
         </w:tc>
         <w:tc>
           <w:tcPr>
+            <w:cnfStyle w:val="000000000000" w:firstRow="0" w:lastRow="0" w:firstColumn="0" w:lastColumn="0" w:oddVBand="0" w:evenVBand="0" w:oddHBand="0" w:evenHBand="0" w:firstRowFirstColumn="0" w:firstRowLastColumn="0" w:lastRowFirstColumn="0" w:lastRowLastColumn="0"/>
             <w:tcW w:w="6727" w:type="dxa"/>
             <w:gridSpan w:val="2"/>
-            <w:shd w:val="clear" w:color="auto" w:fill="FFFFFF"/>
+            <w:shd w:val="clear" w:color="auto" w:fill="FFFFFF" w:themeFill="background1"/>
+            <w:tcMar/>
           </w:tcPr>
           <w:p>
             <w:pPr>
@@ -6150,8 +6441,10 @@
         </w:tc>
         <w:tc>
           <w:tcPr>
+            <w:cnfStyle w:val="000000000000" w:firstRow="0" w:lastRow="0" w:firstColumn="0" w:lastColumn="0" w:oddVBand="0" w:evenVBand="0" w:oddHBand="0" w:evenHBand="0" w:firstRowFirstColumn="0" w:firstRowLastColumn="0" w:lastRowFirstColumn="0" w:lastRowLastColumn="0"/>
             <w:tcW w:w="2160" w:type="dxa"/>
-            <w:shd w:val="clear" w:color="auto" w:fill="FFFFFF"/>
+            <w:shd w:val="clear" w:color="auto" w:fill="FFFFFF" w:themeFill="background1"/>
+            <w:tcMar/>
           </w:tcPr>
           <w:p>
             <w:pPr>
@@ -6176,6 +6469,7 @@
           <w:tcPr>
             <w:cnfStyle w:val="001000000000" w:firstRow="0" w:lastRow="0" w:firstColumn="1" w:lastColumn="0" w:oddVBand="0" w:evenVBand="0" w:oddHBand="0" w:evenHBand="0" w:firstRowFirstColumn="0" w:firstRowLastColumn="0" w:lastRowFirstColumn="0" w:lastRowLastColumn="0"/>
             <w:tcW w:w="1267" w:type="dxa"/>
+            <w:tcMar/>
           </w:tcPr>
           <w:p>
             <w:pPr>
@@ -6200,9 +6494,11 @@
         </w:tc>
         <w:tc>
           <w:tcPr>
+            <w:cnfStyle w:val="000000000000" w:firstRow="0" w:lastRow="0" w:firstColumn="0" w:lastColumn="0" w:oddVBand="0" w:evenVBand="0" w:oddHBand="0" w:evenHBand="0" w:firstRowFirstColumn="0" w:firstRowLastColumn="0" w:lastRowFirstColumn="0" w:lastRowLastColumn="0"/>
             <w:tcW w:w="6727" w:type="dxa"/>
             <w:gridSpan w:val="2"/>
-            <w:shd w:val="clear" w:color="auto" w:fill="FFFFFF"/>
+            <w:shd w:val="clear" w:color="auto" w:fill="FFFFFF" w:themeFill="background1"/>
+            <w:tcMar/>
           </w:tcPr>
           <w:p>
             <w:pPr>
@@ -6237,8 +6533,10 @@
         </w:tc>
         <w:tc>
           <w:tcPr>
+            <w:cnfStyle w:val="000000000000" w:firstRow="0" w:lastRow="0" w:firstColumn="0" w:lastColumn="0" w:oddVBand="0" w:evenVBand="0" w:oddHBand="0" w:evenHBand="0" w:firstRowFirstColumn="0" w:firstRowLastColumn="0" w:lastRowFirstColumn="0" w:lastRowLastColumn="0"/>
             <w:tcW w:w="2160" w:type="dxa"/>
-            <w:shd w:val="clear" w:color="auto" w:fill="FFFFFF"/>
+            <w:shd w:val="clear" w:color="auto" w:fill="FFFFFF" w:themeFill="background1"/>
+            <w:tcMar/>
           </w:tcPr>
           <w:p>
             <w:pPr>
@@ -6264,6 +6562,7 @@
           <w:tcPr>
             <w:cnfStyle w:val="001000000000" w:firstRow="0" w:lastRow="0" w:firstColumn="1" w:lastColumn="0" w:oddVBand="0" w:evenVBand="0" w:oddHBand="0" w:evenHBand="0" w:firstRowFirstColumn="0" w:firstRowLastColumn="0" w:lastRowFirstColumn="0" w:lastRowLastColumn="0"/>
             <w:tcW w:w="1267" w:type="dxa"/>
+            <w:tcMar/>
           </w:tcPr>
           <w:p>
             <w:pPr>
@@ -6288,9 +6587,11 @@
         </w:tc>
         <w:tc>
           <w:tcPr>
+            <w:cnfStyle w:val="000000000000" w:firstRow="0" w:lastRow="0" w:firstColumn="0" w:lastColumn="0" w:oddVBand="0" w:evenVBand="0" w:oddHBand="0" w:evenHBand="0" w:firstRowFirstColumn="0" w:firstRowLastColumn="0" w:lastRowFirstColumn="0" w:lastRowLastColumn="0"/>
             <w:tcW w:w="6727" w:type="dxa"/>
             <w:gridSpan w:val="2"/>
-            <w:shd w:val="clear" w:color="auto" w:fill="FFFFFF"/>
+            <w:shd w:val="clear" w:color="auto" w:fill="FFFFFF" w:themeFill="background1"/>
+            <w:tcMar/>
           </w:tcPr>
           <w:p>
             <w:pPr>
@@ -6334,8 +6635,10 @@
         </w:tc>
         <w:tc>
           <w:tcPr>
+            <w:cnfStyle w:val="000000000000" w:firstRow="0" w:lastRow="0" w:firstColumn="0" w:lastColumn="0" w:oddVBand="0" w:evenVBand="0" w:oddHBand="0" w:evenHBand="0" w:firstRowFirstColumn="0" w:firstRowLastColumn="0" w:lastRowFirstColumn="0" w:lastRowLastColumn="0"/>
             <w:tcW w:w="2160" w:type="dxa"/>
-            <w:shd w:val="clear" w:color="auto" w:fill="FFFFFF"/>
+            <w:shd w:val="clear" w:color="auto" w:fill="FFFFFF" w:themeFill="background1"/>
+            <w:tcMar/>
           </w:tcPr>
           <w:p>
             <w:pPr>
@@ -6369,6 +6672,7 @@
           <w:tcPr>
             <w:cnfStyle w:val="001000000000" w:firstRow="0" w:lastRow="0" w:firstColumn="1" w:lastColumn="0" w:oddVBand="0" w:evenVBand="0" w:oddHBand="0" w:evenHBand="0" w:firstRowFirstColumn="0" w:firstRowLastColumn="0" w:lastRowFirstColumn="0" w:lastRowLastColumn="0"/>
             <w:tcW w:w="1267" w:type="dxa"/>
+            <w:tcMar/>
           </w:tcPr>
           <w:p>
             <w:pPr>
@@ -6393,9 +6697,11 @@
         </w:tc>
         <w:tc>
           <w:tcPr>
+            <w:cnfStyle w:val="000000000000" w:firstRow="0" w:lastRow="0" w:firstColumn="0" w:lastColumn="0" w:oddVBand="0" w:evenVBand="0" w:oddHBand="0" w:evenHBand="0" w:firstRowFirstColumn="0" w:firstRowLastColumn="0" w:lastRowFirstColumn="0" w:lastRowLastColumn="0"/>
             <w:tcW w:w="6727" w:type="dxa"/>
             <w:gridSpan w:val="2"/>
-            <w:shd w:val="clear" w:color="auto" w:fill="FFFFFF"/>
+            <w:shd w:val="clear" w:color="auto" w:fill="FFFFFF" w:themeFill="background1"/>
+            <w:tcMar/>
           </w:tcPr>
           <w:p>
             <w:pPr>
@@ -6430,8 +6736,10 @@
         </w:tc>
         <w:tc>
           <w:tcPr>
+            <w:cnfStyle w:val="000000000000" w:firstRow="0" w:lastRow="0" w:firstColumn="0" w:lastColumn="0" w:oddVBand="0" w:evenVBand="0" w:oddHBand="0" w:evenHBand="0" w:firstRowFirstColumn="0" w:firstRowLastColumn="0" w:lastRowFirstColumn="0" w:lastRowLastColumn="0"/>
             <w:tcW w:w="2160" w:type="dxa"/>
-            <w:shd w:val="clear" w:color="auto" w:fill="FFFFFF"/>
+            <w:shd w:val="clear" w:color="auto" w:fill="FFFFFF" w:themeFill="background1"/>
+            <w:tcMar/>
           </w:tcPr>
           <w:p>
             <w:pPr>
@@ -6458,6 +6766,7 @@
             <w:cnfStyle w:val="001000000000" w:firstRow="0" w:lastRow="0" w:firstColumn="1" w:lastColumn="0" w:oddVBand="0" w:evenVBand="0" w:oddHBand="0" w:evenHBand="0" w:firstRowFirstColumn="0" w:firstRowLastColumn="0" w:lastRowFirstColumn="0" w:lastRowLastColumn="0"/>
             <w:tcW w:w="2534" w:type="dxa"/>
             <w:gridSpan w:val="2"/>
+            <w:tcMar/>
           </w:tcPr>
           <w:p>
             <w:pPr>
@@ -6482,9 +6791,11 @@
         </w:tc>
         <w:tc>
           <w:tcPr>
+            <w:cnfStyle w:val="000000000000" w:firstRow="0" w:lastRow="0" w:firstColumn="0" w:lastColumn="0" w:oddVBand="0" w:evenVBand="0" w:oddHBand="0" w:evenHBand="0" w:firstRowFirstColumn="0" w:firstRowLastColumn="0" w:lastRowFirstColumn="0" w:lastRowLastColumn="0"/>
             <w:tcW w:w="7620" w:type="dxa"/>
             <w:gridSpan w:val="2"/>
-            <w:shd w:val="clear" w:color="auto" w:fill="FFFFFF"/>
+            <w:shd w:val="clear" w:color="auto" w:fill="FFFFFF" w:themeFill="background1"/>
+            <w:tcMar/>
           </w:tcPr>
           <w:p>
             <w:pPr>
@@ -6539,6 +6850,7 @@
             <w:tcW w:w="2534" w:type="dxa"/>
             <w:gridSpan w:val="2"/>
             <w:shd w:val="clear" w:color="auto" w:fill="FBE5D5"/>
+            <w:tcMar/>
           </w:tcPr>
           <w:p>
             <w:pPr>
@@ -6563,9 +6875,11 @@
         </w:tc>
         <w:tc>
           <w:tcPr>
+            <w:cnfStyle w:val="000000000000" w:firstRow="0" w:lastRow="0" w:firstColumn="0" w:lastColumn="0" w:oddVBand="0" w:evenVBand="0" w:oddHBand="0" w:evenHBand="0" w:firstRowFirstColumn="0" w:firstRowLastColumn="0" w:lastRowFirstColumn="0" w:lastRowLastColumn="0"/>
             <w:tcW w:w="7620" w:type="dxa"/>
             <w:gridSpan w:val="2"/>
-            <w:shd w:val="clear" w:color="auto" w:fill="FFFFFF"/>
+            <w:shd w:val="clear" w:color="auto" w:fill="FFFFFF" w:themeFill="background1"/>
+            <w:tcMar/>
           </w:tcPr>
           <w:p>
             <w:pPr>
@@ -6615,12 +6929,12 @@
         <w:tblW w:w="10154" w:type="dxa"/>
         <w:tblInd w:w="-680" w:type="dxa"/>
         <w:tblBorders>
-          <w:top w:val="single" w:sz="4" w:space="0" w:color="F4B083"/>
-          <w:left w:val="single" w:sz="4" w:space="0" w:color="F4B083"/>
-          <w:bottom w:val="single" w:sz="4" w:space="0" w:color="F4B083"/>
-          <w:right w:val="single" w:sz="4" w:space="0" w:color="F4B083"/>
-          <w:insideH w:val="single" w:sz="4" w:space="0" w:color="F4B083"/>
-          <w:insideV w:val="single" w:sz="4" w:space="0" w:color="F4B083"/>
+          <w:top w:val="single" w:color="F4B083" w:sz="4" w:space="0"/>
+          <w:left w:val="single" w:color="F4B083" w:sz="4" w:space="0"/>
+          <w:bottom w:val="single" w:color="F4B083" w:sz="4" w:space="0"/>
+          <w:right w:val="single" w:color="F4B083" w:sz="4" w:space="0"/>
+          <w:insideH w:val="single" w:color="F4B083" w:sz="4" w:space="0"/>
+          <w:insideV w:val="single" w:color="F4B083" w:sz="4" w:space="0"/>
         </w:tblBorders>
         <w:tblLayout w:type="fixed"/>
         <w:tblLook w:val="04A0" w:firstRow="1" w:lastRow="0" w:firstColumn="1" w:lastColumn="0" w:noHBand="0" w:noVBand="1"/>
@@ -6640,6 +6954,7 @@
             <w:tcW w:w="2534" w:type="dxa"/>
             <w:gridSpan w:val="2"/>
             <w:shd w:val="clear" w:color="auto" w:fill="FBE5D5"/>
+            <w:tcMar/>
           </w:tcPr>
           <w:p>
             <w:pPr>
@@ -6666,6 +6981,7 @@
             <w:tcW w:w="7620" w:type="dxa"/>
             <w:gridSpan w:val="2"/>
             <w:shd w:val="clear" w:color="auto" w:fill="FBE5D5"/>
+            <w:tcMar/>
           </w:tcPr>
           <w:p>
             <w:pPr>
@@ -6697,6 +7013,7 @@
         <w:tc>
           <w:tcPr>
             <w:tcW w:w="1267" w:type="dxa"/>
+            <w:tcMar/>
           </w:tcPr>
           <w:p>
             <w:pPr>
@@ -6722,7 +7039,8 @@
           <w:tcPr>
             <w:tcW w:w="6727" w:type="dxa"/>
             <w:gridSpan w:val="2"/>
-            <w:shd w:val="clear" w:color="auto" w:fill="FFFFFF"/>
+            <w:shd w:val="clear" w:color="auto" w:fill="FFFFFF" w:themeFill="background1"/>
+            <w:tcMar/>
           </w:tcPr>
           <w:p>
             <w:pPr>
@@ -6753,7 +7071,8 @@
         <w:tc>
           <w:tcPr>
             <w:tcW w:w="2160" w:type="dxa"/>
-            <w:shd w:val="clear" w:color="auto" w:fill="FFFFFF"/>
+            <w:shd w:val="clear" w:color="auto" w:fill="FFFFFF" w:themeFill="background1"/>
+            <w:tcMar/>
           </w:tcPr>
           <w:p>
             <w:pPr>
@@ -6774,6 +7093,7 @@
         <w:tc>
           <w:tcPr>
             <w:tcW w:w="1267" w:type="dxa"/>
+            <w:tcMar/>
           </w:tcPr>
           <w:p>
             <w:pPr>
@@ -6799,7 +7119,8 @@
           <w:tcPr>
             <w:tcW w:w="6727" w:type="dxa"/>
             <w:gridSpan w:val="2"/>
-            <w:shd w:val="clear" w:color="auto" w:fill="FFFFFF"/>
+            <w:shd w:val="clear" w:color="auto" w:fill="FFFFFF" w:themeFill="background1"/>
+            <w:tcMar/>
           </w:tcPr>
           <w:p>
             <w:pPr>
@@ -6830,7 +7151,8 @@
         <w:tc>
           <w:tcPr>
             <w:tcW w:w="2160" w:type="dxa"/>
-            <w:shd w:val="clear" w:color="auto" w:fill="FFFFFF"/>
+            <w:shd w:val="clear" w:color="auto" w:fill="FFFFFF" w:themeFill="background1"/>
+            <w:tcMar/>
           </w:tcPr>
           <w:p>
             <w:pPr>
@@ -6859,6 +7181,7 @@
         <w:tc>
           <w:tcPr>
             <w:tcW w:w="1267" w:type="dxa"/>
+            <w:tcMar/>
           </w:tcPr>
           <w:p>
             <w:pPr>
@@ -6885,7 +7208,8 @@
           <w:tcPr>
             <w:tcW w:w="6727" w:type="dxa"/>
             <w:gridSpan w:val="2"/>
-            <w:shd w:val="clear" w:color="auto" w:fill="FFFFFF"/>
+            <w:shd w:val="clear" w:color="auto" w:fill="FFFFFF" w:themeFill="background1"/>
+            <w:tcMar/>
           </w:tcPr>
           <w:p>
             <w:pPr>
@@ -6916,7 +7240,8 @@
         <w:tc>
           <w:tcPr>
             <w:tcW w:w="2160" w:type="dxa"/>
-            <w:shd w:val="clear" w:color="auto" w:fill="FFFFFF"/>
+            <w:shd w:val="clear" w:color="auto" w:fill="FFFFFF" w:themeFill="background1"/>
+            <w:tcMar/>
           </w:tcPr>
           <w:p>
             <w:pPr>
@@ -6937,6 +7262,7 @@
         <w:tc>
           <w:tcPr>
             <w:tcW w:w="1267" w:type="dxa"/>
+            <w:tcMar/>
           </w:tcPr>
           <w:p>
             <w:pPr>
@@ -6962,7 +7288,8 @@
           <w:tcPr>
             <w:tcW w:w="6727" w:type="dxa"/>
             <w:gridSpan w:val="2"/>
-            <w:shd w:val="clear" w:color="auto" w:fill="FFFFFF"/>
+            <w:shd w:val="clear" w:color="auto" w:fill="FFFFFF" w:themeFill="background1"/>
+            <w:tcMar/>
           </w:tcPr>
           <w:p>
             <w:pPr>
@@ -6993,7 +7320,8 @@
         <w:tc>
           <w:tcPr>
             <w:tcW w:w="2160" w:type="dxa"/>
-            <w:shd w:val="clear" w:color="auto" w:fill="FFFFFF"/>
+            <w:shd w:val="clear" w:color="auto" w:fill="FFFFFF" w:themeFill="background1"/>
+            <w:tcMar/>
           </w:tcPr>
           <w:p>
             <w:pPr>
@@ -7016,6 +7344,7 @@
             <w:tcW w:w="2534" w:type="dxa"/>
             <w:gridSpan w:val="2"/>
             <w:shd w:val="clear" w:color="auto" w:fill="FBE5D5"/>
+            <w:tcMar/>
           </w:tcPr>
           <w:p>
             <w:pPr>
@@ -7041,7 +7370,8 @@
           <w:tcPr>
             <w:tcW w:w="7620" w:type="dxa"/>
             <w:gridSpan w:val="2"/>
-            <w:shd w:val="clear" w:color="auto" w:fill="FFFFFF"/>
+            <w:shd w:val="clear" w:color="auto" w:fill="FFFFFF" w:themeFill="background1"/>
+            <w:tcMar/>
           </w:tcPr>
           <w:p>
             <w:pPr>
@@ -7089,6 +7419,7 @@
             <w:tcW w:w="2534" w:type="dxa"/>
             <w:gridSpan w:val="2"/>
             <w:shd w:val="clear" w:color="auto" w:fill="FBE5D5"/>
+            <w:tcMar/>
           </w:tcPr>
           <w:p>
             <w:pPr>
@@ -7114,7 +7445,8 @@
           <w:tcPr>
             <w:tcW w:w="7620" w:type="dxa"/>
             <w:gridSpan w:val="2"/>
-            <w:shd w:val="clear" w:color="auto" w:fill="FFFFFF"/>
+            <w:shd w:val="clear" w:color="auto" w:fill="FFFFFF" w:themeFill="background1"/>
+            <w:tcMar/>
           </w:tcPr>
           <w:p>
             <w:pPr>
@@ -7161,6 +7493,7 @@
             <w:tcW w:w="2534" w:type="dxa"/>
             <w:gridSpan w:val="2"/>
             <w:shd w:val="clear" w:color="auto" w:fill="FBE5D5"/>
+            <w:tcMar/>
           </w:tcPr>
           <w:p>
             <w:pPr>
@@ -7187,6 +7520,7 @@
             <w:tcW w:w="7620" w:type="dxa"/>
             <w:gridSpan w:val="2"/>
             <w:shd w:val="clear" w:color="auto" w:fill="FBE5D5"/>
+            <w:tcMar/>
           </w:tcPr>
           <w:p>
             <w:pPr>
@@ -7218,6 +7552,7 @@
         <w:tc>
           <w:tcPr>
             <w:tcW w:w="1267" w:type="dxa"/>
+            <w:tcMar/>
           </w:tcPr>
           <w:p>
             <w:pPr>
@@ -7243,7 +7578,8 @@
           <w:tcPr>
             <w:tcW w:w="6727" w:type="dxa"/>
             <w:gridSpan w:val="2"/>
-            <w:shd w:val="clear" w:color="auto" w:fill="FFFFFF"/>
+            <w:shd w:val="clear" w:color="auto" w:fill="FFFFFF" w:themeFill="background1"/>
+            <w:tcMar/>
           </w:tcPr>
           <w:p>
             <w:pPr>
@@ -7274,7 +7610,8 @@
         <w:tc>
           <w:tcPr>
             <w:tcW w:w="2160" w:type="dxa"/>
-            <w:shd w:val="clear" w:color="auto" w:fill="FFFFFF"/>
+            <w:shd w:val="clear" w:color="auto" w:fill="FFFFFF" w:themeFill="background1"/>
+            <w:tcMar/>
           </w:tcPr>
           <w:p>
             <w:pPr>
@@ -7295,6 +7632,7 @@
         <w:tc>
           <w:tcPr>
             <w:tcW w:w="1267" w:type="dxa"/>
+            <w:tcMar/>
           </w:tcPr>
           <w:p>
             <w:pPr>
@@ -7320,7 +7658,8 @@
           <w:tcPr>
             <w:tcW w:w="6727" w:type="dxa"/>
             <w:gridSpan w:val="2"/>
-            <w:shd w:val="clear" w:color="auto" w:fill="FFFFFF"/>
+            <w:shd w:val="clear" w:color="auto" w:fill="FFFFFF" w:themeFill="background1"/>
+            <w:tcMar/>
           </w:tcPr>
           <w:p>
             <w:pPr>
@@ -7351,7 +7690,8 @@
         <w:tc>
           <w:tcPr>
             <w:tcW w:w="2160" w:type="dxa"/>
-            <w:shd w:val="clear" w:color="auto" w:fill="FFFFFF"/>
+            <w:shd w:val="clear" w:color="auto" w:fill="FFFFFF" w:themeFill="background1"/>
+            <w:tcMar/>
           </w:tcPr>
           <w:p>
             <w:pPr>
@@ -7380,6 +7720,7 @@
         <w:tc>
           <w:tcPr>
             <w:tcW w:w="1267" w:type="dxa"/>
+            <w:tcMar/>
           </w:tcPr>
           <w:p>
             <w:pPr>
@@ -7405,7 +7746,8 @@
           <w:tcPr>
             <w:tcW w:w="6727" w:type="dxa"/>
             <w:gridSpan w:val="2"/>
-            <w:shd w:val="clear" w:color="auto" w:fill="FFFFFF"/>
+            <w:shd w:val="clear" w:color="auto" w:fill="FFFFFF" w:themeFill="background1"/>
+            <w:tcMar/>
           </w:tcPr>
           <w:p>
             <w:pPr>
@@ -7436,7 +7778,8 @@
         <w:tc>
           <w:tcPr>
             <w:tcW w:w="2160" w:type="dxa"/>
-            <w:shd w:val="clear" w:color="auto" w:fill="FFFFFF"/>
+            <w:shd w:val="clear" w:color="auto" w:fill="FFFFFF" w:themeFill="background1"/>
+            <w:tcMar/>
           </w:tcPr>
           <w:p>
             <w:pPr>
@@ -7457,6 +7800,7 @@
         <w:tc>
           <w:tcPr>
             <w:tcW w:w="1267" w:type="dxa"/>
+            <w:tcMar/>
           </w:tcPr>
           <w:p>
             <w:pPr>
@@ -7482,7 +7826,8 @@
           <w:tcPr>
             <w:tcW w:w="6727" w:type="dxa"/>
             <w:gridSpan w:val="2"/>
-            <w:shd w:val="clear" w:color="auto" w:fill="FFFFFF"/>
+            <w:shd w:val="clear" w:color="auto" w:fill="FFFFFF" w:themeFill="background1"/>
+            <w:tcMar/>
           </w:tcPr>
           <w:p>
             <w:pPr>
@@ -7500,12 +7845,21 @@
               </w:rPr>
               <w:t>Mayor calidad</w:t>
             </w:r>
+            <w:r>
+              <w:rPr>
+                <w:rFonts w:eastAsia="Calibri"/>
+                <w:sz w:val="20"/>
+                <w:szCs w:val="20"/>
+              </w:rPr>
+              <w:t>.</w:t>
+            </w:r>
           </w:p>
         </w:tc>
         <w:tc>
           <w:tcPr>
             <w:tcW w:w="2160" w:type="dxa"/>
-            <w:shd w:val="clear" w:color="auto" w:fill="FFFFFF"/>
+            <w:shd w:val="clear" w:color="auto" w:fill="FFFFFF" w:themeFill="background1"/>
+            <w:tcMar/>
           </w:tcPr>
           <w:p>
             <w:pPr>
@@ -7528,6 +7882,7 @@
             <w:tcW w:w="2534" w:type="dxa"/>
             <w:gridSpan w:val="2"/>
             <w:shd w:val="clear" w:color="auto" w:fill="FBE5D5"/>
+            <w:tcMar/>
           </w:tcPr>
           <w:p>
             <w:pPr>
@@ -7553,7 +7908,8 @@
           <w:tcPr>
             <w:tcW w:w="7620" w:type="dxa"/>
             <w:gridSpan w:val="2"/>
-            <w:shd w:val="clear" w:color="auto" w:fill="FFFFFF"/>
+            <w:shd w:val="clear" w:color="auto" w:fill="FFFFFF" w:themeFill="background1"/>
+            <w:tcMar/>
           </w:tcPr>
           <w:p>
             <w:pPr>
@@ -7601,6 +7957,7 @@
             <w:tcW w:w="2534" w:type="dxa"/>
             <w:gridSpan w:val="2"/>
             <w:shd w:val="clear" w:color="auto" w:fill="FBE5D5"/>
+            <w:tcMar/>
           </w:tcPr>
           <w:p>
             <w:pPr>
@@ -7626,7 +7983,8 @@
           <w:tcPr>
             <w:tcW w:w="7620" w:type="dxa"/>
             <w:gridSpan w:val="2"/>
-            <w:shd w:val="clear" w:color="auto" w:fill="FFFFFF"/>
+            <w:shd w:val="clear" w:color="auto" w:fill="FFFFFF" w:themeFill="background1"/>
+            <w:tcMar/>
           </w:tcPr>
           <w:p>
             <w:pPr>
@@ -7673,6 +8031,7 @@
             <w:tcW w:w="2534" w:type="dxa"/>
             <w:gridSpan w:val="2"/>
             <w:shd w:val="clear" w:color="auto" w:fill="FBE5D5"/>
+            <w:tcMar/>
           </w:tcPr>
           <w:p>
             <w:pPr>
@@ -7699,6 +8058,7 @@
             <w:tcW w:w="7620" w:type="dxa"/>
             <w:gridSpan w:val="2"/>
             <w:shd w:val="clear" w:color="auto" w:fill="FBE5D5"/>
+            <w:tcMar/>
           </w:tcPr>
           <w:p>
             <w:pPr>
@@ -7730,6 +8090,7 @@
         <w:tc>
           <w:tcPr>
             <w:tcW w:w="1267" w:type="dxa"/>
+            <w:tcMar/>
           </w:tcPr>
           <w:p>
             <w:pPr>
@@ -7755,7 +8116,8 @@
           <w:tcPr>
             <w:tcW w:w="6727" w:type="dxa"/>
             <w:gridSpan w:val="2"/>
-            <w:shd w:val="clear" w:color="auto" w:fill="FFFFFF"/>
+            <w:shd w:val="clear" w:color="auto" w:fill="FFFFFF" w:themeFill="background1"/>
+            <w:tcMar/>
           </w:tcPr>
           <w:p>
             <w:pPr>
@@ -7786,7 +8148,8 @@
         <w:tc>
           <w:tcPr>
             <w:tcW w:w="2160" w:type="dxa"/>
-            <w:shd w:val="clear" w:color="auto" w:fill="FFFFFF"/>
+            <w:shd w:val="clear" w:color="auto" w:fill="FFFFFF" w:themeFill="background1"/>
+            <w:tcMar/>
           </w:tcPr>
           <w:p>
             <w:pPr>
@@ -7807,6 +8170,7 @@
         <w:tc>
           <w:tcPr>
             <w:tcW w:w="1267" w:type="dxa"/>
+            <w:tcMar/>
           </w:tcPr>
           <w:p>
             <w:pPr>
@@ -7832,7 +8196,8 @@
           <w:tcPr>
             <w:tcW w:w="6727" w:type="dxa"/>
             <w:gridSpan w:val="2"/>
-            <w:shd w:val="clear" w:color="auto" w:fill="FFFFFF"/>
+            <w:shd w:val="clear" w:color="auto" w:fill="FFFFFF" w:themeFill="background1"/>
+            <w:tcMar/>
           </w:tcPr>
           <w:p>
             <w:pPr>
@@ -7855,7 +8220,8 @@
         <w:tc>
           <w:tcPr>
             <w:tcW w:w="2160" w:type="dxa"/>
-            <w:shd w:val="clear" w:color="auto" w:fill="FFFFFF"/>
+            <w:shd w:val="clear" w:color="auto" w:fill="FFFFFF" w:themeFill="background1"/>
+            <w:tcMar/>
           </w:tcPr>
           <w:p>
             <w:pPr>
@@ -7884,6 +8250,7 @@
         <w:tc>
           <w:tcPr>
             <w:tcW w:w="1267" w:type="dxa"/>
+            <w:tcMar/>
           </w:tcPr>
           <w:p>
             <w:pPr>
@@ -7909,7 +8276,8 @@
           <w:tcPr>
             <w:tcW w:w="6727" w:type="dxa"/>
             <w:gridSpan w:val="2"/>
-            <w:shd w:val="clear" w:color="auto" w:fill="FFFFFF"/>
+            <w:shd w:val="clear" w:color="auto" w:fill="FFFFFF" w:themeFill="background1"/>
+            <w:tcMar/>
           </w:tcPr>
           <w:p>
             <w:pPr>
@@ -7940,7 +8308,8 @@
         <w:tc>
           <w:tcPr>
             <w:tcW w:w="2160" w:type="dxa"/>
-            <w:shd w:val="clear" w:color="auto" w:fill="FFFFFF"/>
+            <w:shd w:val="clear" w:color="auto" w:fill="FFFFFF" w:themeFill="background1"/>
+            <w:tcMar/>
           </w:tcPr>
           <w:p>
             <w:pPr>
@@ -7961,6 +8330,7 @@
         <w:tc>
           <w:tcPr>
             <w:tcW w:w="1267" w:type="dxa"/>
+            <w:tcMar/>
           </w:tcPr>
           <w:p>
             <w:pPr>
@@ -7986,7 +8356,8 @@
           <w:tcPr>
             <w:tcW w:w="6727" w:type="dxa"/>
             <w:gridSpan w:val="2"/>
-            <w:shd w:val="clear" w:color="auto" w:fill="FFFFFF"/>
+            <w:shd w:val="clear" w:color="auto" w:fill="FFFFFF" w:themeFill="background1"/>
+            <w:tcMar/>
           </w:tcPr>
           <w:p>
             <w:pPr>
@@ -8017,7 +8388,8 @@
         <w:tc>
           <w:tcPr>
             <w:tcW w:w="2160" w:type="dxa"/>
-            <w:shd w:val="clear" w:color="auto" w:fill="FFFFFF"/>
+            <w:shd w:val="clear" w:color="auto" w:fill="FFFFFF" w:themeFill="background1"/>
+            <w:tcMar/>
           </w:tcPr>
           <w:p>
             <w:pPr>
@@ -8040,6 +8412,7 @@
             <w:tcW w:w="2534" w:type="dxa"/>
             <w:gridSpan w:val="2"/>
             <w:shd w:val="clear" w:color="auto" w:fill="FBE5D5"/>
+            <w:tcMar/>
           </w:tcPr>
           <w:p>
             <w:pPr>
@@ -8065,7 +8438,8 @@
           <w:tcPr>
             <w:tcW w:w="7620" w:type="dxa"/>
             <w:gridSpan w:val="2"/>
-            <w:shd w:val="clear" w:color="auto" w:fill="FFFFFF"/>
+            <w:shd w:val="clear" w:color="auto" w:fill="FFFFFF" w:themeFill="background1"/>
+            <w:tcMar/>
           </w:tcPr>
           <w:p>
             <w:pPr>
@@ -8113,6 +8487,7 @@
             <w:tcW w:w="2534" w:type="dxa"/>
             <w:gridSpan w:val="2"/>
             <w:shd w:val="clear" w:color="auto" w:fill="FBE5D5"/>
+            <w:tcMar/>
           </w:tcPr>
           <w:p>
             <w:pPr>
@@ -8138,7 +8513,8 @@
           <w:tcPr>
             <w:tcW w:w="7620" w:type="dxa"/>
             <w:gridSpan w:val="2"/>
-            <w:shd w:val="clear" w:color="auto" w:fill="FFFFFF"/>
+            <w:shd w:val="clear" w:color="auto" w:fill="FFFFFF" w:themeFill="background1"/>
+            <w:tcMar/>
           </w:tcPr>
           <w:p>
             <w:pPr>
@@ -8185,6 +8561,7 @@
             <w:tcW w:w="2534" w:type="dxa"/>
             <w:gridSpan w:val="2"/>
             <w:shd w:val="clear" w:color="auto" w:fill="FBE5D5"/>
+            <w:tcMar/>
           </w:tcPr>
           <w:p>
             <w:pPr>
@@ -8211,6 +8588,7 @@
             <w:tcW w:w="7620" w:type="dxa"/>
             <w:gridSpan w:val="2"/>
             <w:shd w:val="clear" w:color="auto" w:fill="FBE5D5"/>
+            <w:tcMar/>
           </w:tcPr>
           <w:p>
             <w:pPr>
@@ -8242,6 +8620,7 @@
         <w:tc>
           <w:tcPr>
             <w:tcW w:w="1267" w:type="dxa"/>
+            <w:tcMar/>
           </w:tcPr>
           <w:p>
             <w:pPr>
@@ -8267,7 +8646,8 @@
           <w:tcPr>
             <w:tcW w:w="6727" w:type="dxa"/>
             <w:gridSpan w:val="2"/>
-            <w:shd w:val="clear" w:color="auto" w:fill="FFFFFF"/>
+            <w:shd w:val="clear" w:color="auto" w:fill="FFFFFF" w:themeFill="background1"/>
+            <w:tcMar/>
           </w:tcPr>
           <w:p>
             <w:pPr>
@@ -8298,7 +8678,8 @@
         <w:tc>
           <w:tcPr>
             <w:tcW w:w="2160" w:type="dxa"/>
-            <w:shd w:val="clear" w:color="auto" w:fill="FFFFFF"/>
+            <w:shd w:val="clear" w:color="auto" w:fill="FFFFFF" w:themeFill="background1"/>
+            <w:tcMar/>
           </w:tcPr>
           <w:p>
             <w:pPr>
@@ -8319,6 +8700,7 @@
         <w:tc>
           <w:tcPr>
             <w:tcW w:w="1267" w:type="dxa"/>
+            <w:tcMar/>
           </w:tcPr>
           <w:p>
             <w:pPr>
@@ -8344,7 +8726,8 @@
           <w:tcPr>
             <w:tcW w:w="6727" w:type="dxa"/>
             <w:gridSpan w:val="2"/>
-            <w:shd w:val="clear" w:color="auto" w:fill="FFFFFF"/>
+            <w:shd w:val="clear" w:color="auto" w:fill="FFFFFF" w:themeFill="background1"/>
+            <w:tcMar/>
           </w:tcPr>
           <w:p>
             <w:pPr>
@@ -8375,7 +8758,8 @@
         <w:tc>
           <w:tcPr>
             <w:tcW w:w="2160" w:type="dxa"/>
-            <w:shd w:val="clear" w:color="auto" w:fill="FFFFFF"/>
+            <w:shd w:val="clear" w:color="auto" w:fill="FFFFFF" w:themeFill="background1"/>
+            <w:tcMar/>
           </w:tcPr>
           <w:p>
             <w:pPr>
@@ -8396,6 +8780,7 @@
         <w:tc>
           <w:tcPr>
             <w:tcW w:w="1267" w:type="dxa"/>
+            <w:tcMar/>
           </w:tcPr>
           <w:p>
             <w:pPr>
@@ -8421,7 +8806,8 @@
           <w:tcPr>
             <w:tcW w:w="6727" w:type="dxa"/>
             <w:gridSpan w:val="2"/>
-            <w:shd w:val="clear" w:color="auto" w:fill="FFFFFF"/>
+            <w:shd w:val="clear" w:color="auto" w:fill="FFFFFF" w:themeFill="background1"/>
+            <w:tcMar/>
           </w:tcPr>
           <w:p>
             <w:pPr>
@@ -8452,7 +8838,8 @@
         <w:tc>
           <w:tcPr>
             <w:tcW w:w="2160" w:type="dxa"/>
-            <w:shd w:val="clear" w:color="auto" w:fill="FFFFFF"/>
+            <w:shd w:val="clear" w:color="auto" w:fill="FFFFFF" w:themeFill="background1"/>
+            <w:tcMar/>
           </w:tcPr>
           <w:p>
             <w:pPr>
@@ -8473,6 +8860,7 @@
         <w:tc>
           <w:tcPr>
             <w:tcW w:w="1267" w:type="dxa"/>
+            <w:tcMar/>
           </w:tcPr>
           <w:p>
             <w:pPr>
@@ -8498,7 +8886,8 @@
           <w:tcPr>
             <w:tcW w:w="6727" w:type="dxa"/>
             <w:gridSpan w:val="2"/>
-            <w:shd w:val="clear" w:color="auto" w:fill="FFFFFF"/>
+            <w:shd w:val="clear" w:color="auto" w:fill="FFFFFF" w:themeFill="background1"/>
+            <w:tcMar/>
           </w:tcPr>
           <w:p>
             <w:pPr>
@@ -8529,7 +8918,8 @@
         <w:tc>
           <w:tcPr>
             <w:tcW w:w="2160" w:type="dxa"/>
-            <w:shd w:val="clear" w:color="auto" w:fill="FFFFFF"/>
+            <w:shd w:val="clear" w:color="auto" w:fill="FFFFFF" w:themeFill="background1"/>
+            <w:tcMar/>
           </w:tcPr>
           <w:p>
             <w:pPr>
@@ -8560,6 +8950,7 @@
             <w:tcW w:w="2534" w:type="dxa"/>
             <w:gridSpan w:val="2"/>
             <w:shd w:val="clear" w:color="auto" w:fill="FBE5D5"/>
+            <w:tcMar/>
           </w:tcPr>
           <w:p>
             <w:pPr>
@@ -8585,7 +8976,8 @@
           <w:tcPr>
             <w:tcW w:w="7620" w:type="dxa"/>
             <w:gridSpan w:val="2"/>
-            <w:shd w:val="clear" w:color="auto" w:fill="FFFFFF"/>
+            <w:shd w:val="clear" w:color="auto" w:fill="FFFFFF" w:themeFill="background1"/>
+            <w:tcMar/>
           </w:tcPr>
           <w:p>
             <w:pPr>
@@ -8633,6 +9025,7 @@
             <w:tcW w:w="2534" w:type="dxa"/>
             <w:gridSpan w:val="2"/>
             <w:shd w:val="clear" w:color="auto" w:fill="FBE5D5"/>
+            <w:tcMar/>
           </w:tcPr>
           <w:p>
             <w:pPr>
@@ -8658,7 +9051,8 @@
           <w:tcPr>
             <w:tcW w:w="7620" w:type="dxa"/>
             <w:gridSpan w:val="2"/>
-            <w:shd w:val="clear" w:color="auto" w:fill="FFFFFF"/>
+            <w:shd w:val="clear" w:color="auto" w:fill="FFFFFF" w:themeFill="background1"/>
+            <w:tcMar/>
           </w:tcPr>
           <w:p>
             <w:pPr>
@@ -8705,6 +9099,7 @@
             <w:tcW w:w="2534" w:type="dxa"/>
             <w:gridSpan w:val="2"/>
             <w:shd w:val="clear" w:color="auto" w:fill="FBE5D5"/>
+            <w:tcMar/>
           </w:tcPr>
           <w:p>
             <w:pPr>
@@ -8731,6 +9126,7 @@
             <w:tcW w:w="7620" w:type="dxa"/>
             <w:gridSpan w:val="2"/>
             <w:shd w:val="clear" w:color="auto" w:fill="FBE5D5"/>
+            <w:tcMar/>
           </w:tcPr>
           <w:p>
             <w:pPr>
@@ -8762,6 +9158,7 @@
         <w:tc>
           <w:tcPr>
             <w:tcW w:w="1267" w:type="dxa"/>
+            <w:tcMar/>
           </w:tcPr>
           <w:p>
             <w:pPr>
@@ -8787,7 +9184,8 @@
           <w:tcPr>
             <w:tcW w:w="6727" w:type="dxa"/>
             <w:gridSpan w:val="2"/>
-            <w:shd w:val="clear" w:color="auto" w:fill="FFFFFF"/>
+            <w:shd w:val="clear" w:color="auto" w:fill="FFFFFF" w:themeFill="background1"/>
+            <w:tcMar/>
           </w:tcPr>
           <w:p>
             <w:pPr>
@@ -8818,7 +9216,8 @@
         <w:tc>
           <w:tcPr>
             <w:tcW w:w="2160" w:type="dxa"/>
-            <w:shd w:val="clear" w:color="auto" w:fill="FFFFFF"/>
+            <w:shd w:val="clear" w:color="auto" w:fill="FFFFFF" w:themeFill="background1"/>
+            <w:tcMar/>
           </w:tcPr>
           <w:p>
             <w:pPr>
@@ -8839,6 +9238,7 @@
         <w:tc>
           <w:tcPr>
             <w:tcW w:w="1267" w:type="dxa"/>
+            <w:tcMar/>
           </w:tcPr>
           <w:p>
             <w:pPr>
@@ -8864,7 +9264,8 @@
           <w:tcPr>
             <w:tcW w:w="6727" w:type="dxa"/>
             <w:gridSpan w:val="2"/>
-            <w:shd w:val="clear" w:color="auto" w:fill="FFFFFF"/>
+            <w:shd w:val="clear" w:color="auto" w:fill="FFFFFF" w:themeFill="background1"/>
+            <w:tcMar/>
           </w:tcPr>
           <w:p>
             <w:pPr>
@@ -8895,7 +9296,8 @@
         <w:tc>
           <w:tcPr>
             <w:tcW w:w="2160" w:type="dxa"/>
-            <w:shd w:val="clear" w:color="auto" w:fill="FFFFFF"/>
+            <w:shd w:val="clear" w:color="auto" w:fill="FFFFFF" w:themeFill="background1"/>
+            <w:tcMar/>
           </w:tcPr>
           <w:p>
             <w:pPr>
@@ -8916,6 +9318,7 @@
         <w:tc>
           <w:tcPr>
             <w:tcW w:w="1267" w:type="dxa"/>
+            <w:tcMar/>
           </w:tcPr>
           <w:p>
             <w:pPr>
@@ -8941,7 +9344,8 @@
           <w:tcPr>
             <w:tcW w:w="6727" w:type="dxa"/>
             <w:gridSpan w:val="2"/>
-            <w:shd w:val="clear" w:color="auto" w:fill="FFFFFF"/>
+            <w:shd w:val="clear" w:color="auto" w:fill="FFFFFF" w:themeFill="background1"/>
+            <w:tcMar/>
           </w:tcPr>
           <w:p>
             <w:pPr>
@@ -8972,7 +9376,8 @@
         <w:tc>
           <w:tcPr>
             <w:tcW w:w="2160" w:type="dxa"/>
-            <w:shd w:val="clear" w:color="auto" w:fill="FFFFFF"/>
+            <w:shd w:val="clear" w:color="auto" w:fill="FFFFFF" w:themeFill="background1"/>
+            <w:tcMar/>
           </w:tcPr>
           <w:p>
             <w:pPr>
@@ -9001,6 +9406,7 @@
         <w:tc>
           <w:tcPr>
             <w:tcW w:w="1267" w:type="dxa"/>
+            <w:tcMar/>
           </w:tcPr>
           <w:p>
             <w:pPr>
@@ -9026,7 +9432,8 @@
           <w:tcPr>
             <w:tcW w:w="6727" w:type="dxa"/>
             <w:gridSpan w:val="2"/>
-            <w:shd w:val="clear" w:color="auto" w:fill="FFFFFF"/>
+            <w:shd w:val="clear" w:color="auto" w:fill="FFFFFF" w:themeFill="background1"/>
+            <w:tcMar/>
           </w:tcPr>
           <w:p>
             <w:pPr>
@@ -9057,7 +9464,8 @@
         <w:tc>
           <w:tcPr>
             <w:tcW w:w="2160" w:type="dxa"/>
-            <w:shd w:val="clear" w:color="auto" w:fill="FFFFFF"/>
+            <w:shd w:val="clear" w:color="auto" w:fill="FFFFFF" w:themeFill="background1"/>
+            <w:tcMar/>
           </w:tcPr>
           <w:p>
             <w:pPr>
@@ -9080,6 +9488,7 @@
             <w:tcW w:w="2534" w:type="dxa"/>
             <w:gridSpan w:val="2"/>
             <w:shd w:val="clear" w:color="auto" w:fill="FBE5D5"/>
+            <w:tcMar/>
           </w:tcPr>
           <w:p>
             <w:pPr>
@@ -9105,7 +9514,8 @@
           <w:tcPr>
             <w:tcW w:w="7620" w:type="dxa"/>
             <w:gridSpan w:val="2"/>
-            <w:shd w:val="clear" w:color="auto" w:fill="FFFFFF"/>
+            <w:shd w:val="clear" w:color="auto" w:fill="FFFFFF" w:themeFill="background1"/>
+            <w:tcMar/>
           </w:tcPr>
           <w:p>
             <w:pPr>
@@ -9153,6 +9563,7 @@
             <w:tcW w:w="2534" w:type="dxa"/>
             <w:gridSpan w:val="2"/>
             <w:shd w:val="clear" w:color="auto" w:fill="FBE5D5"/>
+            <w:tcMar/>
           </w:tcPr>
           <w:p>
             <w:pPr>
@@ -9179,7 +9590,8 @@
           <w:tcPr>
             <w:tcW w:w="7620" w:type="dxa"/>
             <w:gridSpan w:val="2"/>
-            <w:shd w:val="clear" w:color="auto" w:fill="FFFFFF"/>
+            <w:shd w:val="clear" w:color="auto" w:fill="FFFFFF" w:themeFill="background1"/>
+            <w:tcMar/>
           </w:tcPr>
           <w:p>
             <w:pPr>
@@ -9226,6 +9638,7 @@
             <w:tcW w:w="2534" w:type="dxa"/>
             <w:gridSpan w:val="2"/>
             <w:shd w:val="clear" w:color="auto" w:fill="FBE5D5"/>
+            <w:tcMar/>
           </w:tcPr>
           <w:p>
             <w:pPr>
@@ -9252,6 +9665,7 @@
             <w:tcW w:w="7620" w:type="dxa"/>
             <w:gridSpan w:val="2"/>
             <w:shd w:val="clear" w:color="auto" w:fill="FBE5D5"/>
+            <w:tcMar/>
           </w:tcPr>
           <w:p>
             <w:pPr>
@@ -9283,6 +9697,7 @@
         <w:tc>
           <w:tcPr>
             <w:tcW w:w="1267" w:type="dxa"/>
+            <w:tcMar/>
           </w:tcPr>
           <w:p>
             <w:pPr>
@@ -9308,7 +9723,8 @@
           <w:tcPr>
             <w:tcW w:w="6727" w:type="dxa"/>
             <w:gridSpan w:val="2"/>
-            <w:shd w:val="clear" w:color="auto" w:fill="FFFFFF"/>
+            <w:shd w:val="clear" w:color="auto" w:fill="FFFFFF" w:themeFill="background1"/>
+            <w:tcMar/>
           </w:tcPr>
           <w:p>
             <w:pPr>
@@ -9339,7 +9755,8 @@
         <w:tc>
           <w:tcPr>
             <w:tcW w:w="2160" w:type="dxa"/>
-            <w:shd w:val="clear" w:color="auto" w:fill="FFFFFF"/>
+            <w:shd w:val="clear" w:color="auto" w:fill="FFFFFF" w:themeFill="background1"/>
+            <w:tcMar/>
           </w:tcPr>
           <w:p>
             <w:pPr>
@@ -9360,6 +9777,7 @@
         <w:tc>
           <w:tcPr>
             <w:tcW w:w="1267" w:type="dxa"/>
+            <w:tcMar/>
           </w:tcPr>
           <w:p>
             <w:pPr>
@@ -9385,7 +9803,8 @@
           <w:tcPr>
             <w:tcW w:w="6727" w:type="dxa"/>
             <w:gridSpan w:val="2"/>
-            <w:shd w:val="clear" w:color="auto" w:fill="FFFFFF"/>
+            <w:shd w:val="clear" w:color="auto" w:fill="FFFFFF" w:themeFill="background1"/>
+            <w:tcMar/>
           </w:tcPr>
           <w:p>
             <w:pPr>
@@ -9416,7 +9835,8 @@
         <w:tc>
           <w:tcPr>
             <w:tcW w:w="2160" w:type="dxa"/>
-            <w:shd w:val="clear" w:color="auto" w:fill="FFFFFF"/>
+            <w:shd w:val="clear" w:color="auto" w:fill="FFFFFF" w:themeFill="background1"/>
+            <w:tcMar/>
           </w:tcPr>
           <w:p>
             <w:pPr>
@@ -9437,6 +9857,7 @@
         <w:tc>
           <w:tcPr>
             <w:tcW w:w="1267" w:type="dxa"/>
+            <w:tcMar/>
           </w:tcPr>
           <w:p>
             <w:pPr>
@@ -9462,7 +9883,8 @@
           <w:tcPr>
             <w:tcW w:w="6727" w:type="dxa"/>
             <w:gridSpan w:val="2"/>
-            <w:shd w:val="clear" w:color="auto" w:fill="FFFFFF"/>
+            <w:shd w:val="clear" w:color="auto" w:fill="FFFFFF" w:themeFill="background1"/>
+            <w:tcMar/>
           </w:tcPr>
           <w:p>
             <w:pPr>
@@ -9493,7 +9915,8 @@
         <w:tc>
           <w:tcPr>
             <w:tcW w:w="2160" w:type="dxa"/>
-            <w:shd w:val="clear" w:color="auto" w:fill="FFFFFF"/>
+            <w:shd w:val="clear" w:color="auto" w:fill="FFFFFF" w:themeFill="background1"/>
+            <w:tcMar/>
           </w:tcPr>
           <w:p>
             <w:pPr>
@@ -9514,6 +9937,7 @@
         <w:tc>
           <w:tcPr>
             <w:tcW w:w="1267" w:type="dxa"/>
+            <w:tcMar/>
           </w:tcPr>
           <w:p>
             <w:pPr>
@@ -9539,7 +9963,8 @@
           <w:tcPr>
             <w:tcW w:w="6727" w:type="dxa"/>
             <w:gridSpan w:val="2"/>
-            <w:shd w:val="clear" w:color="auto" w:fill="FFFFFF"/>
+            <w:shd w:val="clear" w:color="auto" w:fill="FFFFFF" w:themeFill="background1"/>
+            <w:tcMar/>
           </w:tcPr>
           <w:p>
             <w:pPr>
@@ -9570,7 +9995,8 @@
         <w:tc>
           <w:tcPr>
             <w:tcW w:w="2160" w:type="dxa"/>
-            <w:shd w:val="clear" w:color="auto" w:fill="FFFFFF"/>
+            <w:shd w:val="clear" w:color="auto" w:fill="FFFFFF" w:themeFill="background1"/>
+            <w:tcMar/>
           </w:tcPr>
           <w:p>
             <w:pPr>
@@ -9601,6 +10027,7 @@
             <w:tcW w:w="2534" w:type="dxa"/>
             <w:gridSpan w:val="2"/>
             <w:shd w:val="clear" w:color="auto" w:fill="FBE5D5"/>
+            <w:tcMar/>
           </w:tcPr>
           <w:p>
             <w:pPr>
@@ -9626,7 +10053,8 @@
           <w:tcPr>
             <w:tcW w:w="7620" w:type="dxa"/>
             <w:gridSpan w:val="2"/>
-            <w:shd w:val="clear" w:color="auto" w:fill="FFFFFF"/>
+            <w:shd w:val="clear" w:color="auto" w:fill="FFFFFF" w:themeFill="background1"/>
+            <w:tcMar/>
           </w:tcPr>
           <w:p>
             <w:pPr>
@@ -9674,6 +10102,7 @@
             <w:tcW w:w="2534" w:type="dxa"/>
             <w:gridSpan w:val="2"/>
             <w:shd w:val="clear" w:color="auto" w:fill="FBE5D5"/>
+            <w:tcMar/>
           </w:tcPr>
           <w:p>
             <w:pPr>
@@ -9699,7 +10128,8 @@
           <w:tcPr>
             <w:tcW w:w="7620" w:type="dxa"/>
             <w:gridSpan w:val="2"/>
-            <w:shd w:val="clear" w:color="auto" w:fill="FFFFFF"/>
+            <w:shd w:val="clear" w:color="auto" w:fill="FFFFFF" w:themeFill="background1"/>
+            <w:tcMar/>
           </w:tcPr>
           <w:p>
             <w:pPr>
@@ -9746,6 +10176,7 @@
             <w:tcW w:w="2534" w:type="dxa"/>
             <w:gridSpan w:val="2"/>
             <w:shd w:val="clear" w:color="auto" w:fill="FBE5D5"/>
+            <w:tcMar/>
           </w:tcPr>
           <w:p>
             <w:pPr>
@@ -9772,6 +10203,7 @@
             <w:tcW w:w="7620" w:type="dxa"/>
             <w:gridSpan w:val="2"/>
             <w:shd w:val="clear" w:color="auto" w:fill="FBE5D5"/>
+            <w:tcMar/>
           </w:tcPr>
           <w:p>
             <w:pPr>
@@ -9803,6 +10235,7 @@
         <w:tc>
           <w:tcPr>
             <w:tcW w:w="1267" w:type="dxa"/>
+            <w:tcMar/>
           </w:tcPr>
           <w:p>
             <w:pPr>
@@ -9828,7 +10261,8 @@
           <w:tcPr>
             <w:tcW w:w="6727" w:type="dxa"/>
             <w:gridSpan w:val="2"/>
-            <w:shd w:val="clear" w:color="auto" w:fill="FFFFFF"/>
+            <w:shd w:val="clear" w:color="auto" w:fill="FFFFFF" w:themeFill="background1"/>
+            <w:tcMar/>
           </w:tcPr>
           <w:p>
             <w:pPr>
@@ -9859,7 +10293,8 @@
         <w:tc>
           <w:tcPr>
             <w:tcW w:w="2160" w:type="dxa"/>
-            <w:shd w:val="clear" w:color="auto" w:fill="FFFFFF"/>
+            <w:shd w:val="clear" w:color="auto" w:fill="FFFFFF" w:themeFill="background1"/>
+            <w:tcMar/>
           </w:tcPr>
           <w:p>
             <w:pPr>
@@ -9880,6 +10315,7 @@
         <w:tc>
           <w:tcPr>
             <w:tcW w:w="1267" w:type="dxa"/>
+            <w:tcMar/>
           </w:tcPr>
           <w:p>
             <w:pPr>
@@ -9905,7 +10341,8 @@
           <w:tcPr>
             <w:tcW w:w="6727" w:type="dxa"/>
             <w:gridSpan w:val="2"/>
-            <w:shd w:val="clear" w:color="auto" w:fill="FFFFFF"/>
+            <w:shd w:val="clear" w:color="auto" w:fill="FFFFFF" w:themeFill="background1"/>
+            <w:tcMar/>
           </w:tcPr>
           <w:p>
             <w:pPr>
@@ -9936,7 +10373,8 @@
         <w:tc>
           <w:tcPr>
             <w:tcW w:w="2160" w:type="dxa"/>
-            <w:shd w:val="clear" w:color="auto" w:fill="FFFFFF"/>
+            <w:shd w:val="clear" w:color="auto" w:fill="FFFFFF" w:themeFill="background1"/>
+            <w:tcMar/>
           </w:tcPr>
           <w:p>
             <w:pPr>
@@ -9957,6 +10395,7 @@
         <w:tc>
           <w:tcPr>
             <w:tcW w:w="1267" w:type="dxa"/>
+            <w:tcMar/>
           </w:tcPr>
           <w:p>
             <w:pPr>
@@ -9982,7 +10421,8 @@
           <w:tcPr>
             <w:tcW w:w="6727" w:type="dxa"/>
             <w:gridSpan w:val="2"/>
-            <w:shd w:val="clear" w:color="auto" w:fill="FFFFFF"/>
+            <w:shd w:val="clear" w:color="auto" w:fill="FFFFFF" w:themeFill="background1"/>
+            <w:tcMar/>
           </w:tcPr>
           <w:p>
             <w:pPr>
@@ -10013,7 +10453,8 @@
         <w:tc>
           <w:tcPr>
             <w:tcW w:w="2160" w:type="dxa"/>
-            <w:shd w:val="clear" w:color="auto" w:fill="FFFFFF"/>
+            <w:shd w:val="clear" w:color="auto" w:fill="FFFFFF" w:themeFill="background1"/>
+            <w:tcMar/>
           </w:tcPr>
           <w:p>
             <w:pPr>
@@ -10034,6 +10475,7 @@
         <w:tc>
           <w:tcPr>
             <w:tcW w:w="1267" w:type="dxa"/>
+            <w:tcMar/>
           </w:tcPr>
           <w:p>
             <w:pPr>
@@ -10059,7 +10501,8 @@
           <w:tcPr>
             <w:tcW w:w="6727" w:type="dxa"/>
             <w:gridSpan w:val="2"/>
-            <w:shd w:val="clear" w:color="auto" w:fill="FFFFFF"/>
+            <w:shd w:val="clear" w:color="auto" w:fill="FFFFFF" w:themeFill="background1"/>
+            <w:tcMar/>
           </w:tcPr>
           <w:p>
             <w:pPr>
@@ -10090,7 +10533,8 @@
         <w:tc>
           <w:tcPr>
             <w:tcW w:w="2160" w:type="dxa"/>
-            <w:shd w:val="clear" w:color="auto" w:fill="FFFFFF"/>
+            <w:shd w:val="clear" w:color="auto" w:fill="FFFFFF" w:themeFill="background1"/>
+            <w:tcMar/>
           </w:tcPr>
           <w:p>
             <w:pPr>
@@ -10121,6 +10565,7 @@
             <w:tcW w:w="2534" w:type="dxa"/>
             <w:gridSpan w:val="2"/>
             <w:shd w:val="clear" w:color="auto" w:fill="FBE5D5"/>
+            <w:tcMar/>
           </w:tcPr>
           <w:p>
             <w:pPr>
@@ -10146,7 +10591,8 @@
           <w:tcPr>
             <w:tcW w:w="7620" w:type="dxa"/>
             <w:gridSpan w:val="2"/>
-            <w:shd w:val="clear" w:color="auto" w:fill="FFFFFF"/>
+            <w:shd w:val="clear" w:color="auto" w:fill="FFFFFF" w:themeFill="background1"/>
+            <w:tcMar/>
           </w:tcPr>
           <w:p>
             <w:pPr>
@@ -10194,6 +10640,7 @@
             <w:tcW w:w="2534" w:type="dxa"/>
             <w:gridSpan w:val="2"/>
             <w:shd w:val="clear" w:color="auto" w:fill="FBE5D5"/>
+            <w:tcMar/>
           </w:tcPr>
           <w:p>
             <w:pPr>
@@ -10219,7 +10666,8 @@
           <w:tcPr>
             <w:tcW w:w="7620" w:type="dxa"/>
             <w:gridSpan w:val="2"/>
-            <w:shd w:val="clear" w:color="auto" w:fill="FFFFFF"/>
+            <w:shd w:val="clear" w:color="auto" w:fill="FFFFFF" w:themeFill="background1"/>
+            <w:tcMar/>
           </w:tcPr>
           <w:p>
             <w:pPr>
@@ -10266,6 +10714,7 @@
             <w:tcW w:w="2534" w:type="dxa"/>
             <w:gridSpan w:val="2"/>
             <w:shd w:val="clear" w:color="auto" w:fill="FBE5D5"/>
+            <w:tcMar/>
           </w:tcPr>
           <w:p>
             <w:pPr>
@@ -10292,6 +10741,7 @@
             <w:tcW w:w="7620" w:type="dxa"/>
             <w:gridSpan w:val="2"/>
             <w:shd w:val="clear" w:color="auto" w:fill="FBE5D5"/>
+            <w:tcMar/>
           </w:tcPr>
           <w:p>
             <w:pPr>
@@ -10323,6 +10773,7 @@
         <w:tc>
           <w:tcPr>
             <w:tcW w:w="1267" w:type="dxa"/>
+            <w:tcMar/>
           </w:tcPr>
           <w:p>
             <w:pPr>
@@ -10348,7 +10799,8 @@
           <w:tcPr>
             <w:tcW w:w="6727" w:type="dxa"/>
             <w:gridSpan w:val="2"/>
-            <w:shd w:val="clear" w:color="auto" w:fill="FFFFFF"/>
+            <w:shd w:val="clear" w:color="auto" w:fill="FFFFFF" w:themeFill="background1"/>
+            <w:tcMar/>
           </w:tcPr>
           <w:p>
             <w:pPr>
@@ -10379,7 +10831,8 @@
         <w:tc>
           <w:tcPr>
             <w:tcW w:w="2160" w:type="dxa"/>
-            <w:shd w:val="clear" w:color="auto" w:fill="FFFFFF"/>
+            <w:shd w:val="clear" w:color="auto" w:fill="FFFFFF" w:themeFill="background1"/>
+            <w:tcMar/>
           </w:tcPr>
           <w:p>
             <w:pPr>
@@ -10408,6 +10861,7 @@
         <w:tc>
           <w:tcPr>
             <w:tcW w:w="1267" w:type="dxa"/>
+            <w:tcMar/>
           </w:tcPr>
           <w:p>
             <w:pPr>
@@ -10433,7 +10887,8 @@
           <w:tcPr>
             <w:tcW w:w="6727" w:type="dxa"/>
             <w:gridSpan w:val="2"/>
-            <w:shd w:val="clear" w:color="auto" w:fill="FFFFFF"/>
+            <w:shd w:val="clear" w:color="auto" w:fill="FFFFFF" w:themeFill="background1"/>
+            <w:tcMar/>
           </w:tcPr>
           <w:p>
             <w:pPr>
@@ -10464,7 +10919,8 @@
         <w:tc>
           <w:tcPr>
             <w:tcW w:w="2160" w:type="dxa"/>
-            <w:shd w:val="clear" w:color="auto" w:fill="FFFFFF"/>
+            <w:shd w:val="clear" w:color="auto" w:fill="FFFFFF" w:themeFill="background1"/>
+            <w:tcMar/>
           </w:tcPr>
           <w:p>
             <w:pPr>
@@ -10485,6 +10941,7 @@
         <w:tc>
           <w:tcPr>
             <w:tcW w:w="1267" w:type="dxa"/>
+            <w:tcMar/>
           </w:tcPr>
           <w:p>
             <w:pPr>
@@ -10510,7 +10967,8 @@
           <w:tcPr>
             <w:tcW w:w="6727" w:type="dxa"/>
             <w:gridSpan w:val="2"/>
-            <w:shd w:val="clear" w:color="auto" w:fill="FFFFFF"/>
+            <w:shd w:val="clear" w:color="auto" w:fill="FFFFFF" w:themeFill="background1"/>
+            <w:tcMar/>
           </w:tcPr>
           <w:p>
             <w:pPr>
@@ -10541,7 +10999,8 @@
         <w:tc>
           <w:tcPr>
             <w:tcW w:w="2160" w:type="dxa"/>
-            <w:shd w:val="clear" w:color="auto" w:fill="FFFFFF"/>
+            <w:shd w:val="clear" w:color="auto" w:fill="FFFFFF" w:themeFill="background1"/>
+            <w:tcMar/>
           </w:tcPr>
           <w:p>
             <w:pPr>
@@ -10562,6 +11021,7 @@
         <w:tc>
           <w:tcPr>
             <w:tcW w:w="1267" w:type="dxa"/>
+            <w:tcMar/>
           </w:tcPr>
           <w:p>
             <w:pPr>
@@ -10587,7 +11047,8 @@
           <w:tcPr>
             <w:tcW w:w="6727" w:type="dxa"/>
             <w:gridSpan w:val="2"/>
-            <w:shd w:val="clear" w:color="auto" w:fill="FFFFFF"/>
+            <w:shd w:val="clear" w:color="auto" w:fill="FFFFFF" w:themeFill="background1"/>
+            <w:tcMar/>
           </w:tcPr>
           <w:p>
             <w:pPr>
@@ -10618,7 +11079,8 @@
         <w:tc>
           <w:tcPr>
             <w:tcW w:w="2160" w:type="dxa"/>
-            <w:shd w:val="clear" w:color="auto" w:fill="FFFFFF"/>
+            <w:shd w:val="clear" w:color="auto" w:fill="FFFFFF" w:themeFill="background1"/>
+            <w:tcMar/>
           </w:tcPr>
           <w:p>
             <w:pPr>
@@ -10641,6 +11103,7 @@
             <w:tcW w:w="2534" w:type="dxa"/>
             <w:gridSpan w:val="2"/>
             <w:shd w:val="clear" w:color="auto" w:fill="FBE5D5"/>
+            <w:tcMar/>
           </w:tcPr>
           <w:p>
             <w:pPr>
@@ -10666,7 +11129,8 @@
           <w:tcPr>
             <w:tcW w:w="7620" w:type="dxa"/>
             <w:gridSpan w:val="2"/>
-            <w:shd w:val="clear" w:color="auto" w:fill="FFFFFF"/>
+            <w:shd w:val="clear" w:color="auto" w:fill="FFFFFF" w:themeFill="background1"/>
+            <w:tcMar/>
           </w:tcPr>
           <w:p>
             <w:pPr>
@@ -10714,6 +11178,7 @@
             <w:tcW w:w="2534" w:type="dxa"/>
             <w:gridSpan w:val="2"/>
             <w:shd w:val="clear" w:color="auto" w:fill="FBE5D5"/>
+            <w:tcMar/>
           </w:tcPr>
           <w:p>
             <w:pPr>
@@ -10739,7 +11204,8 @@
           <w:tcPr>
             <w:tcW w:w="7620" w:type="dxa"/>
             <w:gridSpan w:val="2"/>
-            <w:shd w:val="clear" w:color="auto" w:fill="FFFFFF"/>
+            <w:shd w:val="clear" w:color="auto" w:fill="FFFFFF" w:themeFill="background1"/>
+            <w:tcMar/>
           </w:tcPr>
           <w:p>
             <w:pPr>
@@ -10786,6 +11252,7 @@
             <w:tcW w:w="2534" w:type="dxa"/>
             <w:gridSpan w:val="2"/>
             <w:shd w:val="clear" w:color="auto" w:fill="FBE5D5"/>
+            <w:tcMar/>
           </w:tcPr>
           <w:p>
             <w:pPr>
@@ -10812,6 +11279,7 @@
             <w:tcW w:w="7620" w:type="dxa"/>
             <w:gridSpan w:val="2"/>
             <w:shd w:val="clear" w:color="auto" w:fill="FBE5D5"/>
+            <w:tcMar/>
           </w:tcPr>
           <w:p>
             <w:pPr>
@@ -10843,6 +11311,7 @@
         <w:tc>
           <w:tcPr>
             <w:tcW w:w="1267" w:type="dxa"/>
+            <w:tcMar/>
           </w:tcPr>
           <w:p>
             <w:pPr>
@@ -10868,7 +11337,8 @@
           <w:tcPr>
             <w:tcW w:w="6727" w:type="dxa"/>
             <w:gridSpan w:val="2"/>
-            <w:shd w:val="clear" w:color="auto" w:fill="FFFFFF"/>
+            <w:shd w:val="clear" w:color="auto" w:fill="FFFFFF" w:themeFill="background1"/>
+            <w:tcMar/>
           </w:tcPr>
           <w:p>
             <w:pPr>
@@ -10907,7 +11377,8 @@
         <w:tc>
           <w:tcPr>
             <w:tcW w:w="2160" w:type="dxa"/>
-            <w:shd w:val="clear" w:color="auto" w:fill="FFFFFF"/>
+            <w:shd w:val="clear" w:color="auto" w:fill="FFFFFF" w:themeFill="background1"/>
+            <w:tcMar/>
           </w:tcPr>
           <w:p>
             <w:pPr>
@@ -10928,6 +11399,7 @@
         <w:tc>
           <w:tcPr>
             <w:tcW w:w="1267" w:type="dxa"/>
+            <w:tcMar/>
           </w:tcPr>
           <w:p>
             <w:pPr>
@@ -10953,7 +11425,8 @@
           <w:tcPr>
             <w:tcW w:w="6727" w:type="dxa"/>
             <w:gridSpan w:val="2"/>
-            <w:shd w:val="clear" w:color="auto" w:fill="FFFFFF"/>
+            <w:shd w:val="clear" w:color="auto" w:fill="FFFFFF" w:themeFill="background1"/>
+            <w:tcMar/>
           </w:tcPr>
           <w:p>
             <w:pPr>
@@ -10984,7 +11457,8 @@
         <w:tc>
           <w:tcPr>
             <w:tcW w:w="2160" w:type="dxa"/>
-            <w:shd w:val="clear" w:color="auto" w:fill="FFFFFF"/>
+            <w:shd w:val="clear" w:color="auto" w:fill="FFFFFF" w:themeFill="background1"/>
+            <w:tcMar/>
           </w:tcPr>
           <w:p>
             <w:pPr>
@@ -11005,6 +11479,7 @@
         <w:tc>
           <w:tcPr>
             <w:tcW w:w="1267" w:type="dxa"/>
+            <w:tcMar/>
           </w:tcPr>
           <w:p>
             <w:pPr>
@@ -11030,7 +11505,8 @@
           <w:tcPr>
             <w:tcW w:w="6727" w:type="dxa"/>
             <w:gridSpan w:val="2"/>
-            <w:shd w:val="clear" w:color="auto" w:fill="FFFFFF"/>
+            <w:shd w:val="clear" w:color="auto" w:fill="FFFFFF" w:themeFill="background1"/>
+            <w:tcMar/>
           </w:tcPr>
           <w:p>
             <w:pPr>
@@ -11061,7 +11537,8 @@
         <w:tc>
           <w:tcPr>
             <w:tcW w:w="2160" w:type="dxa"/>
-            <w:shd w:val="clear" w:color="auto" w:fill="FFFFFF"/>
+            <w:shd w:val="clear" w:color="auto" w:fill="FFFFFF" w:themeFill="background1"/>
+            <w:tcMar/>
           </w:tcPr>
           <w:p>
             <w:pPr>
@@ -11090,6 +11567,7 @@
         <w:tc>
           <w:tcPr>
             <w:tcW w:w="1267" w:type="dxa"/>
+            <w:tcMar/>
           </w:tcPr>
           <w:p>
             <w:pPr>
@@ -11115,7 +11593,8 @@
           <w:tcPr>
             <w:tcW w:w="6727" w:type="dxa"/>
             <w:gridSpan w:val="2"/>
-            <w:shd w:val="clear" w:color="auto" w:fill="FFFFFF"/>
+            <w:shd w:val="clear" w:color="auto" w:fill="FFFFFF" w:themeFill="background1"/>
+            <w:tcMar/>
           </w:tcPr>
           <w:p>
             <w:pPr>
@@ -11146,7 +11625,8 @@
         <w:tc>
           <w:tcPr>
             <w:tcW w:w="2160" w:type="dxa"/>
-            <w:shd w:val="clear" w:color="auto" w:fill="FFFFFF"/>
+            <w:shd w:val="clear" w:color="auto" w:fill="FFFFFF" w:themeFill="background1"/>
+            <w:tcMar/>
           </w:tcPr>
           <w:p>
             <w:pPr>
@@ -11169,6 +11649,7 @@
             <w:tcW w:w="2534" w:type="dxa"/>
             <w:gridSpan w:val="2"/>
             <w:shd w:val="clear" w:color="auto" w:fill="FBE5D5"/>
+            <w:tcMar/>
           </w:tcPr>
           <w:p>
             <w:pPr>
@@ -11194,7 +11675,8 @@
           <w:tcPr>
             <w:tcW w:w="7620" w:type="dxa"/>
             <w:gridSpan w:val="2"/>
-            <w:shd w:val="clear" w:color="auto" w:fill="FFFFFF"/>
+            <w:shd w:val="clear" w:color="auto" w:fill="FFFFFF" w:themeFill="background1"/>
+            <w:tcMar/>
           </w:tcPr>
           <w:p>
             <w:pPr>
@@ -11242,6 +11724,7 @@
             <w:tcW w:w="2534" w:type="dxa"/>
             <w:gridSpan w:val="2"/>
             <w:shd w:val="clear" w:color="auto" w:fill="FBE5D5"/>
+            <w:tcMar/>
           </w:tcPr>
           <w:p>
             <w:pPr>
@@ -11267,7 +11750,8 @@
           <w:tcPr>
             <w:tcW w:w="7620" w:type="dxa"/>
             <w:gridSpan w:val="2"/>
-            <w:shd w:val="clear" w:color="auto" w:fill="FFFFFF"/>
+            <w:shd w:val="clear" w:color="auto" w:fill="FFFFFF" w:themeFill="background1"/>
+            <w:tcMar/>
           </w:tcPr>
           <w:p>
             <w:pPr>
@@ -11314,6 +11798,7 @@
             <w:tcW w:w="2534" w:type="dxa"/>
             <w:gridSpan w:val="2"/>
             <w:shd w:val="clear" w:color="auto" w:fill="FBE5D5"/>
+            <w:tcMar/>
           </w:tcPr>
           <w:p>
             <w:pPr>
@@ -11340,6 +11825,7 @@
             <w:tcW w:w="7620" w:type="dxa"/>
             <w:gridSpan w:val="2"/>
             <w:shd w:val="clear" w:color="auto" w:fill="FBE5D5"/>
+            <w:tcMar/>
           </w:tcPr>
           <w:p>
             <w:pPr>
@@ -11371,6 +11857,7 @@
         <w:tc>
           <w:tcPr>
             <w:tcW w:w="1267" w:type="dxa"/>
+            <w:tcMar/>
           </w:tcPr>
           <w:p>
             <w:pPr>
@@ -11396,7 +11883,8 @@
           <w:tcPr>
             <w:tcW w:w="6727" w:type="dxa"/>
             <w:gridSpan w:val="2"/>
-            <w:shd w:val="clear" w:color="auto" w:fill="FFFFFF"/>
+            <w:shd w:val="clear" w:color="auto" w:fill="FFFFFF" w:themeFill="background1"/>
+            <w:tcMar/>
           </w:tcPr>
           <w:p>
             <w:pPr>
@@ -11427,7 +11915,8 @@
         <w:tc>
           <w:tcPr>
             <w:tcW w:w="2160" w:type="dxa"/>
-            <w:shd w:val="clear" w:color="auto" w:fill="FFFFFF"/>
+            <w:shd w:val="clear" w:color="auto" w:fill="FFFFFF" w:themeFill="background1"/>
+            <w:tcMar/>
           </w:tcPr>
           <w:p>
             <w:pPr>
@@ -11448,6 +11937,7 @@
         <w:tc>
           <w:tcPr>
             <w:tcW w:w="1267" w:type="dxa"/>
+            <w:tcMar/>
           </w:tcPr>
           <w:p>
             <w:pPr>
@@ -11473,7 +11963,8 @@
           <w:tcPr>
             <w:tcW w:w="6727" w:type="dxa"/>
             <w:gridSpan w:val="2"/>
-            <w:shd w:val="clear" w:color="auto" w:fill="FFFFFF"/>
+            <w:shd w:val="clear" w:color="auto" w:fill="FFFFFF" w:themeFill="background1"/>
+            <w:tcMar/>
           </w:tcPr>
           <w:p>
             <w:pPr>
@@ -11504,7 +11995,8 @@
         <w:tc>
           <w:tcPr>
             <w:tcW w:w="2160" w:type="dxa"/>
-            <w:shd w:val="clear" w:color="auto" w:fill="FFFFFF"/>
+            <w:shd w:val="clear" w:color="auto" w:fill="FFFFFF" w:themeFill="background1"/>
+            <w:tcMar/>
           </w:tcPr>
           <w:p>
             <w:pPr>
@@ -11525,6 +12017,7 @@
         <w:tc>
           <w:tcPr>
             <w:tcW w:w="1267" w:type="dxa"/>
+            <w:tcMar/>
           </w:tcPr>
           <w:p>
             <w:pPr>
@@ -11551,7 +12044,8 @@
           <w:tcPr>
             <w:tcW w:w="6727" w:type="dxa"/>
             <w:gridSpan w:val="2"/>
-            <w:shd w:val="clear" w:color="auto" w:fill="FFFFFF"/>
+            <w:shd w:val="clear" w:color="auto" w:fill="FFFFFF" w:themeFill="background1"/>
+            <w:tcMar/>
           </w:tcPr>
           <w:p>
             <w:pPr>
@@ -11582,7 +12076,8 @@
         <w:tc>
           <w:tcPr>
             <w:tcW w:w="2160" w:type="dxa"/>
-            <w:shd w:val="clear" w:color="auto" w:fill="FFFFFF"/>
+            <w:shd w:val="clear" w:color="auto" w:fill="FFFFFF" w:themeFill="background1"/>
+            <w:tcMar/>
           </w:tcPr>
           <w:p>
             <w:pPr>
@@ -11611,6 +12106,7 @@
         <w:tc>
           <w:tcPr>
             <w:tcW w:w="1267" w:type="dxa"/>
+            <w:tcMar/>
           </w:tcPr>
           <w:p>
             <w:pPr>
@@ -11636,7 +12132,8 @@
           <w:tcPr>
             <w:tcW w:w="6727" w:type="dxa"/>
             <w:gridSpan w:val="2"/>
-            <w:shd w:val="clear" w:color="auto" w:fill="FFFFFF"/>
+            <w:shd w:val="clear" w:color="auto" w:fill="FFFFFF" w:themeFill="background1"/>
+            <w:tcMar/>
           </w:tcPr>
           <w:p>
             <w:pPr>
@@ -11667,7 +12164,8 @@
         <w:tc>
           <w:tcPr>
             <w:tcW w:w="2160" w:type="dxa"/>
-            <w:shd w:val="clear" w:color="auto" w:fill="FFFFFF"/>
+            <w:shd w:val="clear" w:color="auto" w:fill="FFFFFF" w:themeFill="background1"/>
+            <w:tcMar/>
           </w:tcPr>
           <w:p>
             <w:pPr>
@@ -11690,6 +12188,7 @@
             <w:tcW w:w="2534" w:type="dxa"/>
             <w:gridSpan w:val="2"/>
             <w:shd w:val="clear" w:color="auto" w:fill="FBE5D5"/>
+            <w:tcMar/>
           </w:tcPr>
           <w:p>
             <w:pPr>
@@ -11715,7 +12214,8 @@
           <w:tcPr>
             <w:tcW w:w="7620" w:type="dxa"/>
             <w:gridSpan w:val="2"/>
-            <w:shd w:val="clear" w:color="auto" w:fill="FFFFFF"/>
+            <w:shd w:val="clear" w:color="auto" w:fill="FFFFFF" w:themeFill="background1"/>
+            <w:tcMar/>
           </w:tcPr>
           <w:p>
             <w:pPr>
@@ -11763,6 +12263,7 @@
             <w:tcW w:w="2534" w:type="dxa"/>
             <w:gridSpan w:val="2"/>
             <w:shd w:val="clear" w:color="auto" w:fill="FBE5D5"/>
+            <w:tcMar/>
           </w:tcPr>
           <w:p>
             <w:pPr>
@@ -11788,7 +12289,8 @@
           <w:tcPr>
             <w:tcW w:w="7620" w:type="dxa"/>
             <w:gridSpan w:val="2"/>
-            <w:shd w:val="clear" w:color="auto" w:fill="FFFFFF"/>
+            <w:shd w:val="clear" w:color="auto" w:fill="FFFFFF" w:themeFill="background1"/>
+            <w:tcMar/>
           </w:tcPr>
           <w:p>
             <w:pPr>
@@ -11833,12 +12335,12 @@
         <w:tblW w:w="10154" w:type="dxa"/>
         <w:tblInd w:w="-680" w:type="dxa"/>
         <w:tblBorders>
-          <w:top w:val="single" w:sz="4" w:space="0" w:color="F4B083"/>
-          <w:left w:val="single" w:sz="4" w:space="0" w:color="F4B083"/>
-          <w:bottom w:val="single" w:sz="4" w:space="0" w:color="F4B083"/>
-          <w:right w:val="single" w:sz="4" w:space="0" w:color="F4B083"/>
-          <w:insideH w:val="single" w:sz="4" w:space="0" w:color="F4B083"/>
-          <w:insideV w:val="single" w:sz="4" w:space="0" w:color="F4B083"/>
+          <w:top w:val="single" w:color="F4B083" w:sz="4" w:space="0"/>
+          <w:left w:val="single" w:color="F4B083" w:sz="4" w:space="0"/>
+          <w:bottom w:val="single" w:color="F4B083" w:sz="4" w:space="0"/>
+          <w:right w:val="single" w:color="F4B083" w:sz="4" w:space="0"/>
+          <w:insideH w:val="single" w:color="F4B083" w:sz="4" w:space="0"/>
+          <w:insideV w:val="single" w:color="F4B083" w:sz="4" w:space="0"/>
         </w:tblBorders>
         <w:tblLayout w:type="fixed"/>
         <w:tblLook w:val="04A0" w:firstRow="1" w:lastRow="0" w:firstColumn="1" w:lastColumn="0" w:noHBand="0" w:noVBand="1"/>
@@ -12032,12 +12534,12 @@
         <w:tblW w:w="9975" w:type="dxa"/>
         <w:tblInd w:w="-705" w:type="dxa"/>
         <w:tblBorders>
-          <w:top w:val="single" w:sz="8" w:space="0" w:color="000000"/>
-          <w:left w:val="single" w:sz="8" w:space="0" w:color="000000"/>
-          <w:bottom w:val="single" w:sz="8" w:space="0" w:color="000000"/>
-          <w:right w:val="single" w:sz="8" w:space="0" w:color="000000"/>
-          <w:insideH w:val="single" w:sz="8" w:space="0" w:color="000000"/>
-          <w:insideV w:val="single" w:sz="8" w:space="0" w:color="000000"/>
+          <w:top w:val="single" w:color="000000" w:sz="8" w:space="0"/>
+          <w:left w:val="single" w:color="000000" w:sz="8" w:space="0"/>
+          <w:bottom w:val="single" w:color="000000" w:sz="8" w:space="0"/>
+          <w:right w:val="single" w:color="000000" w:sz="8" w:space="0"/>
+          <w:insideH w:val="single" w:color="000000" w:sz="8" w:space="0"/>
+          <w:insideV w:val="single" w:color="000000" w:sz="8" w:space="0"/>
         </w:tblBorders>
         <w:tblLayout w:type="fixed"/>
         <w:tblLook w:val="0600" w:firstRow="0" w:lastRow="0" w:firstColumn="0" w:lastColumn="0" w:noHBand="1" w:noVBand="1"/>
@@ -12056,10 +12558,10 @@
             <w:tcW w:w="9975" w:type="dxa"/>
             <w:gridSpan w:val="3"/>
             <w:tcBorders>
-              <w:top w:val="single" w:sz="8" w:space="0" w:color="F4B083"/>
-              <w:left w:val="single" w:sz="8" w:space="0" w:color="F4B083"/>
-              <w:bottom w:val="single" w:sz="8" w:space="0" w:color="F4B083"/>
-              <w:right w:val="single" w:sz="8" w:space="0" w:color="F4B083"/>
+              <w:top w:val="single" w:color="F4B083" w:sz="8" w:space="0"/>
+              <w:left w:val="single" w:color="F4B083" w:sz="8" w:space="0"/>
+              <w:bottom w:val="single" w:color="F4B083" w:sz="8" w:space="0"/>
+              <w:right w:val="single" w:color="F4B083" w:sz="8" w:space="0"/>
             </w:tcBorders>
             <w:shd w:val="clear" w:color="auto" w:fill="FFE599"/>
             <w:tcMar>
@@ -12099,10 +12601,10 @@
           <w:tcPr>
             <w:tcW w:w="3465" w:type="dxa"/>
             <w:tcBorders>
-              <w:top w:val="single" w:sz="8" w:space="0" w:color="F4B083"/>
-              <w:left w:val="single" w:sz="8" w:space="0" w:color="F4B083"/>
-              <w:bottom w:val="single" w:sz="8" w:space="0" w:color="F4B083"/>
-              <w:right w:val="single" w:sz="8" w:space="0" w:color="F4B083"/>
+              <w:top w:val="single" w:color="F4B083" w:sz="8" w:space="0"/>
+              <w:left w:val="single" w:color="F4B083" w:sz="8" w:space="0"/>
+              <w:bottom w:val="single" w:color="F4B083" w:sz="8" w:space="0"/>
+              <w:right w:val="single" w:color="F4B083" w:sz="8" w:space="0"/>
             </w:tcBorders>
             <w:tcMar>
               <w:top w:w="100" w:type="dxa"/>
@@ -12127,10 +12629,10 @@
           <w:tcPr>
             <w:tcW w:w="3090" w:type="dxa"/>
             <w:tcBorders>
-              <w:top w:val="single" w:sz="8" w:space="0" w:color="F4B083"/>
-              <w:left w:val="single" w:sz="8" w:space="0" w:color="F4B083"/>
-              <w:bottom w:val="single" w:sz="8" w:space="0" w:color="F4B083"/>
-              <w:right w:val="single" w:sz="8" w:space="0" w:color="F4B083"/>
+              <w:top w:val="single" w:color="F4B083" w:sz="8" w:space="0"/>
+              <w:left w:val="single" w:color="F4B083" w:sz="8" w:space="0"/>
+              <w:bottom w:val="single" w:color="F4B083" w:sz="8" w:space="0"/>
+              <w:right w:val="single" w:color="F4B083" w:sz="8" w:space="0"/>
             </w:tcBorders>
             <w:tcMar>
               <w:top w:w="100" w:type="dxa"/>
@@ -12164,10 +12666,10 @@
           <w:tcPr>
             <w:tcW w:w="3420" w:type="dxa"/>
             <w:tcBorders>
-              <w:top w:val="single" w:sz="8" w:space="0" w:color="F4B083"/>
-              <w:left w:val="single" w:sz="8" w:space="0" w:color="F4B083"/>
-              <w:bottom w:val="single" w:sz="8" w:space="0" w:color="F4B083"/>
-              <w:right w:val="single" w:sz="8" w:space="0" w:color="F4B083"/>
+              <w:top w:val="single" w:color="F4B083" w:sz="8" w:space="0"/>
+              <w:left w:val="single" w:color="F4B083" w:sz="8" w:space="0"/>
+              <w:bottom w:val="single" w:color="F4B083" w:sz="8" w:space="0"/>
+              <w:right w:val="single" w:color="F4B083" w:sz="8" w:space="0"/>
             </w:tcBorders>
             <w:tcMar>
               <w:top w:w="100" w:type="dxa"/>
@@ -12206,10 +12708,10 @@
           <w:tcPr>
             <w:tcW w:w="3465" w:type="dxa"/>
             <w:tcBorders>
-              <w:top w:val="single" w:sz="8" w:space="0" w:color="F4B083"/>
-              <w:left w:val="single" w:sz="8" w:space="0" w:color="F4B083"/>
-              <w:bottom w:val="single" w:sz="8" w:space="0" w:color="F4B083"/>
-              <w:right w:val="single" w:sz="8" w:space="0" w:color="F4B083"/>
+              <w:top w:val="single" w:color="F4B083" w:sz="8" w:space="0"/>
+              <w:left w:val="single" w:color="F4B083" w:sz="8" w:space="0"/>
+              <w:bottom w:val="single" w:color="F4B083" w:sz="8" w:space="0"/>
+              <w:right w:val="single" w:color="F4B083" w:sz="8" w:space="0"/>
             </w:tcBorders>
             <w:tcMar>
               <w:top w:w="100" w:type="dxa"/>
@@ -12252,10 +12754,10 @@
           <w:tcPr>
             <w:tcW w:w="3090" w:type="dxa"/>
             <w:tcBorders>
-              <w:top w:val="single" w:sz="8" w:space="0" w:color="F4B083"/>
-              <w:left w:val="single" w:sz="8" w:space="0" w:color="F4B083"/>
-              <w:bottom w:val="single" w:sz="8" w:space="0" w:color="F4B083"/>
-              <w:right w:val="single" w:sz="8" w:space="0" w:color="F4B083"/>
+              <w:top w:val="single" w:color="F4B083" w:sz="8" w:space="0"/>
+              <w:left w:val="single" w:color="F4B083" w:sz="8" w:space="0"/>
+              <w:bottom w:val="single" w:color="F4B083" w:sz="8" w:space="0"/>
+              <w:right w:val="single" w:color="F4B083" w:sz="8" w:space="0"/>
             </w:tcBorders>
             <w:tcMar>
               <w:top w:w="100" w:type="dxa"/>
@@ -12287,10 +12789,10 @@
           <w:tcPr>
             <w:tcW w:w="3420" w:type="dxa"/>
             <w:tcBorders>
-              <w:top w:val="single" w:sz="8" w:space="0" w:color="F4B083"/>
-              <w:left w:val="single" w:sz="8" w:space="0" w:color="F4B083"/>
-              <w:bottom w:val="single" w:sz="8" w:space="0" w:color="F4B083"/>
-              <w:right w:val="single" w:sz="8" w:space="0" w:color="F4B083"/>
+              <w:top w:val="single" w:color="F4B083" w:sz="8" w:space="0"/>
+              <w:left w:val="single" w:color="F4B083" w:sz="8" w:space="0"/>
+              <w:bottom w:val="single" w:color="F4B083" w:sz="8" w:space="0"/>
+              <w:right w:val="single" w:color="F4B083" w:sz="8" w:space="0"/>
             </w:tcBorders>
             <w:tcMar>
               <w:top w:w="100" w:type="dxa"/>
@@ -12334,10 +12836,10 @@
           <w:tcPr>
             <w:tcW w:w="3465" w:type="dxa"/>
             <w:tcBorders>
-              <w:top w:val="single" w:sz="8" w:space="0" w:color="F4B083"/>
-              <w:left w:val="single" w:sz="8" w:space="0" w:color="F4B083"/>
-              <w:bottom w:val="single" w:sz="8" w:space="0" w:color="F4B083"/>
-              <w:right w:val="single" w:sz="8" w:space="0" w:color="F4B083"/>
+              <w:top w:val="single" w:color="F4B083" w:sz="8" w:space="0"/>
+              <w:left w:val="single" w:color="F4B083" w:sz="8" w:space="0"/>
+              <w:bottom w:val="single" w:color="F4B083" w:sz="8" w:space="0"/>
+              <w:right w:val="single" w:color="F4B083" w:sz="8" w:space="0"/>
             </w:tcBorders>
             <w:tcMar>
               <w:top w:w="100" w:type="dxa"/>
@@ -12407,10 +12909,10 @@
           <w:tcPr>
             <w:tcW w:w="3090" w:type="dxa"/>
             <w:tcBorders>
-              <w:top w:val="single" w:sz="8" w:space="0" w:color="F4B083"/>
-              <w:left w:val="single" w:sz="8" w:space="0" w:color="F4B083"/>
-              <w:bottom w:val="single" w:sz="8" w:space="0" w:color="F4B083"/>
-              <w:right w:val="single" w:sz="8" w:space="0" w:color="F4B083"/>
+              <w:top w:val="single" w:color="F4B083" w:sz="8" w:space="0"/>
+              <w:left w:val="single" w:color="F4B083" w:sz="8" w:space="0"/>
+              <w:bottom w:val="single" w:color="F4B083" w:sz="8" w:space="0"/>
+              <w:right w:val="single" w:color="F4B083" w:sz="8" w:space="0"/>
             </w:tcBorders>
             <w:tcMar>
               <w:top w:w="100" w:type="dxa"/>
@@ -12444,10 +12946,10 @@
           <w:tcPr>
             <w:tcW w:w="3420" w:type="dxa"/>
             <w:tcBorders>
-              <w:top w:val="single" w:sz="8" w:space="0" w:color="F4B083"/>
-              <w:left w:val="single" w:sz="8" w:space="0" w:color="F4B083"/>
-              <w:bottom w:val="single" w:sz="8" w:space="0" w:color="F4B083"/>
-              <w:right w:val="single" w:sz="8" w:space="0" w:color="F4B083"/>
+              <w:top w:val="single" w:color="F4B083" w:sz="8" w:space="0"/>
+              <w:left w:val="single" w:color="F4B083" w:sz="8" w:space="0"/>
+              <w:bottom w:val="single" w:color="F4B083" w:sz="8" w:space="0"/>
+              <w:right w:val="single" w:color="F4B083" w:sz="8" w:space="0"/>
             </w:tcBorders>
             <w:tcMar>
               <w:top w:w="100" w:type="dxa"/>
@@ -12487,7 +12989,7 @@
     </w:p>
     <w:sectPr>
       <w:headerReference w:type="default" r:id="rId11"/>
-      <w:pgSz w:w="11909" w:h="16834"/>
+      <w:pgSz w:w="11909" w:h="16834" w:orient="portrait"/>
       <w:pgMar w:top="1440" w:right="1440" w:bottom="1440" w:left="1440" w:header="720" w:footer="720" w:gutter="0"/>
       <w:pgNumType w:start="1"/>
       <w:cols w:space="720"/>
@@ -12547,7 +13049,7 @@
 </file>
 
 <file path=word/header1.xml><?xml version="1.0" encoding="utf-8"?>
-<w:hdr xmlns:wpc="http://schemas.microsoft.com/office/word/2010/wordprocessingCanvas" xmlns:cx="http://schemas.microsoft.com/office/drawing/2014/chartex" xmlns:cx1="http://schemas.microsoft.com/office/drawing/2015/9/8/chartex" xmlns:cx2="http://schemas.microsoft.com/office/drawing/2015/10/21/chartex" xmlns:cx3="http://schemas.microsoft.com/office/drawing/2016/5/9/chartex" xmlns:cx4="http://schemas.microsoft.com/office/drawing/2016/5/10/chartex" xmlns:cx5="http://schemas.microsoft.com/office/drawing/2016/5/11/chartex" xmlns:cx6="http://schemas.microsoft.com/office/drawing/2016/5/12/chartex" xmlns:cx7="http://schemas.microsoft.com/office/drawing/2016/5/13/chartex" xmlns:cx8="http://schemas.microsoft.com/office/drawing/2016/5/14/chartex" xmlns:mc="http://schemas.openxmlformats.org/markup-compatibility/2006" xmlns:aink="http://schemas.microsoft.com/office/drawing/2016/ink" xmlns:am3d="http://schemas.microsoft.com/office/drawing/2017/model3d" xmlns:o="urn:schemas-microsoft-com:office:office" xmlns:oel="http://schemas.microsoft.com/office/2019/extlst" xmlns:r="http://schemas.openxmlformats.org/officeDocument/2006/relationships" xmlns:m="http://schemas.openxmlformats.org/officeDocument/2006/math" xmlns:v="urn:schemas-microsoft-com:vml" xmlns:wp14="http://schemas.microsoft.com/office/word/2010/wordprocessingDrawing" xmlns:wp="http://schemas.openxmlformats.org/drawingml/2006/wordprocessingDrawing" xmlns:w10="urn:schemas-microsoft-com:office:word" xmlns:w="http://schemas.openxmlformats.org/wordprocessingml/2006/main" xmlns:w14="http://schemas.microsoft.com/office/word/2010/wordml" xmlns:w15="http://schemas.microsoft.com/office/word/2012/wordml" xmlns:w16cex="http://schemas.microsoft.com/office/word/2018/wordml/cex" xmlns:w16cid="http://schemas.microsoft.com/office/word/2016/wordml/cid" xmlns:w16="http://schemas.microsoft.com/office/word/2018/wordml" xmlns:w16du="http://schemas.microsoft.com/office/word/2023/wordml/word16du" xmlns:w16sdtdh="http://schemas.microsoft.com/office/word/2020/wordml/sdtdatahash" xmlns:w16sdtfl="http://schemas.microsoft.com/office/word/2024/wordml/sdtformatlock" xmlns:w16se="http://schemas.microsoft.com/office/word/2015/wordml/symex" xmlns:wpg="http://schemas.microsoft.com/office/word/2010/wordprocessingGroup" xmlns:wpi="http://schemas.microsoft.com/office/word/2010/wordprocessingInk" xmlns:wne="http://schemas.microsoft.com/office/word/2006/wordml" xmlns:wps="http://schemas.microsoft.com/office/word/2010/wordprocessingShape" mc:Ignorable="w14 w15 w16se w16cid w16 w16cex w16sdtdh w16sdtfl w16du wp14">
+<w:hdr xmlns:wpc="http://schemas.microsoft.com/office/word/2010/wordprocessingCanvas" xmlns:cx="http://schemas.microsoft.com/office/drawing/2014/chartex" xmlns:cx1="http://schemas.microsoft.com/office/drawing/2015/9/8/chartex" xmlns:cx2="http://schemas.microsoft.com/office/drawing/2015/10/21/chartex" xmlns:cx3="http://schemas.microsoft.com/office/drawing/2016/5/9/chartex" xmlns:cx4="http://schemas.microsoft.com/office/drawing/2016/5/10/chartex" xmlns:cx5="http://schemas.microsoft.com/office/drawing/2016/5/11/chartex" xmlns:cx6="http://schemas.microsoft.com/office/drawing/2016/5/12/chartex" xmlns:cx7="http://schemas.microsoft.com/office/drawing/2016/5/13/chartex" xmlns:cx8="http://schemas.microsoft.com/office/drawing/2016/5/14/chartex" xmlns:mc="http://schemas.openxmlformats.org/markup-compatibility/2006" xmlns:aink="http://schemas.microsoft.com/office/drawing/2016/ink" xmlns:am3d="http://schemas.microsoft.com/office/drawing/2017/model3d" xmlns:o="urn:schemas-microsoft-com:office:office" xmlns:oel="http://schemas.microsoft.com/office/2019/extlst" xmlns:r="http://schemas.openxmlformats.org/officeDocument/2006/relationships" xmlns:m="http://schemas.openxmlformats.org/officeDocument/2006/math" xmlns:v="urn:schemas-microsoft-com:vml" xmlns:wp14="http://schemas.microsoft.com/office/word/2010/wordprocessingDrawing" xmlns:wp="http://schemas.openxmlformats.org/drawingml/2006/wordprocessingDrawing" xmlns:w10="urn:schemas-microsoft-com:office:word" xmlns:w="http://schemas.openxmlformats.org/wordprocessingml/2006/main" xmlns:w14="http://schemas.microsoft.com/office/word/2010/wordml" xmlns:w15="http://schemas.microsoft.com/office/word/2012/wordml" xmlns:w16cex="http://schemas.microsoft.com/office/word/2018/wordml/cex" xmlns:w16cid="http://schemas.microsoft.com/office/word/2016/wordml/cid" xmlns:w16="http://schemas.microsoft.com/office/word/2018/wordml" xmlns:w16du="http://schemas.microsoft.com/office/word/2023/wordml/word16du" xmlns:w16sdtdh="http://schemas.microsoft.com/office/word/2020/wordml/sdtdatahash" xmlns:w16sdtfl="http://schemas.microsoft.com/office/word/2024/wordml/sdtformatlock" xmlns:w16se="http://schemas.microsoft.com/office/word/2015/wordml/symex" xmlns:wpg="http://schemas.microsoft.com/office/word/2010/wordprocessingGroup" xmlns:wpi="http://schemas.microsoft.com/office/word/2010/wordprocessingInk" xmlns:wne="http://schemas.microsoft.com/office/word/2006/wordml" xmlns:wps="http://schemas.microsoft.com/office/word/2010/wordprocessingShape" xmlns:a="http://schemas.openxmlformats.org/drawingml/2006/main" xmlns:pic="http://schemas.openxmlformats.org/drawingml/2006/picture" mc:Ignorable="w14 w15 w16se w16cid w16 w16cex w16sdtdh w16sdtfl w16du wp14">
   <w:p>
     <w:pPr>
       <w:pBdr>
@@ -12700,7 +13202,7 @@
         </mc:Choice>
         <mc:Fallback>
           <w:pict>
-            <v:rect w14:anchorId="4CD7B852" id="Rectángulo 1" o:spid="_x0000_s1026" style="position:absolute;margin-left:-54pt;margin-top:-14.4pt;width:460.5pt;height:112.3pt;z-index:251659264;visibility:visible;mso-wrap-style:square;mso-wrap-distance-left:9pt;mso-wrap-distance-top:3.6pt;mso-wrap-distance-right:9pt;mso-wrap-distance-bottom:3.6pt;mso-position-horizontal:absolute;mso-position-horizontal-relative:text;mso-position-vertical:absolute;mso-position-vertical-relative:text;v-text-anchor:top" o:gfxdata="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" filled="f" stroked="f">
+            <v:rect id="Rectángulo 1" style="position:absolute;margin-left:-54pt;margin-top:-14.4pt;width:460.5pt;height:112.3pt;z-index:251659264;visibility:visible;mso-wrap-style:square;mso-wrap-distance-left:9pt;mso-wrap-distance-top:3.6pt;mso-wrap-distance-right:9pt;mso-wrap-distance-bottom:3.6pt;mso-position-horizontal:absolute;mso-position-horizontal-relative:text;mso-position-vertical:absolute;mso-position-vertical-relative:text;v-text-anchor:top" o:spid="_x0000_s1026" filled="f" stroked="f" w14:anchorId="4CD7B852" o:gfxdata="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">
               <v:textbox inset="2.53958mm,1.2694mm,2.53958mm,1.2694mm">
                 <w:txbxContent>
                   <w:p>
@@ -12762,7 +13264,7 @@
         <w:ind w:left="720" w:hanging="360"/>
       </w:pPr>
       <w:rPr>
-        <w:rFonts w:ascii="Symbol" w:hAnsi="Symbol" w:hint="default"/>
+        <w:rFonts w:hint="default" w:ascii="Symbol" w:hAnsi="Symbol"/>
       </w:rPr>
     </w:lvl>
     <w:lvl w:ilvl="1" w:tplc="04090003" w:tentative="1">
@@ -12774,7 +13276,7 @@
         <w:ind w:left="1440" w:hanging="360"/>
       </w:pPr>
       <w:rPr>
-        <w:rFonts w:ascii="Courier New" w:hAnsi="Courier New" w:cs="Courier New" w:hint="default"/>
+        <w:rFonts w:hint="default" w:ascii="Courier New" w:hAnsi="Courier New" w:cs="Courier New"/>
       </w:rPr>
     </w:lvl>
     <w:lvl w:ilvl="2" w:tplc="04090005" w:tentative="1">
@@ -12786,7 +13288,7 @@
         <w:ind w:left="2160" w:hanging="360"/>
       </w:pPr>
       <w:rPr>
-        <w:rFonts w:ascii="Wingdings" w:hAnsi="Wingdings" w:hint="default"/>
+        <w:rFonts w:hint="default" w:ascii="Wingdings" w:hAnsi="Wingdings"/>
       </w:rPr>
     </w:lvl>
     <w:lvl w:ilvl="3" w:tplc="04090001" w:tentative="1">
@@ -12798,7 +13300,7 @@
         <w:ind w:left="2880" w:hanging="360"/>
       </w:pPr>
       <w:rPr>
-        <w:rFonts w:ascii="Symbol" w:hAnsi="Symbol" w:hint="default"/>
+        <w:rFonts w:hint="default" w:ascii="Symbol" w:hAnsi="Symbol"/>
       </w:rPr>
     </w:lvl>
     <w:lvl w:ilvl="4" w:tplc="04090003" w:tentative="1">
@@ -12810,7 +13312,7 @@
         <w:ind w:left="3600" w:hanging="360"/>
       </w:pPr>
       <w:rPr>
-        <w:rFonts w:ascii="Courier New" w:hAnsi="Courier New" w:cs="Courier New" w:hint="default"/>
+        <w:rFonts w:hint="default" w:ascii="Courier New" w:hAnsi="Courier New" w:cs="Courier New"/>
       </w:rPr>
     </w:lvl>
     <w:lvl w:ilvl="5" w:tplc="04090005" w:tentative="1">
@@ -12822,7 +13324,7 @@
         <w:ind w:left="4320" w:hanging="360"/>
       </w:pPr>
       <w:rPr>
-        <w:rFonts w:ascii="Wingdings" w:hAnsi="Wingdings" w:hint="default"/>
+        <w:rFonts w:hint="default" w:ascii="Wingdings" w:hAnsi="Wingdings"/>
       </w:rPr>
     </w:lvl>
     <w:lvl w:ilvl="6" w:tplc="04090001" w:tentative="1">
@@ -12834,7 +13336,7 @@
         <w:ind w:left="5040" w:hanging="360"/>
       </w:pPr>
       <w:rPr>
-        <w:rFonts w:ascii="Symbol" w:hAnsi="Symbol" w:hint="default"/>
+        <w:rFonts w:hint="default" w:ascii="Symbol" w:hAnsi="Symbol"/>
       </w:rPr>
     </w:lvl>
     <w:lvl w:ilvl="7" w:tplc="04090003" w:tentative="1">
@@ -12846,7 +13348,7 @@
         <w:ind w:left="5760" w:hanging="360"/>
       </w:pPr>
       <w:rPr>
-        <w:rFonts w:ascii="Courier New" w:hAnsi="Courier New" w:cs="Courier New" w:hint="default"/>
+        <w:rFonts w:hint="default" w:ascii="Courier New" w:hAnsi="Courier New" w:cs="Courier New"/>
       </w:rPr>
     </w:lvl>
     <w:lvl w:ilvl="8" w:tplc="04090005" w:tentative="1">
@@ -12858,7 +13360,7 @@
         <w:ind w:left="6480" w:hanging="360"/>
       </w:pPr>
       <w:rPr>
-        <w:rFonts w:ascii="Wingdings" w:hAnsi="Wingdings" w:hint="default"/>
+        <w:rFonts w:hint="default" w:ascii="Wingdings" w:hAnsi="Wingdings"/>
       </w:rPr>
     </w:lvl>
   </w:abstractNum>
@@ -12875,7 +13377,7 @@
         <w:ind w:left="1080" w:hanging="360"/>
       </w:pPr>
       <w:rPr>
-        <w:rFonts w:ascii="Noto Sans Symbols" w:eastAsia="Noto Sans Symbols" w:hAnsi="Noto Sans Symbols" w:cs="Noto Sans Symbols"/>
+        <w:rFonts w:ascii="Noto Sans Symbols" w:hAnsi="Noto Sans Symbols" w:eastAsia="Noto Sans Symbols" w:cs="Noto Sans Symbols"/>
       </w:rPr>
     </w:lvl>
     <w:lvl w:ilvl="1">
@@ -12887,7 +13389,7 @@
         <w:ind w:left="1800" w:hanging="360"/>
       </w:pPr>
       <w:rPr>
-        <w:rFonts w:ascii="Courier New" w:eastAsia="Courier New" w:hAnsi="Courier New" w:cs="Courier New"/>
+        <w:rFonts w:ascii="Courier New" w:hAnsi="Courier New" w:eastAsia="Courier New" w:cs="Courier New"/>
       </w:rPr>
     </w:lvl>
     <w:lvl w:ilvl="2">
@@ -12899,7 +13401,7 @@
         <w:ind w:left="2520" w:hanging="360"/>
       </w:pPr>
       <w:rPr>
-        <w:rFonts w:ascii="Noto Sans Symbols" w:eastAsia="Noto Sans Symbols" w:hAnsi="Noto Sans Symbols" w:cs="Noto Sans Symbols"/>
+        <w:rFonts w:ascii="Noto Sans Symbols" w:hAnsi="Noto Sans Symbols" w:eastAsia="Noto Sans Symbols" w:cs="Noto Sans Symbols"/>
       </w:rPr>
     </w:lvl>
     <w:lvl w:ilvl="3">
@@ -12911,7 +13413,7 @@
         <w:ind w:left="3240" w:hanging="360"/>
       </w:pPr>
       <w:rPr>
-        <w:rFonts w:ascii="Noto Sans Symbols" w:eastAsia="Noto Sans Symbols" w:hAnsi="Noto Sans Symbols" w:cs="Noto Sans Symbols"/>
+        <w:rFonts w:ascii="Noto Sans Symbols" w:hAnsi="Noto Sans Symbols" w:eastAsia="Noto Sans Symbols" w:cs="Noto Sans Symbols"/>
       </w:rPr>
     </w:lvl>
     <w:lvl w:ilvl="4">
@@ -12923,7 +13425,7 @@
         <w:ind w:left="3960" w:hanging="360"/>
       </w:pPr>
       <w:rPr>
-        <w:rFonts w:ascii="Courier New" w:eastAsia="Courier New" w:hAnsi="Courier New" w:cs="Courier New"/>
+        <w:rFonts w:ascii="Courier New" w:hAnsi="Courier New" w:eastAsia="Courier New" w:cs="Courier New"/>
       </w:rPr>
     </w:lvl>
     <w:lvl w:ilvl="5">
@@ -12935,7 +13437,7 @@
         <w:ind w:left="4680" w:hanging="360"/>
       </w:pPr>
       <w:rPr>
-        <w:rFonts w:ascii="Noto Sans Symbols" w:eastAsia="Noto Sans Symbols" w:hAnsi="Noto Sans Symbols" w:cs="Noto Sans Symbols"/>
+        <w:rFonts w:ascii="Noto Sans Symbols" w:hAnsi="Noto Sans Symbols" w:eastAsia="Noto Sans Symbols" w:cs="Noto Sans Symbols"/>
       </w:rPr>
     </w:lvl>
     <w:lvl w:ilvl="6">
@@ -12947,7 +13449,7 @@
         <w:ind w:left="5400" w:hanging="360"/>
       </w:pPr>
       <w:rPr>
-        <w:rFonts w:ascii="Noto Sans Symbols" w:eastAsia="Noto Sans Symbols" w:hAnsi="Noto Sans Symbols" w:cs="Noto Sans Symbols"/>
+        <w:rFonts w:ascii="Noto Sans Symbols" w:hAnsi="Noto Sans Symbols" w:eastAsia="Noto Sans Symbols" w:cs="Noto Sans Symbols"/>
       </w:rPr>
     </w:lvl>
     <w:lvl w:ilvl="7">
@@ -12959,7 +13461,7 @@
         <w:ind w:left="6120" w:hanging="360"/>
       </w:pPr>
       <w:rPr>
-        <w:rFonts w:ascii="Courier New" w:eastAsia="Courier New" w:hAnsi="Courier New" w:cs="Courier New"/>
+        <w:rFonts w:ascii="Courier New" w:hAnsi="Courier New" w:eastAsia="Courier New" w:cs="Courier New"/>
       </w:rPr>
     </w:lvl>
     <w:lvl w:ilvl="8">
@@ -12971,7 +13473,7 @@
         <w:ind w:left="6840" w:hanging="360"/>
       </w:pPr>
       <w:rPr>
-        <w:rFonts w:ascii="Noto Sans Symbols" w:eastAsia="Noto Sans Symbols" w:hAnsi="Noto Sans Symbols" w:cs="Noto Sans Symbols"/>
+        <w:rFonts w:ascii="Noto Sans Symbols" w:hAnsi="Noto Sans Symbols" w:eastAsia="Noto Sans Symbols" w:cs="Noto Sans Symbols"/>
       </w:rPr>
     </w:lvl>
   </w:abstractNum>
@@ -12989,7 +13491,7 @@
   <w:docDefaults>
     <w:rPrDefault>
       <w:rPr>
-        <w:rFonts w:ascii="Arial" w:eastAsia="Arial" w:hAnsi="Arial" w:cs="Arial"/>
+        <w:rFonts w:ascii="Arial" w:hAnsi="Arial" w:eastAsia="Arial" w:cs="Arial"/>
         <w:sz w:val="22"/>
         <w:szCs w:val="22"/>
         <w:lang w:val="es-419" w:eastAsia="es-CO" w:bidi="ar-SA"/>
@@ -13004,14 +13506,14 @@
   <w:latentStyles w:defLockedState="0" w:defUIPriority="99" w:defSemiHidden="0" w:defUnhideWhenUsed="0" w:defQFormat="0" w:count="376">
     <w:lsdException w:name="Normal" w:uiPriority="0" w:qFormat="1"/>
     <w:lsdException w:name="heading 1" w:uiPriority="9" w:qFormat="1"/>
-    <w:lsdException w:name="heading 2" w:semiHidden="1" w:uiPriority="9" w:unhideWhenUsed="1" w:qFormat="1"/>
-    <w:lsdException w:name="heading 3" w:semiHidden="1" w:uiPriority="9" w:unhideWhenUsed="1" w:qFormat="1"/>
-    <w:lsdException w:name="heading 4" w:semiHidden="1" w:uiPriority="9" w:unhideWhenUsed="1" w:qFormat="1"/>
-    <w:lsdException w:name="heading 5" w:semiHidden="1" w:uiPriority="9" w:unhideWhenUsed="1" w:qFormat="1"/>
-    <w:lsdException w:name="heading 6" w:semiHidden="1" w:uiPriority="9" w:unhideWhenUsed="1" w:qFormat="1"/>
-    <w:lsdException w:name="heading 7" w:semiHidden="1" w:uiPriority="9" w:unhideWhenUsed="1" w:qFormat="1"/>
-    <w:lsdException w:name="heading 8" w:semiHidden="1" w:uiPriority="9" w:unhideWhenUsed="1" w:qFormat="1"/>
-    <w:lsdException w:name="heading 9" w:semiHidden="1" w:uiPriority="9" w:unhideWhenUsed="1" w:qFormat="1"/>
+    <w:lsdException w:name="heading 2" w:uiPriority="9" w:semiHidden="1" w:unhideWhenUsed="1" w:qFormat="1"/>
+    <w:lsdException w:name="heading 3" w:uiPriority="9" w:semiHidden="1" w:unhideWhenUsed="1" w:qFormat="1"/>
+    <w:lsdException w:name="heading 4" w:uiPriority="9" w:semiHidden="1" w:unhideWhenUsed="1" w:qFormat="1"/>
+    <w:lsdException w:name="heading 5" w:uiPriority="9" w:semiHidden="1" w:unhideWhenUsed="1" w:qFormat="1"/>
+    <w:lsdException w:name="heading 6" w:uiPriority="9" w:semiHidden="1" w:unhideWhenUsed="1" w:qFormat="1"/>
+    <w:lsdException w:name="heading 7" w:uiPriority="9" w:semiHidden="1" w:unhideWhenUsed="1" w:qFormat="1"/>
+    <w:lsdException w:name="heading 8" w:uiPriority="9" w:semiHidden="1" w:unhideWhenUsed="1" w:qFormat="1"/>
+    <w:lsdException w:name="heading 9" w:uiPriority="9" w:semiHidden="1" w:unhideWhenUsed="1" w:qFormat="1"/>
     <w:lsdException w:name="index 1" w:semiHidden="1" w:unhideWhenUsed="1"/>
     <w:lsdException w:name="index 2" w:semiHidden="1" w:unhideWhenUsed="1"/>
     <w:lsdException w:name="index 3" w:semiHidden="1" w:unhideWhenUsed="1"/>
@@ -13021,22 +13523,22 @@
     <w:lsdException w:name="index 7" w:semiHidden="1" w:unhideWhenUsed="1"/>
     <w:lsdException w:name="index 8" w:semiHidden="1" w:unhideWhenUsed="1"/>
     <w:lsdException w:name="index 9" w:semiHidden="1" w:unhideWhenUsed="1"/>
-    <w:lsdException w:name="toc 1" w:semiHidden="1" w:uiPriority="39" w:unhideWhenUsed="1"/>
-    <w:lsdException w:name="toc 2" w:semiHidden="1" w:uiPriority="39" w:unhideWhenUsed="1"/>
-    <w:lsdException w:name="toc 3" w:semiHidden="1" w:uiPriority="39" w:unhideWhenUsed="1"/>
-    <w:lsdException w:name="toc 4" w:semiHidden="1" w:uiPriority="39" w:unhideWhenUsed="1"/>
-    <w:lsdException w:name="toc 5" w:semiHidden="1" w:uiPriority="39" w:unhideWhenUsed="1"/>
-    <w:lsdException w:name="toc 6" w:semiHidden="1" w:uiPriority="39" w:unhideWhenUsed="1"/>
-    <w:lsdException w:name="toc 7" w:semiHidden="1" w:uiPriority="39" w:unhideWhenUsed="1"/>
-    <w:lsdException w:name="toc 8" w:semiHidden="1" w:uiPriority="39" w:unhideWhenUsed="1"/>
-    <w:lsdException w:name="toc 9" w:semiHidden="1" w:uiPriority="39" w:unhideWhenUsed="1"/>
+    <w:lsdException w:name="toc 1" w:uiPriority="39" w:semiHidden="1" w:unhideWhenUsed="1"/>
+    <w:lsdException w:name="toc 2" w:uiPriority="39" w:semiHidden="1" w:unhideWhenUsed="1"/>
+    <w:lsdException w:name="toc 3" w:uiPriority="39" w:semiHidden="1" w:unhideWhenUsed="1"/>
+    <w:lsdException w:name="toc 4" w:uiPriority="39" w:semiHidden="1" w:unhideWhenUsed="1"/>
+    <w:lsdException w:name="toc 5" w:uiPriority="39" w:semiHidden="1" w:unhideWhenUsed="1"/>
+    <w:lsdException w:name="toc 6" w:uiPriority="39" w:semiHidden="1" w:unhideWhenUsed="1"/>
+    <w:lsdException w:name="toc 7" w:uiPriority="39" w:semiHidden="1" w:unhideWhenUsed="1"/>
+    <w:lsdException w:name="toc 8" w:uiPriority="39" w:semiHidden="1" w:unhideWhenUsed="1"/>
+    <w:lsdException w:name="toc 9" w:uiPriority="39" w:semiHidden="1" w:unhideWhenUsed="1"/>
     <w:lsdException w:name="Normal Indent" w:semiHidden="1" w:unhideWhenUsed="1"/>
     <w:lsdException w:name="footnote text" w:semiHidden="1" w:unhideWhenUsed="1"/>
     <w:lsdException w:name="annotation text" w:semiHidden="1" w:unhideWhenUsed="1"/>
     <w:lsdException w:name="header" w:semiHidden="1" w:unhideWhenUsed="1"/>
     <w:lsdException w:name="footer" w:semiHidden="1" w:unhideWhenUsed="1"/>
     <w:lsdException w:name="index heading" w:semiHidden="1" w:unhideWhenUsed="1"/>
-    <w:lsdException w:name="caption" w:semiHidden="1" w:uiPriority="35" w:unhideWhenUsed="1" w:qFormat="1"/>
+    <w:lsdException w:name="caption" w:uiPriority="35" w:semiHidden="1" w:unhideWhenUsed="1" w:qFormat="1"/>
     <w:lsdException w:name="table of figures" w:semiHidden="1" w:unhideWhenUsed="1"/>
     <w:lsdException w:name="envelope address" w:semiHidden="1" w:unhideWhenUsed="1"/>
     <w:lsdException w:name="envelope return" w:semiHidden="1" w:unhideWhenUsed="1"/>
@@ -13067,7 +13569,7 @@
     <w:lsdException w:name="Title" w:uiPriority="10" w:qFormat="1"/>
     <w:lsdException w:name="Closing" w:semiHidden="1" w:unhideWhenUsed="1"/>
     <w:lsdException w:name="Signature" w:semiHidden="1" w:unhideWhenUsed="1"/>
-    <w:lsdException w:name="Default Paragraph Font" w:semiHidden="1" w:uiPriority="1" w:unhideWhenUsed="1"/>
+    <w:lsdException w:name="Default Paragraph Font" w:uiPriority="1" w:semiHidden="1" w:unhideWhenUsed="1"/>
     <w:lsdException w:name="Body Text" w:semiHidden="1" w:unhideWhenUsed="1"/>
     <w:lsdException w:name="Body Text Indent" w:semiHidden="1" w:unhideWhenUsed="1"/>
     <w:lsdException w:name="List Continue" w:semiHidden="1" w:unhideWhenUsed="1"/>
@@ -13267,8 +13769,8 @@
     <w:lsdException w:name="Subtle Reference" w:uiPriority="31" w:qFormat="1"/>
     <w:lsdException w:name="Intense Reference" w:uiPriority="32" w:qFormat="1"/>
     <w:lsdException w:name="Book Title" w:uiPriority="33" w:qFormat="1"/>
-    <w:lsdException w:name="Bibliography" w:semiHidden="1" w:uiPriority="37" w:unhideWhenUsed="1"/>
-    <w:lsdException w:name="TOC Heading" w:semiHidden="1" w:uiPriority="39" w:unhideWhenUsed="1" w:qFormat="1"/>
+    <w:lsdException w:name="Bibliography" w:uiPriority="37" w:semiHidden="1" w:unhideWhenUsed="1"/>
+    <w:lsdException w:name="TOC Heading" w:uiPriority="39" w:semiHidden="1" w:unhideWhenUsed="1" w:qFormat="1"/>
     <w:lsdException w:name="Plain Table 1" w:uiPriority="41"/>
     <w:lsdException w:name="Plain Table 2" w:uiPriority="42"/>
     <w:lsdException w:name="Plain Table 3" w:uiPriority="43"/>
@@ -13379,7 +13881,7 @@
     <w:lsdException w:name="Unresolved Mention" w:semiHidden="1" w:unhideWhenUsed="1"/>
     <w:lsdException w:name="Smart Link" w:semiHidden="1" w:unhideWhenUsed="1"/>
   </w:latentStyles>
-  <w:style w:type="paragraph" w:default="1" w:styleId="Normal">
+  <w:style w:type="paragraph" w:styleId="Normal" w:default="1">
     <w:name w:val="Normal"/>
     <w:qFormat/>
   </w:style>
@@ -13496,13 +13998,13 @@
       <w:color w:val="666666"/>
     </w:rPr>
   </w:style>
-  <w:style w:type="character" w:default="1" w:styleId="Fuentedeprrafopredeter">
+  <w:style w:type="character" w:styleId="Fuentedeprrafopredeter" w:default="1">
     <w:name w:val="Default Paragraph Font"/>
     <w:uiPriority w:val="1"/>
     <w:semiHidden/>
     <w:unhideWhenUsed/>
   </w:style>
-  <w:style w:type="table" w:default="1" w:styleId="Tablanormal">
+  <w:style w:type="table" w:styleId="Tablanormal" w:default="1">
     <w:name w:val="Normal Table"/>
     <w:uiPriority w:val="99"/>
     <w:semiHidden/>
@@ -13517,13 +14019,13 @@
       </w:tblCellMar>
     </w:tblPr>
   </w:style>
-  <w:style w:type="numbering" w:default="1" w:styleId="Sinlista">
+  <w:style w:type="numbering" w:styleId="Sinlista" w:default="1">
     <w:name w:val="No List"/>
     <w:uiPriority w:val="99"/>
     <w:semiHidden/>
     <w:unhideWhenUsed/>
   </w:style>
-  <w:style w:type="table" w:customStyle="1" w:styleId="TableNormal">
+  <w:style w:type="table" w:styleId="TableNormal" w:customStyle="1">
     <w:name w:val="Table Normal"/>
     <w:tblPr>
       <w:tblCellMar>
@@ -13567,7 +14069,7 @@
       <w:szCs w:val="30"/>
     </w:rPr>
   </w:style>
-  <w:style w:type="table" w:customStyle="1" w:styleId="a">
+  <w:style w:type="table" w:styleId="a" w:customStyle="1">
     <w:basedOn w:val="TableNormal"/>
     <w:pPr>
       <w:spacing w:line="240" w:lineRule="auto"/>
@@ -13590,7 +14092,7 @@
       <w:tblPr/>
       <w:tcPr>
         <w:tcBorders>
-          <w:bottom w:val="single" w:sz="12" w:space="0" w:color="F4B083"/>
+          <w:bottom w:val="single" w:color="F4B083" w:sz="12" w:space="0"/>
         </w:tcBorders>
       </w:tcPr>
     </w:tblStylePr>
@@ -13601,7 +14103,7 @@
       <w:tblPr/>
       <w:tcPr>
         <w:tcBorders>
-          <w:top w:val="single" w:sz="4" w:space="0" w:color="F4B083"/>
+          <w:top w:val="single" w:color="F4B083" w:sz="4" w:space="0"/>
         </w:tcBorders>
       </w:tcPr>
     </w:tblStylePr>
@@ -13628,7 +14130,7 @@
       </w:tcPr>
     </w:tblStylePr>
   </w:style>
-  <w:style w:type="table" w:customStyle="1" w:styleId="a0">
+  <w:style w:type="table" w:styleId="a0" w:customStyle="1">
     <w:basedOn w:val="TableNormal"/>
     <w:tblPr>
       <w:tblStyleRowBandSize w:val="1"/>
@@ -13658,7 +14160,7 @@
       <w:szCs w:val="18"/>
     </w:rPr>
   </w:style>
-  <w:style w:type="character" w:customStyle="1" w:styleId="TextodegloboCar">
+  <w:style w:type="character" w:styleId="TextodegloboCar" w:customStyle="1">
     <w:name w:val="Texto de globo Car"/>
     <w:basedOn w:val="Fuentedeprrafopredeter"/>
     <w:link w:val="Textodeglobo"/>
@@ -13686,7 +14188,7 @@
       <w:spacing w:line="240" w:lineRule="auto"/>
     </w:pPr>
   </w:style>
-  <w:style w:type="character" w:customStyle="1" w:styleId="EncabezadoCar">
+  <w:style w:type="character" w:styleId="EncabezadoCar" w:customStyle="1">
     <w:name w:val="Encabezado Car"/>
     <w:basedOn w:val="Fuentedeprrafopredeter"/>
     <w:link w:val="Encabezado"/>
@@ -13708,7 +14210,7 @@
       <w:spacing w:line="240" w:lineRule="auto"/>
     </w:pPr>
   </w:style>
-  <w:style w:type="character" w:customStyle="1" w:styleId="PiedepginaCar">
+  <w:style w:type="character" w:styleId="PiedepginaCar" w:customStyle="1">
     <w:name w:val="Pie de página Car"/>
     <w:basedOn w:val="Fuentedeprrafopredeter"/>
     <w:link w:val="Piedepgina"/>
